--- a/Files/2-nd course/4-th semester/Object-oriented programming/Laboratory work/Lab #1/Vlad/Отчёт 1 лаба.docx
+++ b/Files/2-nd course/4-th semester/Object-oriented programming/Laboratory work/Lab #1/Vlad/Отчёт 1 лаба.docx
@@ -1,6 +1,6 @@
 
 <file path=word/document.xml><?xml version="1.0" encoding="utf-8"?>
-<w:document xmlns:wpc="http://schemas.microsoft.com/office/word/2010/wordprocessingCanvas" xmlns:mc="http://schemas.openxmlformats.org/markup-compatibility/2006" xmlns:o="urn:schemas-microsoft-com:office:office" xmlns:r="http://schemas.openxmlformats.org/officeDocument/2006/relationships" xmlns:m="http://schemas.openxmlformats.org/officeDocument/2006/math" xmlns:v="urn:schemas-microsoft-com:vml" xmlns:wp14="http://schemas.microsoft.com/office/word/2010/wordprocessingDrawing" xmlns:wp="http://schemas.openxmlformats.org/drawingml/2006/wordprocessingDrawing" xmlns:w10="urn:schemas-microsoft-com:office:word" xmlns:w="http://schemas.openxmlformats.org/wordprocessingml/2006/main" xmlns:w14="http://schemas.microsoft.com/office/word/2010/wordml" xmlns:w15="http://schemas.microsoft.com/office/word/2012/wordml" xmlns:wpg="http://schemas.microsoft.com/office/word/2010/wordprocessingGroup" xmlns:wpi="http://schemas.microsoft.com/office/word/2010/wordprocessingInk" xmlns:wne="http://schemas.microsoft.com/office/word/2006/wordml" xmlns:wps="http://schemas.microsoft.com/office/word/2010/wordprocessingShape" mc:Ignorable="w14 w15 wp14">
+<w:document xmlns:wpc="http://schemas.microsoft.com/office/word/2010/wordprocessingCanvas" xmlns:cx="http://schemas.microsoft.com/office/drawing/2014/chartex" xmlns:cx1="http://schemas.microsoft.com/office/drawing/2015/9/8/chartex" xmlns:cx2="http://schemas.microsoft.com/office/drawing/2015/10/21/chartex" xmlns:cx3="http://schemas.microsoft.com/office/drawing/2016/5/9/chartex" xmlns:cx4="http://schemas.microsoft.com/office/drawing/2016/5/10/chartex" xmlns:cx5="http://schemas.microsoft.com/office/drawing/2016/5/11/chartex" xmlns:cx6="http://schemas.microsoft.com/office/drawing/2016/5/12/chartex" xmlns:cx7="http://schemas.microsoft.com/office/drawing/2016/5/13/chartex" xmlns:cx8="http://schemas.microsoft.com/office/drawing/2016/5/14/chartex" xmlns:mc="http://schemas.openxmlformats.org/markup-compatibility/2006" xmlns:aink="http://schemas.microsoft.com/office/drawing/2016/ink" xmlns:am3d="http://schemas.microsoft.com/office/drawing/2017/model3d" xmlns:o="urn:schemas-microsoft-com:office:office" xmlns:oel="http://schemas.microsoft.com/office/2019/extlst" xmlns:r="http://schemas.openxmlformats.org/officeDocument/2006/relationships" xmlns:m="http://schemas.openxmlformats.org/officeDocument/2006/math" xmlns:v="urn:schemas-microsoft-com:vml" xmlns:wp14="http://schemas.microsoft.com/office/word/2010/wordprocessingDrawing" xmlns:wp="http://schemas.openxmlformats.org/drawingml/2006/wordprocessingDrawing" xmlns:w10="urn:schemas-microsoft-com:office:word" xmlns:w="http://schemas.openxmlformats.org/wordprocessingml/2006/main" xmlns:w14="http://schemas.microsoft.com/office/word/2010/wordml" xmlns:w15="http://schemas.microsoft.com/office/word/2012/wordml" xmlns:w16cex="http://schemas.microsoft.com/office/word/2018/wordml/cex" xmlns:w16cid="http://schemas.microsoft.com/office/word/2016/wordml/cid" xmlns:w16="http://schemas.microsoft.com/office/word/2018/wordml" xmlns:w16du="http://schemas.microsoft.com/office/word/2023/wordml/word16du" xmlns:w16sdtdh="http://schemas.microsoft.com/office/word/2020/wordml/sdtdatahash" xmlns:w16sdtfl="http://schemas.microsoft.com/office/word/2024/wordml/sdtformatlock" xmlns:w16se="http://schemas.microsoft.com/office/word/2015/wordml/symex" xmlns:wpg="http://schemas.microsoft.com/office/word/2010/wordprocessingGroup" xmlns:wpi="http://schemas.microsoft.com/office/word/2010/wordprocessingInk" xmlns:wne="http://schemas.microsoft.com/office/word/2006/wordml" xmlns:wps="http://schemas.microsoft.com/office/word/2010/wordprocessingShape" mc:Ignorable="w14 w15 w16se w16cid w16 w16cex w16sdtdh w16sdtfl w16du wp14">
   <w:body>
     <w:p>
       <w:pPr>
@@ -459,7 +459,6 @@
         </w:rPr>
         <w:tab/>
       </w:r>
-      <w:proofErr w:type="gramStart"/>
       <w:r>
         <w:rPr>
           <w:szCs w:val="28"/>
@@ -485,25 +484,15 @@
           <w:szCs w:val="28"/>
           <w:u w:val="single"/>
         </w:rPr>
-        <w:t>.</w:t>
-      </w:r>
-      <w:proofErr w:type="gramEnd"/>
+        <w:t>. </w:t>
+      </w:r>
       <w:r>
         <w:rPr>
           <w:szCs w:val="28"/>
           <w:u w:val="single"/>
         </w:rPr>
-        <w:t> </w:t>
-      </w:r>
-      <w:proofErr w:type="spellStart"/>
-      <w:r>
-        <w:rPr>
-          <w:szCs w:val="28"/>
-          <w:u w:val="single"/>
-        </w:rPr>
         <w:t>Овсянкин</w:t>
       </w:r>
-      <w:proofErr w:type="spellEnd"/>
       <w:r>
         <w:rPr>
           <w:szCs w:val="28"/>
@@ -1383,21 +1372,12 @@
       </w:r>
     </w:p>
     <w:p>
-      <w:pPr>
-        <w:rPr>
-          <w:lang w:val="en-US"/>
-        </w:rPr>
-      </w:pPr>
       <w:r>
         <w:t>Файл</w:t>
       </w:r>
       <w:r>
-        <w:rPr>
-          <w:lang w:val="en-US"/>
-        </w:rPr>
         <w:t xml:space="preserve"> </w:t>
       </w:r>
-      <w:proofErr w:type="spellStart"/>
       <w:r>
         <w:rPr>
           <w:b/>
@@ -1410,7 +1390,6 @@
         <w:rPr>
           <w:b/>
           <w:bCs/>
-          <w:lang w:val="en-US"/>
         </w:rPr>
         <w:t>.</w:t>
       </w:r>
@@ -1422,12 +1401,51 @@
         </w:rPr>
         <w:t>cs</w:t>
       </w:r>
+      <w:r>
+        <w:t>:</w:t>
+      </w:r>
+    </w:p>
+    <w:p>
+      <w:pPr>
+        <w:pStyle w:val="afe"/>
+        <w:rPr>
+          <w:lang w:val="en-US"/>
+        </w:rPr>
+      </w:pPr>
+      <w:bookmarkStart w:id="2" w:name="_Toc28003444"/>
+      <w:r>
+        <w:rPr>
+          <w:lang w:val="en-US"/>
+        </w:rPr>
+        <w:t>using System;</w:t>
+      </w:r>
+    </w:p>
+    <w:p>
+      <w:pPr>
+        <w:pStyle w:val="afe"/>
+        <w:rPr>
+          <w:lang w:val="en-US"/>
+        </w:rPr>
+      </w:pPr>
+      <w:r>
+        <w:rPr>
+          <w:lang w:val="en-US"/>
+        </w:rPr>
+        <w:t xml:space="preserve">using </w:t>
+      </w:r>
+      <w:proofErr w:type="spellStart"/>
+      <w:r>
+        <w:rPr>
+          <w:lang w:val="en-US"/>
+        </w:rPr>
+        <w:t>System.Collections.Generic</w:t>
+      </w:r>
       <w:proofErr w:type="spellEnd"/>
       <w:r>
         <w:rPr>
           <w:lang w:val="en-US"/>
         </w:rPr>
-        <w:t>:</w:t>
+        <w:t>;</w:t>
       </w:r>
     </w:p>
     <w:p>
@@ -1437,20 +1455,25 @@
           <w:lang w:val="en-US"/>
         </w:rPr>
       </w:pPr>
-      <w:bookmarkStart w:id="2" w:name="_Toc28003444"/>
-      <w:proofErr w:type="gramStart"/>
-      <w:r>
-        <w:rPr>
-          <w:lang w:val="en-US"/>
-        </w:rPr>
-        <w:t>using</w:t>
-      </w:r>
-      <w:proofErr w:type="gramEnd"/>
-      <w:r>
-        <w:rPr>
-          <w:lang w:val="en-US"/>
-        </w:rPr>
-        <w:t xml:space="preserve"> System;</w:t>
+      <w:r>
+        <w:rPr>
+          <w:lang w:val="en-US"/>
+        </w:rPr>
+        <w:t xml:space="preserve">using </w:t>
+      </w:r>
+      <w:proofErr w:type="spellStart"/>
+      <w:r>
+        <w:rPr>
+          <w:lang w:val="en-US"/>
+        </w:rPr>
+        <w:t>System.Linq</w:t>
+      </w:r>
+      <w:proofErr w:type="spellEnd"/>
+      <w:r>
+        <w:rPr>
+          <w:lang w:val="en-US"/>
+        </w:rPr>
+        <w:t>;</w:t>
       </w:r>
     </w:p>
     <w:p>
@@ -1460,26 +1483,18 @@
           <w:lang w:val="en-US"/>
         </w:rPr>
       </w:pPr>
-      <w:proofErr w:type="gramStart"/>
-      <w:r>
-        <w:rPr>
-          <w:lang w:val="en-US"/>
-        </w:rPr>
-        <w:t>using</w:t>
-      </w:r>
-      <w:proofErr w:type="gramEnd"/>
-      <w:r>
-        <w:rPr>
-          <w:lang w:val="en-US"/>
-        </w:rPr>
-        <w:t xml:space="preserve"> </w:t>
+      <w:r>
+        <w:rPr>
+          <w:lang w:val="en-US"/>
+        </w:rPr>
+        <w:t xml:space="preserve">using </w:t>
       </w:r>
       <w:proofErr w:type="spellStart"/>
       <w:r>
         <w:rPr>
           <w:lang w:val="en-US"/>
         </w:rPr>
-        <w:t>System.Collections.Generic</w:t>
+        <w:t>System.Text</w:t>
       </w:r>
       <w:proofErr w:type="spellEnd"/>
       <w:r>
@@ -1496,79 +1511,6 @@
           <w:lang w:val="en-US"/>
         </w:rPr>
       </w:pPr>
-      <w:proofErr w:type="gramStart"/>
-      <w:r>
-        <w:rPr>
-          <w:lang w:val="en-US"/>
-        </w:rPr>
-        <w:t>using</w:t>
-      </w:r>
-      <w:proofErr w:type="gramEnd"/>
-      <w:r>
-        <w:rPr>
-          <w:lang w:val="en-US"/>
-        </w:rPr>
-        <w:t xml:space="preserve"> </w:t>
-      </w:r>
-      <w:proofErr w:type="spellStart"/>
-      <w:r>
-        <w:rPr>
-          <w:lang w:val="en-US"/>
-        </w:rPr>
-        <w:t>System.Linq</w:t>
-      </w:r>
-      <w:proofErr w:type="spellEnd"/>
-      <w:r>
-        <w:rPr>
-          <w:lang w:val="en-US"/>
-        </w:rPr>
-        <w:t>;</w:t>
-      </w:r>
-    </w:p>
-    <w:p>
-      <w:pPr>
-        <w:pStyle w:val="afe"/>
-        <w:rPr>
-          <w:lang w:val="en-US"/>
-        </w:rPr>
-      </w:pPr>
-      <w:proofErr w:type="gramStart"/>
-      <w:r>
-        <w:rPr>
-          <w:lang w:val="en-US"/>
-        </w:rPr>
-        <w:t>using</w:t>
-      </w:r>
-      <w:proofErr w:type="gramEnd"/>
-      <w:r>
-        <w:rPr>
-          <w:lang w:val="en-US"/>
-        </w:rPr>
-        <w:t xml:space="preserve"> </w:t>
-      </w:r>
-      <w:proofErr w:type="spellStart"/>
-      <w:r>
-        <w:rPr>
-          <w:lang w:val="en-US"/>
-        </w:rPr>
-        <w:t>System.Text</w:t>
-      </w:r>
-      <w:proofErr w:type="spellEnd"/>
-      <w:r>
-        <w:rPr>
-          <w:lang w:val="en-US"/>
-        </w:rPr>
-        <w:t>;</w:t>
-      </w:r>
-    </w:p>
-    <w:p>
-      <w:pPr>
-        <w:pStyle w:val="afe"/>
-        <w:rPr>
-          <w:lang w:val="en-US"/>
-        </w:rPr>
-      </w:pPr>
-      <w:proofErr w:type="gramStart"/>
       <w:r>
         <w:rPr>
           <w:b/>
@@ -1577,7 +1519,6 @@
         </w:rPr>
         <w:t>namespace</w:t>
       </w:r>
-      <w:proofErr w:type="gramEnd"/>
       <w:r>
         <w:rPr>
           <w:lang w:val="en-US"/>
@@ -1612,7 +1553,6 @@
         </w:rPr>
         <w:t xml:space="preserve">    </w:t>
       </w:r>
-      <w:proofErr w:type="gramStart"/>
       <w:r>
         <w:rPr>
           <w:b/>
@@ -1621,7 +1561,6 @@
         </w:rPr>
         <w:t>class</w:t>
       </w:r>
-      <w:proofErr w:type="gramEnd"/>
       <w:r>
         <w:rPr>
           <w:lang w:val="en-US"/>
@@ -1664,7 +1603,6 @@
         </w:rPr>
         <w:t xml:space="preserve">        </w:t>
       </w:r>
-      <w:proofErr w:type="gramStart"/>
       <w:r>
         <w:rPr>
           <w:b/>
@@ -1673,7 +1611,6 @@
         </w:rPr>
         <w:t>static</w:t>
       </w:r>
-      <w:proofErr w:type="gramEnd"/>
       <w:r>
         <w:rPr>
           <w:lang w:val="en-US"/>
@@ -1734,223 +1671,183 @@
         <w:rPr>
           <w:lang w:val="en-US"/>
         </w:rPr>
+        <w:t xml:space="preserve">            string </w:t>
+      </w:r>
+      <w:proofErr w:type="spellStart"/>
+      <w:r>
+        <w:rPr>
+          <w:lang w:val="en-US"/>
+        </w:rPr>
+        <w:t>OriginalText</w:t>
+      </w:r>
+      <w:proofErr w:type="spellEnd"/>
+      <w:r>
+        <w:rPr>
+          <w:lang w:val="en-US"/>
+        </w:rPr>
+        <w:t xml:space="preserve"> = </w:t>
+      </w:r>
+      <w:proofErr w:type="spellStart"/>
+      <w:r>
+        <w:rPr>
+          <w:lang w:val="en-US"/>
+        </w:rPr>
+        <w:t>ReadFromFile</w:t>
+      </w:r>
+      <w:proofErr w:type="spellEnd"/>
+      <w:r>
+        <w:rPr>
+          <w:lang w:val="en-US"/>
+        </w:rPr>
+        <w:t>("input.txt");</w:t>
+      </w:r>
+    </w:p>
+    <w:p>
+      <w:pPr>
+        <w:pStyle w:val="afe"/>
+        <w:rPr>
+          <w:lang w:val="en-US"/>
+        </w:rPr>
+      </w:pPr>
+    </w:p>
+    <w:p>
+      <w:pPr>
+        <w:pStyle w:val="afe"/>
+      </w:pPr>
+      <w:r>
+        <w:rPr>
+          <w:lang w:val="en-US"/>
+        </w:rPr>
         <w:t xml:space="preserve">            </w:t>
       </w:r>
-      <w:proofErr w:type="gramStart"/>
-      <w:r>
-        <w:rPr>
-          <w:lang w:val="en-US"/>
-        </w:rPr>
-        <w:t>string</w:t>
-      </w:r>
-      <w:proofErr w:type="gramEnd"/>
+      <w:proofErr w:type="spellStart"/>
+      <w:r>
+        <w:t>Console.WriteLine</w:t>
+      </w:r>
+      <w:proofErr w:type="spellEnd"/>
+      <w:r>
+        <w:t>("=== Исходный текст из файла ===");</w:t>
+      </w:r>
+    </w:p>
+    <w:p>
+      <w:pPr>
+        <w:pStyle w:val="afe"/>
+        <w:rPr>
+          <w:lang w:val="en-US"/>
+        </w:rPr>
+      </w:pPr>
+      <w:r>
+        <w:t xml:space="preserve">            </w:t>
+      </w:r>
+      <w:proofErr w:type="spellStart"/>
+      <w:r>
+        <w:rPr>
+          <w:lang w:val="en-US"/>
+        </w:rPr>
+        <w:t>Console.WriteLine</w:t>
+      </w:r>
+      <w:proofErr w:type="spellEnd"/>
+      <w:r>
+        <w:rPr>
+          <w:lang w:val="en-US"/>
+        </w:rPr>
+        <w:t>(</w:t>
+      </w:r>
+      <w:proofErr w:type="spellStart"/>
+      <w:r>
+        <w:rPr>
+          <w:lang w:val="en-US"/>
+        </w:rPr>
+        <w:t>OriginalText</w:t>
+      </w:r>
+      <w:proofErr w:type="spellEnd"/>
+      <w:r>
+        <w:rPr>
+          <w:lang w:val="en-US"/>
+        </w:rPr>
+        <w:t>);</w:t>
+      </w:r>
+    </w:p>
+    <w:p>
+      <w:pPr>
+        <w:pStyle w:val="afe"/>
+        <w:rPr>
+          <w:lang w:val="en-US"/>
+        </w:rPr>
+      </w:pPr>
+    </w:p>
+    <w:p>
+      <w:pPr>
+        <w:pStyle w:val="afe"/>
+        <w:rPr>
+          <w:lang w:val="en-US"/>
+        </w:rPr>
+      </w:pPr>
+      <w:r>
+        <w:rPr>
+          <w:lang w:val="en-US"/>
+        </w:rPr>
+        <w:t xml:space="preserve">            </w:t>
+      </w:r>
+      <w:proofErr w:type="spellStart"/>
+      <w:r>
+        <w:rPr>
+          <w:lang w:val="en-US"/>
+        </w:rPr>
+        <w:t>Console.WriteLine</w:t>
+      </w:r>
+      <w:proofErr w:type="spellEnd"/>
+      <w:r>
+        <w:rPr>
+          <w:lang w:val="en-US"/>
+        </w:rPr>
+        <w:t xml:space="preserve">("\n=== </w:t>
+      </w:r>
+      <w:r>
+        <w:t>Обработанный</w:t>
+      </w:r>
       <w:r>
         <w:rPr>
           <w:lang w:val="en-US"/>
         </w:rPr>
         <w:t xml:space="preserve"> </w:t>
       </w:r>
+      <w:r>
+        <w:t>текст</w:t>
+      </w:r>
+      <w:r>
+        <w:rPr>
+          <w:lang w:val="en-US"/>
+        </w:rPr>
+        <w:t xml:space="preserve"> ===");</w:t>
+      </w:r>
+    </w:p>
+    <w:p>
+      <w:pPr>
+        <w:pStyle w:val="afe"/>
+        <w:rPr>
+          <w:lang w:val="en-US"/>
+        </w:rPr>
+      </w:pPr>
+      <w:r>
+        <w:rPr>
+          <w:lang w:val="en-US"/>
+        </w:rPr>
+        <w:t xml:space="preserve">            </w:t>
+      </w:r>
       <w:proofErr w:type="spellStart"/>
       <w:r>
         <w:rPr>
           <w:lang w:val="en-US"/>
         </w:rPr>
-        <w:t>OriginalText</w:t>
+        <w:t>Console.WriteLine</w:t>
       </w:r>
       <w:proofErr w:type="spellEnd"/>
       <w:r>
         <w:rPr>
           <w:lang w:val="en-US"/>
         </w:rPr>
-        <w:t xml:space="preserve"> = </w:t>
-      </w:r>
-      <w:proofErr w:type="spellStart"/>
-      <w:r>
-        <w:rPr>
-          <w:lang w:val="en-US"/>
-        </w:rPr>
-        <w:t>ReadFromFile</w:t>
-      </w:r>
-      <w:proofErr w:type="spellEnd"/>
-      <w:r>
-        <w:rPr>
-          <w:lang w:val="en-US"/>
-        </w:rPr>
-        <w:t>("input.txt");</w:t>
-      </w:r>
-    </w:p>
-    <w:p>
-      <w:pPr>
-        <w:pStyle w:val="afe"/>
-        <w:rPr>
-          <w:lang w:val="en-US"/>
-        </w:rPr>
-      </w:pPr>
-    </w:p>
-    <w:p>
-      <w:pPr>
-        <w:pStyle w:val="afe"/>
-      </w:pPr>
-      <w:r>
-        <w:rPr>
-          <w:lang w:val="en-US"/>
-        </w:rPr>
-        <w:t xml:space="preserve">            </w:t>
-      </w:r>
-      <w:proofErr w:type="spellStart"/>
-      <w:r>
-        <w:t>Console.WriteLine</w:t>
-      </w:r>
-      <w:proofErr w:type="spellEnd"/>
-      <w:r>
-        <w:t>("=== Исходный текст из файла ===");</w:t>
-      </w:r>
-    </w:p>
-    <w:p>
-      <w:pPr>
-        <w:pStyle w:val="afe"/>
-        <w:rPr>
-          <w:lang w:val="en-US"/>
-        </w:rPr>
-      </w:pPr>
-      <w:r>
-        <w:t xml:space="preserve">            </w:t>
-      </w:r>
-      <w:proofErr w:type="spellStart"/>
-      <w:proofErr w:type="gramStart"/>
-      <w:r>
-        <w:rPr>
-          <w:lang w:val="en-US"/>
-        </w:rPr>
-        <w:t>Console.WriteLine</w:t>
-      </w:r>
-      <w:proofErr w:type="spellEnd"/>
-      <w:r>
-        <w:rPr>
-          <w:lang w:val="en-US"/>
-        </w:rPr>
-        <w:t>(</w:t>
-      </w:r>
-      <w:proofErr w:type="spellStart"/>
-      <w:proofErr w:type="gramEnd"/>
-      <w:r>
-        <w:rPr>
-          <w:lang w:val="en-US"/>
-        </w:rPr>
-        <w:t>OriginalText</w:t>
-      </w:r>
-      <w:proofErr w:type="spellEnd"/>
-      <w:r>
-        <w:rPr>
-          <w:lang w:val="en-US"/>
-        </w:rPr>
-        <w:t>);</w:t>
-      </w:r>
-    </w:p>
-    <w:p>
-      <w:pPr>
-        <w:pStyle w:val="afe"/>
-        <w:rPr>
-          <w:lang w:val="en-US"/>
-        </w:rPr>
-      </w:pPr>
-    </w:p>
-    <w:p>
-      <w:pPr>
-        <w:pStyle w:val="afe"/>
-        <w:rPr>
-          <w:lang w:val="en-US"/>
-        </w:rPr>
-      </w:pPr>
-      <w:r>
-        <w:rPr>
-          <w:lang w:val="en-US"/>
-        </w:rPr>
-        <w:t xml:space="preserve">            </w:t>
-      </w:r>
-      <w:proofErr w:type="spellStart"/>
-      <w:proofErr w:type="gramStart"/>
-      <w:r>
-        <w:rPr>
-          <w:lang w:val="en-US"/>
-        </w:rPr>
-        <w:t>Console.WriteLine</w:t>
-      </w:r>
-      <w:proofErr w:type="spellEnd"/>
-      <w:r>
-        <w:rPr>
-          <w:lang w:val="en-US"/>
-        </w:rPr>
-        <w:t>(</w:t>
-      </w:r>
-      <w:proofErr w:type="gramEnd"/>
-      <w:r>
-        <w:rPr>
-          <w:lang w:val="en-US"/>
-        </w:rPr>
-        <w:t xml:space="preserve">"\n=== </w:t>
-      </w:r>
-      <w:r>
-        <w:t>Обработанный</w:t>
-      </w:r>
-      <w:r>
-        <w:rPr>
-          <w:lang w:val="en-US"/>
-        </w:rPr>
-        <w:t xml:space="preserve"> </w:t>
-      </w:r>
-      <w:r>
-        <w:t>текст</w:t>
-      </w:r>
-      <w:r>
-        <w:rPr>
-          <w:lang w:val="en-US"/>
-        </w:rPr>
-        <w:t xml:space="preserve"> ===");</w:t>
-      </w:r>
-    </w:p>
-    <w:p>
-      <w:pPr>
-        <w:pStyle w:val="afe"/>
-        <w:rPr>
-          <w:lang w:val="en-US"/>
-        </w:rPr>
-      </w:pPr>
-      <w:r>
-        <w:rPr>
-          <w:lang w:val="en-US"/>
-        </w:rPr>
-        <w:t xml:space="preserve">            </w:t>
-      </w:r>
-      <w:proofErr w:type="spellStart"/>
-      <w:proofErr w:type="gramStart"/>
-      <w:r>
-        <w:rPr>
-          <w:lang w:val="en-US"/>
-        </w:rPr>
-        <w:t>Console.WriteLine</w:t>
-      </w:r>
-      <w:proofErr w:type="spellEnd"/>
-      <w:r>
-        <w:rPr>
-          <w:lang w:val="en-US"/>
-        </w:rPr>
-        <w:t>(</w:t>
-      </w:r>
-      <w:proofErr w:type="spellStart"/>
-      <w:proofErr w:type="gramEnd"/>
-      <w:r>
-        <w:rPr>
-          <w:lang w:val="en-US"/>
-        </w:rPr>
-        <w:t>ProcessText</w:t>
-      </w:r>
-      <w:proofErr w:type="spellEnd"/>
-      <w:r>
-        <w:rPr>
-          <w:lang w:val="en-US"/>
-        </w:rPr>
-        <w:t>(</w:t>
+        <w:t>(ProcessText(</w:t>
       </w:r>
       <w:proofErr w:type="spellStart"/>
       <w:r>
@@ -2061,32 +1958,29 @@
           <w:iCs/>
           <w:lang w:val="en-US"/>
         </w:rPr>
-        <w:t>        /// &lt;</w:t>
-      </w:r>
-      <w:proofErr w:type="spellStart"/>
+        <w:t xml:space="preserve">        /// &lt;param name="line"&gt; </w:t>
+      </w:r>
       <w:r>
         <w:rPr>
           <w:i/>
           <w:iCs/>
-          <w:lang w:val="en-US"/>
-        </w:rPr>
-        <w:t>param</w:t>
-      </w:r>
-      <w:proofErr w:type="spellEnd"/>
+        </w:rPr>
+        <w:t>Изначальная</w:t>
+      </w:r>
       <w:r>
         <w:rPr>
           <w:i/>
           <w:iCs/>
           <w:lang w:val="en-US"/>
         </w:rPr>
-        <w:t xml:space="preserve"> name="line"&gt; </w:t>
+        <w:t xml:space="preserve"> </w:t>
       </w:r>
       <w:r>
         <w:rPr>
           <w:i/>
           <w:iCs/>
         </w:rPr>
-        <w:t>Изначальная</w:t>
+        <w:t>строка</w:t>
       </w:r>
       <w:r>
         <w:rPr>
@@ -2094,102 +1988,620 @@
           <w:iCs/>
           <w:lang w:val="en-US"/>
         </w:rPr>
-        <w:t xml:space="preserve"> </w:t>
-      </w:r>
+        <w:t xml:space="preserve"> &lt;/param&gt;</w:t>
+      </w:r>
+    </w:p>
+    <w:p>
+      <w:pPr>
+        <w:pStyle w:val="afe"/>
+        <w:rPr>
+          <w:lang w:val="en-US"/>
+        </w:rPr>
+      </w:pPr>
       <w:r>
         <w:rPr>
           <w:i/>
           <w:iCs/>
-        </w:rPr>
-        <w:t>строка</w:t>
+          <w:lang w:val="en-US"/>
+        </w:rPr>
+        <w:t xml:space="preserve">        /// &lt;returns&gt; </w:t>
       </w:r>
       <w:r>
         <w:rPr>
           <w:i/>
           <w:iCs/>
-          <w:lang w:val="en-US"/>
-        </w:rPr>
-        <w:t xml:space="preserve"> &lt;/</w:t>
-      </w:r>
-      <w:proofErr w:type="spellStart"/>
+        </w:rPr>
+        <w:t>Модифицированная</w:t>
+      </w:r>
       <w:r>
         <w:rPr>
           <w:i/>
           <w:iCs/>
           <w:lang w:val="en-US"/>
         </w:rPr>
-        <w:t>param</w:t>
-      </w:r>
-      <w:proofErr w:type="spellEnd"/>
+        <w:t xml:space="preserve"> </w:t>
+      </w:r>
       <w:r>
         <w:rPr>
           <w:i/>
           <w:iCs/>
-          <w:lang w:val="en-US"/>
-        </w:rPr>
-        <w:t>&gt;</w:t>
-      </w:r>
-    </w:p>
-    <w:p>
-      <w:pPr>
-        <w:pStyle w:val="afe"/>
-        <w:rPr>
-          <w:lang w:val="en-US"/>
-        </w:rPr>
-      </w:pPr>
+        </w:rPr>
+        <w:t>строка</w:t>
+      </w:r>
       <w:r>
         <w:rPr>
           <w:i/>
           <w:iCs/>
           <w:lang w:val="en-US"/>
         </w:rPr>
-        <w:t xml:space="preserve">        /// &lt;returns&gt; </w:t>
-      </w:r>
+        <w:t xml:space="preserve"> &lt;/returns&gt;</w:t>
+      </w:r>
+    </w:p>
+    <w:p>
+      <w:pPr>
+        <w:pStyle w:val="afe"/>
+        <w:rPr>
+          <w:lang w:val="en-US"/>
+        </w:rPr>
+      </w:pPr>
+      <w:r>
+        <w:rPr>
+          <w:lang w:val="en-US"/>
+        </w:rPr>
+        <w:t xml:space="preserve">        </w:t>
+      </w:r>
+      <w:r>
+        <w:rPr>
+          <w:b/>
+          <w:bCs/>
+          <w:lang w:val="en-US"/>
+        </w:rPr>
+        <w:t>static</w:t>
+      </w:r>
+      <w:r>
+        <w:rPr>
+          <w:lang w:val="en-US"/>
+        </w:rPr>
+        <w:t xml:space="preserve"> string </w:t>
+      </w:r>
+      <w:proofErr w:type="spellStart"/>
+      <w:r>
+        <w:rPr>
+          <w:lang w:val="en-US"/>
+        </w:rPr>
+        <w:t>SwapAdjacentWords</w:t>
+      </w:r>
+      <w:proofErr w:type="spellEnd"/>
+      <w:r>
+        <w:rPr>
+          <w:lang w:val="en-US"/>
+        </w:rPr>
+        <w:t>(string line)</w:t>
+      </w:r>
+    </w:p>
+    <w:p>
+      <w:pPr>
+        <w:pStyle w:val="afe"/>
+      </w:pPr>
+      <w:r>
+        <w:rPr>
+          <w:lang w:val="en-US"/>
+        </w:rPr>
+        <w:t xml:space="preserve">        </w:t>
+      </w:r>
+      <w:r>
+        <w:t>{</w:t>
+      </w:r>
+    </w:p>
+    <w:p>
+      <w:pPr>
+        <w:pStyle w:val="afe"/>
+        <w:rPr>
+          <w:lang w:val="en-US"/>
+        </w:rPr>
+      </w:pPr>
+      <w:r>
+        <w:rPr>
+          <w:lang w:val="en-US"/>
+        </w:rPr>
+        <w:t xml:space="preserve">            string [] Words = </w:t>
+      </w:r>
+      <w:proofErr w:type="spellStart"/>
+      <w:r>
+        <w:rPr>
+          <w:lang w:val="en-US"/>
+        </w:rPr>
+        <w:t>line.Split</w:t>
+      </w:r>
+      <w:proofErr w:type="spellEnd"/>
+      <w:r>
+        <w:rPr>
+          <w:lang w:val="en-US"/>
+        </w:rPr>
+        <w:t xml:space="preserve">(new[] {" ", ", "}, </w:t>
+      </w:r>
+      <w:proofErr w:type="spellStart"/>
+      <w:r>
+        <w:rPr>
+          <w:lang w:val="en-US"/>
+        </w:rPr>
+        <w:t>StringSplitOptions.RemoveEmptyEntries</w:t>
+      </w:r>
+      <w:proofErr w:type="spellEnd"/>
+      <w:r>
+        <w:rPr>
+          <w:lang w:val="en-US"/>
+        </w:rPr>
+        <w:t>);</w:t>
+      </w:r>
+    </w:p>
+    <w:p>
+      <w:pPr>
+        <w:pStyle w:val="afe"/>
+        <w:rPr>
+          <w:lang w:val="en-US"/>
+        </w:rPr>
+      </w:pPr>
+    </w:p>
+    <w:p>
+      <w:pPr>
+        <w:pStyle w:val="afe"/>
+        <w:rPr>
+          <w:lang w:val="en-US"/>
+        </w:rPr>
+      </w:pPr>
+      <w:r>
+        <w:rPr>
+          <w:lang w:val="en-US"/>
+        </w:rPr>
+        <w:t xml:space="preserve">            for (int </w:t>
+      </w:r>
+      <w:proofErr w:type="spellStart"/>
+      <w:r>
+        <w:rPr>
+          <w:lang w:val="en-US"/>
+        </w:rPr>
+        <w:t>i</w:t>
+      </w:r>
+      <w:proofErr w:type="spellEnd"/>
+      <w:r>
+        <w:rPr>
+          <w:lang w:val="en-US"/>
+        </w:rPr>
+        <w:t xml:space="preserve"> = 0; </w:t>
+      </w:r>
+      <w:proofErr w:type="spellStart"/>
+      <w:r>
+        <w:rPr>
+          <w:lang w:val="en-US"/>
+        </w:rPr>
+        <w:t>i</w:t>
+      </w:r>
+      <w:proofErr w:type="spellEnd"/>
+      <w:r>
+        <w:rPr>
+          <w:lang w:val="en-US"/>
+        </w:rPr>
+        <w:t xml:space="preserve"> &lt; </w:t>
+      </w:r>
+      <w:proofErr w:type="spellStart"/>
+      <w:r>
+        <w:rPr>
+          <w:lang w:val="en-US"/>
+        </w:rPr>
+        <w:t>Words.Length</w:t>
+      </w:r>
+      <w:proofErr w:type="spellEnd"/>
+      <w:r>
+        <w:rPr>
+          <w:lang w:val="en-US"/>
+        </w:rPr>
+        <w:t xml:space="preserve"> - 1; </w:t>
+      </w:r>
+      <w:proofErr w:type="spellStart"/>
+      <w:r>
+        <w:rPr>
+          <w:lang w:val="en-US"/>
+        </w:rPr>
+        <w:t>i</w:t>
+      </w:r>
+      <w:proofErr w:type="spellEnd"/>
+      <w:r>
+        <w:rPr>
+          <w:lang w:val="en-US"/>
+        </w:rPr>
+        <w:t xml:space="preserve"> += 2)</w:t>
+      </w:r>
+    </w:p>
+    <w:p>
+      <w:pPr>
+        <w:pStyle w:val="afe"/>
+        <w:rPr>
+          <w:lang w:val="en-US"/>
+        </w:rPr>
+      </w:pPr>
+      <w:r>
+        <w:rPr>
+          <w:lang w:val="en-US"/>
+        </w:rPr>
+        <w:t>            {</w:t>
+      </w:r>
+    </w:p>
+    <w:p>
+      <w:pPr>
+        <w:pStyle w:val="afe"/>
+        <w:rPr>
+          <w:lang w:val="en-US"/>
+        </w:rPr>
+      </w:pPr>
+      <w:r>
+        <w:rPr>
+          <w:lang w:val="en-US"/>
+        </w:rPr>
+        <w:t xml:space="preserve">                string </w:t>
+      </w:r>
+      <w:proofErr w:type="spellStart"/>
+      <w:r>
+        <w:rPr>
+          <w:lang w:val="en-US"/>
+        </w:rPr>
+        <w:t>TempWord</w:t>
+      </w:r>
+      <w:proofErr w:type="spellEnd"/>
+      <w:r>
+        <w:rPr>
+          <w:lang w:val="en-US"/>
+        </w:rPr>
+        <w:t xml:space="preserve"> = Words[</w:t>
+      </w:r>
+      <w:proofErr w:type="spellStart"/>
+      <w:r>
+        <w:rPr>
+          <w:lang w:val="en-US"/>
+        </w:rPr>
+        <w:t>i</w:t>
+      </w:r>
+      <w:proofErr w:type="spellEnd"/>
+      <w:r>
+        <w:rPr>
+          <w:lang w:val="en-US"/>
+        </w:rPr>
+        <w:t>];</w:t>
+      </w:r>
+    </w:p>
+    <w:p>
+      <w:pPr>
+        <w:pStyle w:val="afe"/>
+        <w:rPr>
+          <w:lang w:val="en-US"/>
+        </w:rPr>
+      </w:pPr>
+      <w:r>
+        <w:rPr>
+          <w:lang w:val="en-US"/>
+        </w:rPr>
+        <w:t>                Words[</w:t>
+      </w:r>
+      <w:proofErr w:type="spellStart"/>
+      <w:r>
+        <w:rPr>
+          <w:lang w:val="en-US"/>
+        </w:rPr>
+        <w:t>i</w:t>
+      </w:r>
+      <w:proofErr w:type="spellEnd"/>
+      <w:r>
+        <w:rPr>
+          <w:lang w:val="en-US"/>
+        </w:rPr>
+        <w:t>] = Words[</w:t>
+      </w:r>
+      <w:proofErr w:type="spellStart"/>
+      <w:r>
+        <w:rPr>
+          <w:lang w:val="en-US"/>
+        </w:rPr>
+        <w:t>i</w:t>
+      </w:r>
+      <w:proofErr w:type="spellEnd"/>
+      <w:r>
+        <w:rPr>
+          <w:lang w:val="en-US"/>
+        </w:rPr>
+        <w:t xml:space="preserve"> + 1];</w:t>
+      </w:r>
+    </w:p>
+    <w:p>
+      <w:pPr>
+        <w:pStyle w:val="afe"/>
+        <w:rPr>
+          <w:lang w:val="en-US"/>
+        </w:rPr>
+      </w:pPr>
+      <w:r>
+        <w:rPr>
+          <w:lang w:val="en-US"/>
+        </w:rPr>
+        <w:t>                Words[</w:t>
+      </w:r>
+      <w:proofErr w:type="spellStart"/>
+      <w:r>
+        <w:rPr>
+          <w:lang w:val="en-US"/>
+        </w:rPr>
+        <w:t>i</w:t>
+      </w:r>
+      <w:proofErr w:type="spellEnd"/>
+      <w:r>
+        <w:rPr>
+          <w:lang w:val="en-US"/>
+        </w:rPr>
+        <w:t xml:space="preserve"> + 1] = </w:t>
+      </w:r>
+      <w:proofErr w:type="spellStart"/>
+      <w:r>
+        <w:rPr>
+          <w:lang w:val="en-US"/>
+        </w:rPr>
+        <w:t>TempWord</w:t>
+      </w:r>
+      <w:proofErr w:type="spellEnd"/>
+      <w:r>
+        <w:rPr>
+          <w:lang w:val="en-US"/>
+        </w:rPr>
+        <w:t>;</w:t>
+      </w:r>
+    </w:p>
+    <w:p>
+      <w:pPr>
+        <w:pStyle w:val="afe"/>
+        <w:rPr>
+          <w:lang w:val="en-US"/>
+        </w:rPr>
+      </w:pPr>
+      <w:r>
+        <w:rPr>
+          <w:lang w:val="en-US"/>
+        </w:rPr>
+        <w:t>            }</w:t>
+      </w:r>
+    </w:p>
+    <w:p>
+      <w:pPr>
+        <w:pStyle w:val="afe"/>
+        <w:rPr>
+          <w:lang w:val="en-US"/>
+        </w:rPr>
+      </w:pPr>
+      <w:r>
+        <w:rPr>
+          <w:lang w:val="en-US"/>
+        </w:rPr>
+        <w:t xml:space="preserve">            return </w:t>
+      </w:r>
+      <w:proofErr w:type="spellStart"/>
+      <w:r>
+        <w:rPr>
+          <w:lang w:val="en-US"/>
+        </w:rPr>
+        <w:t>string.Join</w:t>
+      </w:r>
+      <w:proofErr w:type="spellEnd"/>
+      <w:r>
+        <w:rPr>
+          <w:lang w:val="en-US"/>
+        </w:rPr>
+        <w:t>(" ", Words);</w:t>
+      </w:r>
+    </w:p>
+    <w:p>
+      <w:pPr>
+        <w:pStyle w:val="afe"/>
+        <w:rPr>
+          <w:lang w:val="en-US"/>
+        </w:rPr>
+      </w:pPr>
+      <w:r>
+        <w:rPr>
+          <w:lang w:val="en-US"/>
+        </w:rPr>
+        <w:t xml:space="preserve">        </w:t>
+      </w:r>
+      <w:r>
+        <w:rPr>
+          <w:lang w:val="en-US"/>
+        </w:rPr>
+        <w:t>}</w:t>
+      </w:r>
+    </w:p>
+    <w:p>
+      <w:pPr>
+        <w:pStyle w:val="afe"/>
+        <w:rPr>
+          <w:lang w:val="en-US"/>
+        </w:rPr>
+      </w:pPr>
+    </w:p>
+    <w:p>
+      <w:pPr>
+        <w:pStyle w:val="afe"/>
+      </w:pPr>
       <w:r>
         <w:rPr>
           <w:i/>
           <w:iCs/>
-        </w:rPr>
-        <w:t>Модифицированная</w:t>
+          <w:lang w:val="en-US"/>
+        </w:rPr>
+        <w:t xml:space="preserve">        </w:t>
       </w:r>
       <w:r>
         <w:rPr>
           <w:i/>
           <w:iCs/>
-          <w:lang w:val="en-US"/>
-        </w:rPr>
-        <w:t xml:space="preserve"> </w:t>
-      </w:r>
+        </w:rPr>
+        <w:t>/// &lt;</w:t>
+      </w:r>
+      <w:proofErr w:type="spellStart"/>
       <w:r>
         <w:rPr>
           <w:i/>
           <w:iCs/>
         </w:rPr>
-        <w:t>строка</w:t>
-      </w:r>
+        <w:t>summary</w:t>
+      </w:r>
+      <w:proofErr w:type="spellEnd"/>
       <w:r>
         <w:rPr>
           <w:i/>
           <w:iCs/>
-          <w:lang w:val="en-US"/>
-        </w:rPr>
-        <w:t xml:space="preserve"> &lt;/returns&gt;</w:t>
+        </w:rPr>
+        <w:t>&gt;</w:t>
       </w:r>
     </w:p>
     <w:p>
       <w:pPr>
         <w:pStyle w:val="afe"/>
-        <w:rPr>
-          <w:lang w:val="en-US"/>
-        </w:rPr>
-      </w:pPr>
-      <w:r>
-        <w:rPr>
-          <w:lang w:val="en-US"/>
+      </w:pPr>
+      <w:r>
+        <w:rPr>
+          <w:i/>
+          <w:iCs/>
+        </w:rPr>
+        <w:t>        /// Считывает текст из файла.</w:t>
+      </w:r>
+    </w:p>
+    <w:p>
+      <w:pPr>
+        <w:pStyle w:val="afe"/>
+        <w:rPr>
+          <w:lang w:val="en-US"/>
+        </w:rPr>
+      </w:pPr>
+      <w:r>
+        <w:rPr>
+          <w:i/>
+          <w:iCs/>
         </w:rPr>
         <w:t xml:space="preserve">        </w:t>
       </w:r>
-      <w:proofErr w:type="gramStart"/>
+      <w:r>
+        <w:rPr>
+          <w:i/>
+          <w:iCs/>
+          <w:lang w:val="en-US"/>
+        </w:rPr>
+        <w:t>/// &lt;/summary&gt;</w:t>
+      </w:r>
+    </w:p>
+    <w:p>
+      <w:pPr>
+        <w:pStyle w:val="afe"/>
+        <w:rPr>
+          <w:lang w:val="en-US"/>
+        </w:rPr>
+      </w:pPr>
+      <w:r>
+        <w:rPr>
+          <w:i/>
+          <w:iCs/>
+          <w:lang w:val="en-US"/>
+        </w:rPr>
+        <w:t xml:space="preserve">        /// &lt;param name="filename"&gt; </w:t>
+      </w:r>
+      <w:r>
+        <w:rPr>
+          <w:i/>
+          <w:iCs/>
+        </w:rPr>
+        <w:t>Название</w:t>
+      </w:r>
+      <w:r>
+        <w:rPr>
+          <w:i/>
+          <w:iCs/>
+          <w:lang w:val="en-US"/>
+        </w:rPr>
+        <w:t xml:space="preserve"> </w:t>
+      </w:r>
+      <w:r>
+        <w:rPr>
+          <w:i/>
+          <w:iCs/>
+        </w:rPr>
+        <w:t>файла</w:t>
+      </w:r>
+      <w:r>
+        <w:rPr>
+          <w:i/>
+          <w:iCs/>
+          <w:lang w:val="en-US"/>
+        </w:rPr>
+        <w:t xml:space="preserve"> &lt;/param&gt;</w:t>
+      </w:r>
+    </w:p>
+    <w:p>
+      <w:pPr>
+        <w:pStyle w:val="afe"/>
+      </w:pPr>
+      <w:r>
+        <w:rPr>
+          <w:i/>
+          <w:iCs/>
+          <w:lang w:val="en-US"/>
+        </w:rPr>
+        <w:t xml:space="preserve">        </w:t>
+      </w:r>
+      <w:r>
+        <w:rPr>
+          <w:i/>
+          <w:iCs/>
+        </w:rPr>
+        <w:t>/// &lt;</w:t>
+      </w:r>
+      <w:proofErr w:type="spellStart"/>
+      <w:r>
+        <w:rPr>
+          <w:i/>
+          <w:iCs/>
+        </w:rPr>
+        <w:t>returns</w:t>
+      </w:r>
+      <w:proofErr w:type="spellEnd"/>
+      <w:r>
+        <w:rPr>
+          <w:i/>
+          <w:iCs/>
+        </w:rPr>
+        <w:t>&gt; Строка с содержимым файла &lt;/</w:t>
+      </w:r>
+      <w:proofErr w:type="spellStart"/>
+      <w:r>
+        <w:rPr>
+          <w:i/>
+          <w:iCs/>
+        </w:rPr>
+        <w:t>returns</w:t>
+      </w:r>
+      <w:proofErr w:type="spellEnd"/>
+      <w:r>
+        <w:rPr>
+          <w:i/>
+          <w:iCs/>
+        </w:rPr>
+        <w:t>&gt;</w:t>
+      </w:r>
+    </w:p>
+    <w:p>
+      <w:pPr>
+        <w:pStyle w:val="afe"/>
+        <w:rPr>
+          <w:lang w:val="en-US"/>
+        </w:rPr>
+      </w:pPr>
+      <w:r>
+        <w:t xml:space="preserve">        </w:t>
+      </w:r>
       <w:r>
         <w:rPr>
           <w:b/>
@@ -2198,7 +2610,6 @@
         </w:rPr>
         <w:t>static</w:t>
       </w:r>
-      <w:proofErr w:type="gramEnd"/>
       <w:r>
         <w:rPr>
           <w:lang w:val="en-US"/>
@@ -2210,28 +2621,28 @@
         <w:rPr>
           <w:lang w:val="en-US"/>
         </w:rPr>
-        <w:t>SwapAdjacentWords</w:t>
+        <w:t>ReadFromFile</w:t>
       </w:r>
       <w:proofErr w:type="spellEnd"/>
       <w:r>
         <w:rPr>
           <w:lang w:val="en-US"/>
         </w:rPr>
-        <w:t>(string line)</w:t>
+        <w:t>(string filename)</w:t>
       </w:r>
     </w:p>
     <w:p>
       <w:pPr>
         <w:pStyle w:val="afe"/>
-      </w:pPr>
-      <w:r>
-        <w:rPr>
-          <w:lang w:val="en-US"/>
-        </w:rPr>
-        <w:t xml:space="preserve">        </w:t>
-      </w:r>
-      <w:r>
-        <w:t>{</w:t>
+        <w:rPr>
+          <w:lang w:val="en-US"/>
+        </w:rPr>
+      </w:pPr>
+      <w:r>
+        <w:rPr>
+          <w:lang w:val="en-US"/>
+        </w:rPr>
+        <w:t>        {</w:t>
       </w:r>
     </w:p>
     <w:p>
@@ -2247,47 +2658,33 @@
         </w:rPr>
         <w:t xml:space="preserve">            </w:t>
       </w:r>
-      <w:proofErr w:type="gramStart"/>
-      <w:r>
-        <w:rPr>
-          <w:lang w:val="en-US"/>
-        </w:rPr>
-        <w:t>string</w:t>
-      </w:r>
-      <w:proofErr w:type="gramEnd"/>
-      <w:r>
-        <w:rPr>
-          <w:lang w:val="en-US"/>
-        </w:rPr>
-        <w:t xml:space="preserve"> [] Words = </w:t>
-      </w:r>
       <w:proofErr w:type="spellStart"/>
       <w:r>
         <w:rPr>
           <w:lang w:val="en-US"/>
         </w:rPr>
-        <w:t>line.Split</w:t>
+        <w:t>StreamReader</w:t>
       </w:r>
       <w:proofErr w:type="spellEnd"/>
       <w:r>
         <w:rPr>
           <w:lang w:val="en-US"/>
         </w:rPr>
-        <w:t xml:space="preserve">(new[] {" ", ", "}, </w:t>
+        <w:t xml:space="preserve"> f = new </w:t>
       </w:r>
       <w:proofErr w:type="spellStart"/>
       <w:r>
         <w:rPr>
           <w:lang w:val="en-US"/>
         </w:rPr>
-        <w:t>StringSplitOptions.RemoveEmptyEntries</w:t>
+        <w:t>StreamReader</w:t>
       </w:r>
       <w:proofErr w:type="spellEnd"/>
       <w:r>
         <w:rPr>
           <w:lang w:val="en-US"/>
         </w:rPr>
-        <w:t>);</w:t>
+        <w:t>(filename);</w:t>
       </w:r>
     </w:p>
     <w:p>
@@ -2297,6 +2694,26 @@
           <w:lang w:val="en-US"/>
         </w:rPr>
       </w:pPr>
+      <w:r>
+        <w:rPr>
+          <w:lang w:val="en-US"/>
+        </w:rPr>
+        <w:t xml:space="preserve">            return </w:t>
+      </w:r>
+      <w:proofErr w:type="spellStart"/>
+      <w:r>
+        <w:rPr>
+          <w:lang w:val="en-US"/>
+        </w:rPr>
+        <w:t>f.ReadToEnd</w:t>
+      </w:r>
+      <w:proofErr w:type="spellEnd"/>
+      <w:r>
+        <w:rPr>
+          <w:lang w:val="en-US"/>
+        </w:rPr>
+        <w:t>();</w:t>
+      </w:r>
     </w:p>
     <w:p>
       <w:pPr>
@@ -2309,91 +2726,8 @@
         <w:rPr>
           <w:lang w:val="en-US"/>
         </w:rPr>
-        <w:t xml:space="preserve">            </w:t>
-      </w:r>
-      <w:proofErr w:type="gramStart"/>
-      <w:r>
-        <w:rPr>
-          <w:lang w:val="en-US"/>
-        </w:rPr>
-        <w:t>for</w:t>
-      </w:r>
-      <w:proofErr w:type="gramEnd"/>
-      <w:r>
-        <w:rPr>
-          <w:lang w:val="en-US"/>
-        </w:rPr>
-        <w:t xml:space="preserve"> (</w:t>
-      </w:r>
-      <w:proofErr w:type="spellStart"/>
-      <w:r>
-        <w:rPr>
-          <w:lang w:val="en-US"/>
-        </w:rPr>
-        <w:t>int</w:t>
-      </w:r>
-      <w:proofErr w:type="spellEnd"/>
-      <w:r>
-        <w:rPr>
-          <w:lang w:val="en-US"/>
-        </w:rPr>
-        <w:t xml:space="preserve"> </w:t>
-      </w:r>
-      <w:proofErr w:type="spellStart"/>
-      <w:r>
-        <w:rPr>
-          <w:lang w:val="en-US"/>
-        </w:rPr>
-        <w:t>i</w:t>
-      </w:r>
-      <w:proofErr w:type="spellEnd"/>
-      <w:r>
-        <w:rPr>
-          <w:lang w:val="en-US"/>
-        </w:rPr>
-        <w:t xml:space="preserve"> = 0; </w:t>
-      </w:r>
-      <w:proofErr w:type="spellStart"/>
-      <w:r>
-        <w:rPr>
-          <w:lang w:val="en-US"/>
-        </w:rPr>
-        <w:t>i</w:t>
-      </w:r>
-      <w:proofErr w:type="spellEnd"/>
-      <w:r>
-        <w:rPr>
-          <w:lang w:val="en-US"/>
-        </w:rPr>
-        <w:t xml:space="preserve"> &lt; </w:t>
-      </w:r>
-      <w:proofErr w:type="spellStart"/>
-      <w:r>
-        <w:rPr>
-          <w:lang w:val="en-US"/>
-        </w:rPr>
-        <w:t>Words.Length</w:t>
-      </w:r>
-      <w:proofErr w:type="spellEnd"/>
-      <w:r>
-        <w:rPr>
-          <w:lang w:val="en-US"/>
-        </w:rPr>
-        <w:t xml:space="preserve"> - 1; </w:t>
-      </w:r>
-      <w:proofErr w:type="spellStart"/>
-      <w:r>
-        <w:rPr>
-          <w:lang w:val="en-US"/>
-        </w:rPr>
-        <w:t>i</w:t>
-      </w:r>
-      <w:proofErr w:type="spellEnd"/>
-      <w:r>
-        <w:rPr>
-          <w:lang w:val="en-US"/>
-        </w:rPr>
-        <w:t xml:space="preserve"> += 2)</w:t>
+        <w:lastRenderedPageBreak/>
+        <w:t>        }</w:t>
       </w:r>
     </w:p>
     <w:p>
@@ -2403,12 +2737,6 @@
           <w:lang w:val="en-US"/>
         </w:rPr>
       </w:pPr>
-      <w:r>
-        <w:rPr>
-          <w:lang w:val="en-US"/>
-        </w:rPr>
-        <w:t>            {</w:t>
-      </w:r>
     </w:p>
     <w:p>
       <w:pPr>
@@ -2416,284 +2744,52 @@
         <w:rPr>
           <w:lang w:val="en-US"/>
         </w:rPr>
-      </w:pPr>
-      <w:r>
-        <w:rPr>
-          <w:lang w:val="en-US"/>
-        </w:rPr>
-        <w:t xml:space="preserve">                </w:t>
-      </w:r>
-      <w:proofErr w:type="gramStart"/>
-      <w:r>
-        <w:rPr>
-          <w:lang w:val="en-US"/>
-        </w:rPr>
-        <w:t>string</w:t>
-      </w:r>
-      <w:proofErr w:type="gramEnd"/>
-      <w:r>
-        <w:rPr>
-          <w:lang w:val="en-US"/>
-        </w:rPr>
-        <w:t xml:space="preserve"> </w:t>
-      </w:r>
-      <w:proofErr w:type="spellStart"/>
-      <w:r>
-        <w:rPr>
-          <w:lang w:val="en-US"/>
-        </w:rPr>
-        <w:t>TempWord</w:t>
-      </w:r>
-      <w:proofErr w:type="spellEnd"/>
-      <w:r>
-        <w:rPr>
-          <w:lang w:val="en-US"/>
-        </w:rPr>
-        <w:t xml:space="preserve"> = Words[</w:t>
-      </w:r>
-      <w:proofErr w:type="spellStart"/>
-      <w:r>
-        <w:rPr>
-          <w:lang w:val="en-US"/>
-        </w:rPr>
-        <w:t>i</w:t>
-      </w:r>
-      <w:proofErr w:type="spellEnd"/>
-      <w:r>
-        <w:rPr>
-          <w:lang w:val="en-US"/>
-        </w:rPr>
-        <w:t>];</w:t>
-      </w:r>
-    </w:p>
-    <w:p>
-      <w:pPr>
-        <w:pStyle w:val="afe"/>
-        <w:rPr>
-          <w:lang w:val="en-US"/>
-        </w:rPr>
-      </w:pPr>
-      <w:r>
-        <w:rPr>
-          <w:lang w:val="en-US"/>
-        </w:rPr>
-        <w:t>                Words[</w:t>
-      </w:r>
-      <w:proofErr w:type="spellStart"/>
-      <w:r>
-        <w:rPr>
-          <w:lang w:val="en-US"/>
-        </w:rPr>
-        <w:t>i</w:t>
-      </w:r>
-      <w:proofErr w:type="spellEnd"/>
-      <w:r>
-        <w:rPr>
-          <w:lang w:val="en-US"/>
-        </w:rPr>
-        <w:t xml:space="preserve">] = </w:t>
-      </w:r>
-      <w:proofErr w:type="gramStart"/>
-      <w:r>
-        <w:rPr>
-          <w:lang w:val="en-US"/>
-        </w:rPr>
-        <w:t>Words[</w:t>
-      </w:r>
-      <w:proofErr w:type="spellStart"/>
-      <w:proofErr w:type="gramEnd"/>
-      <w:r>
-        <w:rPr>
-          <w:lang w:val="en-US"/>
-        </w:rPr>
-        <w:t>i</w:t>
-      </w:r>
-      <w:proofErr w:type="spellEnd"/>
-      <w:r>
-        <w:rPr>
-          <w:lang w:val="en-US"/>
-        </w:rPr>
-        <w:t xml:space="preserve"> + 1];</w:t>
-      </w:r>
-    </w:p>
-    <w:p>
-      <w:pPr>
-        <w:pStyle w:val="afe"/>
-        <w:rPr>
-          <w:lang w:val="en-US"/>
-        </w:rPr>
-      </w:pPr>
-      <w:r>
-        <w:rPr>
-          <w:lang w:val="en-US"/>
-        </w:rPr>
-        <w:t xml:space="preserve">                </w:t>
-      </w:r>
-      <w:proofErr w:type="gramStart"/>
-      <w:r>
-        <w:rPr>
-          <w:lang w:val="en-US"/>
-        </w:rPr>
-        <w:t>Words[</w:t>
-      </w:r>
-      <w:proofErr w:type="spellStart"/>
-      <w:proofErr w:type="gramEnd"/>
-      <w:r>
-        <w:rPr>
-          <w:lang w:val="en-US"/>
-        </w:rPr>
-        <w:t>i</w:t>
-      </w:r>
-      <w:proofErr w:type="spellEnd"/>
-      <w:r>
-        <w:rPr>
-          <w:lang w:val="en-US"/>
-        </w:rPr>
-        <w:t xml:space="preserve"> + 1] = </w:t>
-      </w:r>
-      <w:proofErr w:type="spellStart"/>
-      <w:r>
-        <w:rPr>
-          <w:lang w:val="en-US"/>
-        </w:rPr>
-        <w:t>TempWord</w:t>
-      </w:r>
-      <w:proofErr w:type="spellEnd"/>
-      <w:r>
-        <w:rPr>
-          <w:lang w:val="en-US"/>
-        </w:rPr>
-        <w:t>;</w:t>
-      </w:r>
-    </w:p>
-    <w:p>
-      <w:pPr>
-        <w:pStyle w:val="afe"/>
-        <w:rPr>
-          <w:lang w:val="en-US"/>
-        </w:rPr>
-      </w:pPr>
-      <w:r>
-        <w:rPr>
-          <w:lang w:val="en-US"/>
-        </w:rPr>
-        <w:t>            }</w:t>
-      </w:r>
-    </w:p>
-    <w:p>
-      <w:pPr>
-        <w:pStyle w:val="afe"/>
-        <w:rPr>
-          <w:lang w:val="en-US"/>
-        </w:rPr>
-      </w:pPr>
-      <w:r>
-        <w:rPr>
-          <w:lang w:val="en-US"/>
-        </w:rPr>
-        <w:t xml:space="preserve">            </w:t>
-      </w:r>
-      <w:proofErr w:type="gramStart"/>
-      <w:r>
-        <w:rPr>
-          <w:lang w:val="en-US"/>
-        </w:rPr>
-        <w:t>return</w:t>
-      </w:r>
-      <w:proofErr w:type="gramEnd"/>
-      <w:r>
-        <w:rPr>
-          <w:lang w:val="en-US"/>
-        </w:rPr>
-        <w:t xml:space="preserve"> </w:t>
-      </w:r>
-      <w:proofErr w:type="spellStart"/>
-      <w:r>
-        <w:rPr>
-          <w:lang w:val="en-US"/>
-        </w:rPr>
-        <w:t>string.Join</w:t>
-      </w:r>
-      <w:proofErr w:type="spellEnd"/>
-      <w:r>
-        <w:rPr>
-          <w:lang w:val="en-US"/>
-        </w:rPr>
-        <w:t>(" ", Words);</w:t>
-      </w:r>
-    </w:p>
-    <w:p>
-      <w:pPr>
-        <w:pStyle w:val="afe"/>
-      </w:pPr>
-      <w:r>
-        <w:rPr>
-          <w:lang w:val="en-US"/>
-        </w:rPr>
-        <w:t xml:space="preserve">        </w:t>
-      </w:r>
-      <w:r>
-        <w:t>}</w:t>
-      </w:r>
-    </w:p>
-    <w:p>
-      <w:pPr>
-        <w:pStyle w:val="afe"/>
-      </w:pPr>
-    </w:p>
-    <w:p>
-      <w:pPr>
-        <w:pStyle w:val="afe"/>
       </w:pPr>
       <w:r>
         <w:rPr>
           <w:i/>
           <w:iCs/>
-        </w:rPr>
-        <w:t>        /// &lt;</w:t>
-      </w:r>
-      <w:proofErr w:type="spellStart"/>
+          <w:lang w:val="en-US"/>
+        </w:rPr>
+        <w:t>        /// &lt;summary&gt;</w:t>
+      </w:r>
+    </w:p>
+    <w:p>
+      <w:pPr>
+        <w:pStyle w:val="afe"/>
+        <w:rPr>
+          <w:lang w:val="en-US"/>
+        </w:rPr>
+      </w:pPr>
       <w:r>
         <w:rPr>
           <w:i/>
           <w:iCs/>
-        </w:rPr>
-        <w:t>summary</w:t>
-      </w:r>
-      <w:proofErr w:type="spellEnd"/>
+          <w:lang w:val="en-US"/>
+        </w:rPr>
+        <w:t xml:space="preserve">        /// </w:t>
+      </w:r>
       <w:r>
         <w:rPr>
           <w:i/>
           <w:iCs/>
         </w:rPr>
-        <w:t>&gt;</w:t>
-      </w:r>
-    </w:p>
-    <w:p>
-      <w:pPr>
-        <w:pStyle w:val="afe"/>
-      </w:pPr>
+        <w:t>Обрабатывает</w:t>
+      </w:r>
       <w:r>
         <w:rPr>
           <w:i/>
           <w:iCs/>
-        </w:rPr>
-        <w:t>        /// Считывает текст из файла.</w:t>
-      </w:r>
-    </w:p>
-    <w:p>
-      <w:pPr>
-        <w:pStyle w:val="afe"/>
-        <w:rPr>
-          <w:lang w:val="en-US"/>
-        </w:rPr>
-      </w:pPr>
+          <w:lang w:val="en-US"/>
+        </w:rPr>
+        <w:t xml:space="preserve"> </w:t>
+      </w:r>
       <w:r>
         <w:rPr>
           <w:i/>
           <w:iCs/>
         </w:rPr>
-        <w:t xml:space="preserve">        </w:t>
+        <w:t>входящий</w:t>
       </w:r>
       <w:r>
         <w:rPr>
@@ -2701,141 +2797,169 @@
           <w:iCs/>
           <w:lang w:val="en-US"/>
         </w:rPr>
-        <w:t>/// &lt;/summary&gt;</w:t>
-      </w:r>
-    </w:p>
-    <w:p>
-      <w:pPr>
-        <w:pStyle w:val="afe"/>
-        <w:rPr>
-          <w:lang w:val="en-US"/>
-        </w:rPr>
-      </w:pPr>
+        <w:t xml:space="preserve"> </w:t>
+      </w:r>
       <w:r>
         <w:rPr>
           <w:i/>
           <w:iCs/>
-          <w:lang w:val="en-US"/>
-        </w:rPr>
-        <w:t>        /// &lt;</w:t>
-      </w:r>
-      <w:proofErr w:type="spellStart"/>
+        </w:rPr>
+        <w:t>текст</w:t>
+      </w:r>
       <w:r>
         <w:rPr>
           <w:i/>
           <w:iCs/>
           <w:lang w:val="en-US"/>
         </w:rPr>
-        <w:t>param</w:t>
-      </w:r>
-      <w:proofErr w:type="spellEnd"/>
+        <w:t>,</w:t>
+      </w:r>
+    </w:p>
+    <w:p>
+      <w:pPr>
+        <w:pStyle w:val="afe"/>
+      </w:pPr>
       <w:r>
         <w:rPr>
           <w:i/>
           <w:iCs/>
           <w:lang w:val="en-US"/>
         </w:rPr>
-        <w:t xml:space="preserve"> name="filename"&gt; </w:t>
+        <w:t xml:space="preserve">        </w:t>
       </w:r>
       <w:r>
         <w:rPr>
           <w:i/>
           <w:iCs/>
         </w:rPr>
-        <w:t>Название</w:t>
-      </w:r>
+        <w:t>/// построчно преобразую каждую строку.</w:t>
+      </w:r>
+    </w:p>
+    <w:p>
+      <w:pPr>
+        <w:pStyle w:val="afe"/>
+      </w:pPr>
       <w:r>
         <w:rPr>
           <w:i/>
           <w:iCs/>
-          <w:lang w:val="en-US"/>
-        </w:rPr>
-        <w:t xml:space="preserve"> </w:t>
-      </w:r>
+        </w:rPr>
+        <w:t>        /// &lt;/</w:t>
+      </w:r>
+      <w:proofErr w:type="spellStart"/>
       <w:r>
         <w:rPr>
           <w:i/>
           <w:iCs/>
         </w:rPr>
-        <w:t>файла</w:t>
-      </w:r>
+        <w:t>summary</w:t>
+      </w:r>
+      <w:proofErr w:type="spellEnd"/>
       <w:r>
         <w:rPr>
           <w:i/>
           <w:iCs/>
-          <w:lang w:val="en-US"/>
-        </w:rPr>
-        <w:t xml:space="preserve"> &lt;/</w:t>
-      </w:r>
-      <w:proofErr w:type="spellStart"/>
+        </w:rPr>
+        <w:t>&gt;</w:t>
+      </w:r>
+    </w:p>
+    <w:p>
+      <w:pPr>
+        <w:pStyle w:val="afe"/>
+        <w:rPr>
+          <w:lang w:val="en-US"/>
+        </w:rPr>
+      </w:pPr>
       <w:r>
         <w:rPr>
           <w:i/>
           <w:iCs/>
-          <w:lang w:val="en-US"/>
-        </w:rPr>
-        <w:t>param</w:t>
-      </w:r>
-      <w:proofErr w:type="spellEnd"/>
+        </w:rPr>
+        <w:t xml:space="preserve">        </w:t>
+      </w:r>
       <w:r>
         <w:rPr>
           <w:i/>
           <w:iCs/>
           <w:lang w:val="en-US"/>
         </w:rPr>
-        <w:t>&gt;</w:t>
-      </w:r>
-    </w:p>
-    <w:p>
-      <w:pPr>
-        <w:pStyle w:val="afe"/>
-      </w:pPr>
+        <w:t xml:space="preserve">/// &lt;param name="text"&gt; </w:t>
+      </w:r>
       <w:r>
         <w:rPr>
           <w:i/>
           <w:iCs/>
-          <w:lang w:val="en-US"/>
-        </w:rPr>
-        <w:t xml:space="preserve">        </w:t>
+        </w:rPr>
+        <w:t>Входящий</w:t>
       </w:r>
       <w:r>
         <w:rPr>
           <w:i/>
           <w:iCs/>
-        </w:rPr>
-        <w:t>/// &lt;</w:t>
-      </w:r>
-      <w:proofErr w:type="spellStart"/>
+          <w:lang w:val="en-US"/>
+        </w:rPr>
+        <w:t xml:space="preserve"> </w:t>
+      </w:r>
       <w:r>
         <w:rPr>
           <w:i/>
           <w:iCs/>
         </w:rPr>
-        <w:t>returns</w:t>
-      </w:r>
-      <w:proofErr w:type="spellEnd"/>
+        <w:t>текст</w:t>
+      </w:r>
       <w:r>
         <w:rPr>
           <w:i/>
           <w:iCs/>
-        </w:rPr>
-        <w:t>&gt; Строка с содержимым файла &lt;/</w:t>
-      </w:r>
-      <w:proofErr w:type="spellStart"/>
+          <w:lang w:val="en-US"/>
+        </w:rPr>
+        <w:t xml:space="preserve"> &lt;/param&gt;</w:t>
+      </w:r>
+    </w:p>
+    <w:p>
+      <w:pPr>
+        <w:pStyle w:val="afe"/>
+        <w:rPr>
+          <w:lang w:val="en-US"/>
+        </w:rPr>
+      </w:pPr>
       <w:r>
         <w:rPr>
           <w:i/>
           <w:iCs/>
-        </w:rPr>
-        <w:t>returns</w:t>
-      </w:r>
-      <w:proofErr w:type="spellEnd"/>
+          <w:lang w:val="en-US"/>
+        </w:rPr>
+        <w:t xml:space="preserve">        /// &lt;returns&gt; </w:t>
+      </w:r>
       <w:r>
         <w:rPr>
           <w:i/>
           <w:iCs/>
         </w:rPr>
-        <w:t>&gt;</w:t>
+        <w:t>Обработанный</w:t>
+      </w:r>
+      <w:r>
+        <w:rPr>
+          <w:i/>
+          <w:iCs/>
+          <w:lang w:val="en-US"/>
+        </w:rPr>
+        <w:t xml:space="preserve"> </w:t>
+      </w:r>
+      <w:r>
+        <w:rPr>
+          <w:i/>
+          <w:iCs/>
+        </w:rPr>
+        <w:t>текст</w:t>
+      </w:r>
+      <w:r>
+        <w:rPr>
+          <w:i/>
+          <w:iCs/>
+          <w:lang w:val="en-US"/>
+        </w:rPr>
+        <w:t xml:space="preserve"> &lt;/returns&gt;</w:t>
       </w:r>
     </w:p>
     <w:p>
@@ -2846,9 +2970,11 @@
         </w:rPr>
       </w:pPr>
       <w:r>
+        <w:rPr>
+          <w:lang w:val="en-US"/>
+        </w:rPr>
         <w:t xml:space="preserve">        </w:t>
       </w:r>
-      <w:proofErr w:type="gramStart"/>
       <w:r>
         <w:rPr>
           <w:b/>
@@ -2857,26 +2983,67 @@
         </w:rPr>
         <w:t>static</w:t>
       </w:r>
-      <w:proofErr w:type="gramEnd"/>
-      <w:r>
-        <w:rPr>
-          <w:lang w:val="en-US"/>
-        </w:rPr>
-        <w:t xml:space="preserve"> string </w:t>
+      <w:r>
+        <w:rPr>
+          <w:lang w:val="en-US"/>
+        </w:rPr>
+        <w:t xml:space="preserve"> string ProcessText(string text)</w:t>
+      </w:r>
+    </w:p>
+    <w:p>
+      <w:pPr>
+        <w:pStyle w:val="afe"/>
+        <w:rPr>
+          <w:lang w:val="en-US"/>
+        </w:rPr>
+      </w:pPr>
+      <w:r>
+        <w:rPr>
+          <w:lang w:val="en-US"/>
+        </w:rPr>
+        <w:t>        {</w:t>
+      </w:r>
+    </w:p>
+    <w:p>
+      <w:pPr>
+        <w:pStyle w:val="afe"/>
+        <w:rPr>
+          <w:lang w:val="en-US"/>
+        </w:rPr>
+      </w:pPr>
+      <w:r>
+        <w:rPr>
+          <w:lang w:val="en-US"/>
+        </w:rPr>
+        <w:t xml:space="preserve">            string [] Lines = </w:t>
       </w:r>
       <w:proofErr w:type="spellStart"/>
       <w:r>
         <w:rPr>
           <w:lang w:val="en-US"/>
         </w:rPr>
-        <w:t>ReadFromFile</w:t>
+        <w:t>text.Split</w:t>
       </w:r>
       <w:proofErr w:type="spellEnd"/>
       <w:r>
         <w:rPr>
           <w:lang w:val="en-US"/>
         </w:rPr>
-        <w:t>(string filename)</w:t>
+        <w:t xml:space="preserve">(new[] { "\r\n", "\r", "\n" }, </w:t>
+      </w:r>
+      <w:proofErr w:type="spellStart"/>
+      <w:r>
+        <w:rPr>
+          <w:lang w:val="en-US"/>
+        </w:rPr>
+        <w:t>StringSplitOptions.None</w:t>
+      </w:r>
+      <w:proofErr w:type="spellEnd"/>
+      <w:r>
+        <w:rPr>
+          <w:lang w:val="en-US"/>
+        </w:rPr>
+        <w:t>);</w:t>
       </w:r>
     </w:p>
     <w:p>
@@ -2886,12 +3053,6 @@
           <w:lang w:val="en-US"/>
         </w:rPr>
       </w:pPr>
-      <w:r>
-        <w:rPr>
-          <w:lang w:val="en-US"/>
-        </w:rPr>
-        <w:t>        {</w:t>
-      </w:r>
     </w:p>
     <w:p>
       <w:pPr>
@@ -2904,43 +3065,63 @@
         <w:rPr>
           <w:lang w:val="en-US"/>
         </w:rPr>
-        <w:t xml:space="preserve">            </w:t>
+        <w:t xml:space="preserve">            for (int </w:t>
       </w:r>
       <w:proofErr w:type="spellStart"/>
       <w:r>
         <w:rPr>
           <w:lang w:val="en-US"/>
         </w:rPr>
-        <w:t>StreamReader</w:t>
+        <w:t>i</w:t>
       </w:r>
       <w:proofErr w:type="spellEnd"/>
       <w:r>
         <w:rPr>
           <w:lang w:val="en-US"/>
         </w:rPr>
-        <w:t xml:space="preserve"> f = new </w:t>
+        <w:t xml:space="preserve"> = 0; </w:t>
       </w:r>
       <w:proofErr w:type="spellStart"/>
-      <w:proofErr w:type="gramStart"/>
-      <w:r>
-        <w:rPr>
-          <w:lang w:val="en-US"/>
-        </w:rPr>
-        <w:t>StreamReader</w:t>
+      <w:r>
+        <w:rPr>
+          <w:lang w:val="en-US"/>
+        </w:rPr>
+        <w:t>i</w:t>
       </w:r>
       <w:proofErr w:type="spellEnd"/>
       <w:r>
         <w:rPr>
           <w:lang w:val="en-US"/>
         </w:rPr>
-        <w:t>(</w:t>
-      </w:r>
-      <w:proofErr w:type="gramEnd"/>
-      <w:r>
-        <w:rPr>
-          <w:lang w:val="en-US"/>
-        </w:rPr>
-        <w:t>filename);</w:t>
+        <w:t xml:space="preserve"> &lt; </w:t>
+      </w:r>
+      <w:proofErr w:type="spellStart"/>
+      <w:r>
+        <w:rPr>
+          <w:lang w:val="en-US"/>
+        </w:rPr>
+        <w:t>Lines.Length</w:t>
+      </w:r>
+      <w:proofErr w:type="spellEnd"/>
+      <w:r>
+        <w:rPr>
+          <w:lang w:val="en-US"/>
+        </w:rPr>
+        <w:t xml:space="preserve">; </w:t>
+      </w:r>
+      <w:proofErr w:type="spellStart"/>
+      <w:r>
+        <w:rPr>
+          <w:lang w:val="en-US"/>
+        </w:rPr>
+        <w:t>i</w:t>
+      </w:r>
+      <w:proofErr w:type="spellEnd"/>
+      <w:r>
+        <w:rPr>
+          <w:lang w:val="en-US"/>
+        </w:rPr>
+        <w:t>++)</w:t>
       </w:r>
     </w:p>
     <w:p>
@@ -2954,35 +3135,7 @@
         <w:rPr>
           <w:lang w:val="en-US"/>
         </w:rPr>
-        <w:t xml:space="preserve">            </w:t>
-      </w:r>
-      <w:proofErr w:type="gramStart"/>
-      <w:r>
-        <w:rPr>
-          <w:lang w:val="en-US"/>
-        </w:rPr>
-        <w:t>return</w:t>
-      </w:r>
-      <w:proofErr w:type="gramEnd"/>
-      <w:r>
-        <w:rPr>
-          <w:lang w:val="en-US"/>
-        </w:rPr>
-        <w:t xml:space="preserve"> </w:t>
-      </w:r>
-      <w:proofErr w:type="spellStart"/>
-      <w:r>
-        <w:rPr>
-          <w:lang w:val="en-US"/>
-        </w:rPr>
-        <w:t>f.ReadToEnd</w:t>
-      </w:r>
-      <w:proofErr w:type="spellEnd"/>
-      <w:r>
-        <w:rPr>
-          <w:lang w:val="en-US"/>
-        </w:rPr>
-        <w:t>();</w:t>
+        <w:t>            {</w:t>
       </w:r>
     </w:p>
     <w:p>
@@ -2996,320 +3149,35 @@
         <w:rPr>
           <w:lang w:val="en-US"/>
         </w:rPr>
-        <w:lastRenderedPageBreak/>
-        <w:t>        }</w:t>
-      </w:r>
-    </w:p>
-    <w:p>
-      <w:pPr>
-        <w:pStyle w:val="afe"/>
-        <w:rPr>
-          <w:lang w:val="en-US"/>
-        </w:rPr>
-      </w:pPr>
-    </w:p>
-    <w:p>
-      <w:pPr>
-        <w:pStyle w:val="afe"/>
-        <w:rPr>
-          <w:lang w:val="en-US"/>
-        </w:rPr>
-      </w:pPr>
-      <w:r>
-        <w:rPr>
-          <w:i/>
-          <w:iCs/>
-          <w:lang w:val="en-US"/>
-        </w:rPr>
-        <w:t>        /// &lt;summary&gt;</w:t>
-      </w:r>
-    </w:p>
-    <w:p>
-      <w:pPr>
-        <w:pStyle w:val="afe"/>
-        <w:rPr>
-          <w:lang w:val="en-US"/>
-        </w:rPr>
-      </w:pPr>
-      <w:r>
-        <w:rPr>
-          <w:i/>
-          <w:iCs/>
-          <w:lang w:val="en-US"/>
-        </w:rPr>
-        <w:t xml:space="preserve">        /// </w:t>
-      </w:r>
-      <w:r>
-        <w:rPr>
-          <w:i/>
-          <w:iCs/>
-        </w:rPr>
-        <w:t>Обрабатывает</w:t>
-      </w:r>
-      <w:r>
-        <w:rPr>
-          <w:i/>
-          <w:iCs/>
-          <w:lang w:val="en-US"/>
-        </w:rPr>
-        <w:t xml:space="preserve"> </w:t>
-      </w:r>
-      <w:r>
-        <w:rPr>
-          <w:i/>
-          <w:iCs/>
-        </w:rPr>
-        <w:t>входящий</w:t>
-      </w:r>
-      <w:r>
-        <w:rPr>
-          <w:i/>
-          <w:iCs/>
-          <w:lang w:val="en-US"/>
-        </w:rPr>
-        <w:t xml:space="preserve"> </w:t>
-      </w:r>
-      <w:r>
-        <w:rPr>
-          <w:i/>
-          <w:iCs/>
-        </w:rPr>
-        <w:t>текст</w:t>
-      </w:r>
-      <w:r>
-        <w:rPr>
-          <w:i/>
-          <w:iCs/>
-          <w:lang w:val="en-US"/>
-        </w:rPr>
-        <w:t>,</w:t>
-      </w:r>
-    </w:p>
-    <w:p>
-      <w:pPr>
-        <w:pStyle w:val="afe"/>
-      </w:pPr>
-      <w:r>
-        <w:rPr>
-          <w:i/>
-          <w:iCs/>
-          <w:lang w:val="en-US"/>
-        </w:rPr>
-        <w:t xml:space="preserve">        </w:t>
-      </w:r>
-      <w:r>
-        <w:rPr>
-          <w:i/>
-          <w:iCs/>
-        </w:rPr>
-        <w:t>/// построчно преобразую каждую строку.</w:t>
-      </w:r>
-    </w:p>
-    <w:p>
-      <w:pPr>
-        <w:pStyle w:val="afe"/>
-      </w:pPr>
-      <w:r>
-        <w:rPr>
-          <w:i/>
-          <w:iCs/>
-        </w:rPr>
-        <w:t>        /// &lt;/</w:t>
-      </w:r>
-      <w:proofErr w:type="spellStart"/>
-      <w:r>
-        <w:rPr>
-          <w:i/>
-          <w:iCs/>
-        </w:rPr>
-        <w:t>summary</w:t>
-      </w:r>
-      <w:proofErr w:type="spellEnd"/>
-      <w:r>
-        <w:rPr>
-          <w:i/>
-          <w:iCs/>
-        </w:rPr>
-        <w:t>&gt;</w:t>
-      </w:r>
-    </w:p>
-    <w:p>
-      <w:pPr>
-        <w:pStyle w:val="afe"/>
-        <w:rPr>
-          <w:lang w:val="en-US"/>
-        </w:rPr>
-      </w:pPr>
-      <w:r>
-        <w:rPr>
-          <w:i/>
-          <w:iCs/>
-        </w:rPr>
-        <w:t xml:space="preserve">        </w:t>
-      </w:r>
-      <w:r>
-        <w:rPr>
-          <w:i/>
-          <w:iCs/>
-          <w:lang w:val="en-US"/>
-        </w:rPr>
-        <w:t>/// &lt;</w:t>
-      </w:r>
-      <w:proofErr w:type="spellStart"/>
-      <w:r>
-        <w:rPr>
-          <w:i/>
-          <w:iCs/>
-          <w:lang w:val="en-US"/>
-        </w:rPr>
-        <w:t>param</w:t>
-      </w:r>
-      <w:proofErr w:type="spellEnd"/>
-      <w:r>
-        <w:rPr>
-          <w:i/>
-          <w:iCs/>
-          <w:lang w:val="en-US"/>
-        </w:rPr>
-        <w:t xml:space="preserve"> name="text"&gt; </w:t>
-      </w:r>
-      <w:r>
-        <w:rPr>
-          <w:i/>
-          <w:iCs/>
-        </w:rPr>
-        <w:t>Входящий</w:t>
-      </w:r>
-      <w:r>
-        <w:rPr>
-          <w:i/>
-          <w:iCs/>
-          <w:lang w:val="en-US"/>
-        </w:rPr>
-        <w:t xml:space="preserve"> </w:t>
-      </w:r>
-      <w:r>
-        <w:rPr>
-          <w:i/>
-          <w:iCs/>
-        </w:rPr>
-        <w:t>текст</w:t>
-      </w:r>
-      <w:r>
-        <w:rPr>
-          <w:i/>
-          <w:iCs/>
-          <w:lang w:val="en-US"/>
-        </w:rPr>
-        <w:t xml:space="preserve"> &lt;/</w:t>
-      </w:r>
-      <w:proofErr w:type="spellStart"/>
-      <w:r>
-        <w:rPr>
-          <w:i/>
-          <w:iCs/>
-          <w:lang w:val="en-US"/>
-        </w:rPr>
-        <w:t>param</w:t>
-      </w:r>
-      <w:proofErr w:type="spellEnd"/>
-      <w:r>
-        <w:rPr>
-          <w:i/>
-          <w:iCs/>
-          <w:lang w:val="en-US"/>
-        </w:rPr>
-        <w:t>&gt;</w:t>
-      </w:r>
-    </w:p>
-    <w:p>
-      <w:pPr>
-        <w:pStyle w:val="afe"/>
-        <w:rPr>
-          <w:lang w:val="en-US"/>
-        </w:rPr>
-      </w:pPr>
-      <w:r>
-        <w:rPr>
-          <w:i/>
-          <w:iCs/>
-          <w:lang w:val="en-US"/>
-        </w:rPr>
-        <w:t xml:space="preserve">        /// &lt;returns&gt; </w:t>
-      </w:r>
-      <w:r>
-        <w:rPr>
-          <w:i/>
-          <w:iCs/>
-        </w:rPr>
-        <w:t>Обработанный</w:t>
-      </w:r>
-      <w:r>
-        <w:rPr>
-          <w:i/>
-          <w:iCs/>
-          <w:lang w:val="en-US"/>
-        </w:rPr>
-        <w:t xml:space="preserve"> </w:t>
-      </w:r>
-      <w:r>
-        <w:rPr>
-          <w:i/>
-          <w:iCs/>
-        </w:rPr>
-        <w:t>текст</w:t>
-      </w:r>
-      <w:r>
-        <w:rPr>
-          <w:i/>
-          <w:iCs/>
-          <w:lang w:val="en-US"/>
-        </w:rPr>
-        <w:t xml:space="preserve"> &lt;/returns&gt;</w:t>
-      </w:r>
-    </w:p>
-    <w:p>
-      <w:pPr>
-        <w:pStyle w:val="afe"/>
-        <w:rPr>
-          <w:lang w:val="en-US"/>
-        </w:rPr>
-      </w:pPr>
-      <w:r>
-        <w:rPr>
-          <w:lang w:val="en-US"/>
-        </w:rPr>
-        <w:t xml:space="preserve">        </w:t>
-      </w:r>
-      <w:proofErr w:type="gramStart"/>
+        <w:t xml:space="preserve">                </w:t>
+      </w:r>
       <w:r>
         <w:rPr>
           <w:b/>
           <w:bCs/>
           <w:lang w:val="en-US"/>
         </w:rPr>
-        <w:t>static</w:t>
-      </w:r>
-      <w:proofErr w:type="gramEnd"/>
-      <w:r>
-        <w:rPr>
-          <w:lang w:val="en-US"/>
-        </w:rPr>
-        <w:t xml:space="preserve"> string </w:t>
+        <w:t>var</w:t>
+      </w:r>
+      <w:r>
+        <w:rPr>
+          <w:lang w:val="en-US"/>
+        </w:rPr>
+        <w:t xml:space="preserve"> temp = Lines[</w:t>
       </w:r>
       <w:proofErr w:type="spellStart"/>
       <w:r>
         <w:rPr>
           <w:lang w:val="en-US"/>
         </w:rPr>
-        <w:t>ProcessText</w:t>
+        <w:t>i</w:t>
       </w:r>
       <w:proofErr w:type="spellEnd"/>
       <w:r>
         <w:rPr>
           <w:lang w:val="en-US"/>
         </w:rPr>
-        <w:t>(string text)</w:t>
+        <w:t>];</w:t>
       </w:r>
     </w:p>
     <w:p>
@@ -3323,7 +3191,35 @@
         <w:rPr>
           <w:lang w:val="en-US"/>
         </w:rPr>
-        <w:t>        {</w:t>
+        <w:t>                Lines[</w:t>
+      </w:r>
+      <w:proofErr w:type="spellStart"/>
+      <w:r>
+        <w:rPr>
+          <w:lang w:val="en-US"/>
+        </w:rPr>
+        <w:t>i</w:t>
+      </w:r>
+      <w:proofErr w:type="spellEnd"/>
+      <w:r>
+        <w:rPr>
+          <w:lang w:val="en-US"/>
+        </w:rPr>
+        <w:t xml:space="preserve">] = </w:t>
+      </w:r>
+      <w:proofErr w:type="spellStart"/>
+      <w:r>
+        <w:rPr>
+          <w:lang w:val="en-US"/>
+        </w:rPr>
+        <w:t>SwapAdjacentWords</w:t>
+      </w:r>
+      <w:proofErr w:type="spellEnd"/>
+      <w:r>
+        <w:rPr>
+          <w:lang w:val="en-US"/>
+        </w:rPr>
+        <w:t>(temp);</w:t>
       </w:r>
     </w:p>
     <w:p>
@@ -3337,49 +3233,7 @@
         <w:rPr>
           <w:lang w:val="en-US"/>
         </w:rPr>
-        <w:t xml:space="preserve">            </w:t>
-      </w:r>
-      <w:proofErr w:type="gramStart"/>
-      <w:r>
-        <w:rPr>
-          <w:lang w:val="en-US"/>
-        </w:rPr>
-        <w:t>string</w:t>
-      </w:r>
-      <w:proofErr w:type="gramEnd"/>
-      <w:r>
-        <w:rPr>
-          <w:lang w:val="en-US"/>
-        </w:rPr>
-        <w:t xml:space="preserve"> [] Lines = </w:t>
-      </w:r>
-      <w:proofErr w:type="spellStart"/>
-      <w:r>
-        <w:rPr>
-          <w:lang w:val="en-US"/>
-        </w:rPr>
-        <w:t>text.Split</w:t>
-      </w:r>
-      <w:proofErr w:type="spellEnd"/>
-      <w:r>
-        <w:rPr>
-          <w:lang w:val="en-US"/>
-        </w:rPr>
-        <w:t xml:space="preserve">(new[] { "\r\n", "\r", "\n" }, </w:t>
-      </w:r>
-      <w:proofErr w:type="spellStart"/>
-      <w:r>
-        <w:rPr>
-          <w:lang w:val="en-US"/>
-        </w:rPr>
-        <w:t>StringSplitOptions.None</w:t>
-      </w:r>
-      <w:proofErr w:type="spellEnd"/>
-      <w:r>
-        <w:rPr>
-          <w:lang w:val="en-US"/>
-        </w:rPr>
-        <w:t>);</w:t>
+        <w:t>            }            </w:t>
       </w:r>
     </w:p>
     <w:p>
@@ -3401,251 +3255,7 @@
         <w:rPr>
           <w:lang w:val="en-US"/>
         </w:rPr>
-        <w:t xml:space="preserve">            </w:t>
-      </w:r>
-      <w:proofErr w:type="gramStart"/>
-      <w:r>
-        <w:rPr>
-          <w:lang w:val="en-US"/>
-        </w:rPr>
-        <w:t>for</w:t>
-      </w:r>
-      <w:proofErr w:type="gramEnd"/>
-      <w:r>
-        <w:rPr>
-          <w:lang w:val="en-US"/>
-        </w:rPr>
-        <w:t xml:space="preserve"> (</w:t>
-      </w:r>
-      <w:proofErr w:type="spellStart"/>
-      <w:r>
-        <w:rPr>
-          <w:lang w:val="en-US"/>
-        </w:rPr>
-        <w:t>int</w:t>
-      </w:r>
-      <w:proofErr w:type="spellEnd"/>
-      <w:r>
-        <w:rPr>
-          <w:lang w:val="en-US"/>
-        </w:rPr>
-        <w:t xml:space="preserve"> </w:t>
-      </w:r>
-      <w:proofErr w:type="spellStart"/>
-      <w:r>
-        <w:rPr>
-          <w:lang w:val="en-US"/>
-        </w:rPr>
-        <w:t>i</w:t>
-      </w:r>
-      <w:proofErr w:type="spellEnd"/>
-      <w:r>
-        <w:rPr>
-          <w:lang w:val="en-US"/>
-        </w:rPr>
-        <w:t xml:space="preserve"> = 0; </w:t>
-      </w:r>
-      <w:proofErr w:type="spellStart"/>
-      <w:r>
-        <w:rPr>
-          <w:lang w:val="en-US"/>
-        </w:rPr>
-        <w:t>i</w:t>
-      </w:r>
-      <w:proofErr w:type="spellEnd"/>
-      <w:r>
-        <w:rPr>
-          <w:lang w:val="en-US"/>
-        </w:rPr>
-        <w:t xml:space="preserve"> &lt; </w:t>
-      </w:r>
-      <w:proofErr w:type="spellStart"/>
-      <w:r>
-        <w:rPr>
-          <w:lang w:val="en-US"/>
-        </w:rPr>
-        <w:t>Lines.Length</w:t>
-      </w:r>
-      <w:proofErr w:type="spellEnd"/>
-      <w:r>
-        <w:rPr>
-          <w:lang w:val="en-US"/>
-        </w:rPr>
-        <w:t xml:space="preserve">; </w:t>
-      </w:r>
-      <w:proofErr w:type="spellStart"/>
-      <w:r>
-        <w:rPr>
-          <w:lang w:val="en-US"/>
-        </w:rPr>
-        <w:t>i</w:t>
-      </w:r>
-      <w:proofErr w:type="spellEnd"/>
-      <w:r>
-        <w:rPr>
-          <w:lang w:val="en-US"/>
-        </w:rPr>
-        <w:t>++)</w:t>
-      </w:r>
-    </w:p>
-    <w:p>
-      <w:pPr>
-        <w:pStyle w:val="afe"/>
-        <w:rPr>
-          <w:lang w:val="en-US"/>
-        </w:rPr>
-      </w:pPr>
-      <w:r>
-        <w:rPr>
-          <w:lang w:val="en-US"/>
-        </w:rPr>
-        <w:t>            {</w:t>
-      </w:r>
-    </w:p>
-    <w:p>
-      <w:pPr>
-        <w:pStyle w:val="afe"/>
-        <w:rPr>
-          <w:lang w:val="en-US"/>
-        </w:rPr>
-      </w:pPr>
-      <w:r>
-        <w:rPr>
-          <w:lang w:val="en-US"/>
-        </w:rPr>
-        <w:t xml:space="preserve">                </w:t>
-      </w:r>
-      <w:proofErr w:type="spellStart"/>
-      <w:proofErr w:type="gramStart"/>
-      <w:r>
-        <w:rPr>
-          <w:b/>
-          <w:bCs/>
-          <w:lang w:val="en-US"/>
-        </w:rPr>
-        <w:t>var</w:t>
-      </w:r>
-      <w:proofErr w:type="spellEnd"/>
-      <w:proofErr w:type="gramEnd"/>
-      <w:r>
-        <w:rPr>
-          <w:lang w:val="en-US"/>
-        </w:rPr>
-        <w:t xml:space="preserve"> temp = Lines[</w:t>
-      </w:r>
-      <w:proofErr w:type="spellStart"/>
-      <w:r>
-        <w:rPr>
-          <w:lang w:val="en-US"/>
-        </w:rPr>
-        <w:t>i</w:t>
-      </w:r>
-      <w:proofErr w:type="spellEnd"/>
-      <w:r>
-        <w:rPr>
-          <w:lang w:val="en-US"/>
-        </w:rPr>
-        <w:t>];</w:t>
-      </w:r>
-    </w:p>
-    <w:p>
-      <w:pPr>
-        <w:pStyle w:val="afe"/>
-        <w:rPr>
-          <w:lang w:val="en-US"/>
-        </w:rPr>
-      </w:pPr>
-      <w:r>
-        <w:rPr>
-          <w:lang w:val="en-US"/>
-        </w:rPr>
-        <w:t>                Lines[</w:t>
-      </w:r>
-      <w:proofErr w:type="spellStart"/>
-      <w:r>
-        <w:rPr>
-          <w:lang w:val="en-US"/>
-        </w:rPr>
-        <w:t>i</w:t>
-      </w:r>
-      <w:proofErr w:type="spellEnd"/>
-      <w:r>
-        <w:rPr>
-          <w:lang w:val="en-US"/>
-        </w:rPr>
-        <w:t xml:space="preserve">] = </w:t>
-      </w:r>
-      <w:proofErr w:type="spellStart"/>
-      <w:proofErr w:type="gramStart"/>
-      <w:r>
-        <w:rPr>
-          <w:lang w:val="en-US"/>
-        </w:rPr>
-        <w:t>SwapAdjacentWords</w:t>
-      </w:r>
-      <w:proofErr w:type="spellEnd"/>
-      <w:r>
-        <w:rPr>
-          <w:lang w:val="en-US"/>
-        </w:rPr>
-        <w:t>(</w:t>
-      </w:r>
-      <w:proofErr w:type="gramEnd"/>
-      <w:r>
-        <w:rPr>
-          <w:lang w:val="en-US"/>
-        </w:rPr>
-        <w:t>temp);</w:t>
-      </w:r>
-    </w:p>
-    <w:p>
-      <w:pPr>
-        <w:pStyle w:val="afe"/>
-        <w:rPr>
-          <w:lang w:val="en-US"/>
-        </w:rPr>
-      </w:pPr>
-      <w:r>
-        <w:rPr>
-          <w:lang w:val="en-US"/>
-        </w:rPr>
-        <w:t>            }            </w:t>
-      </w:r>
-    </w:p>
-    <w:p>
-      <w:pPr>
-        <w:pStyle w:val="afe"/>
-        <w:rPr>
-          <w:lang w:val="en-US"/>
-        </w:rPr>
-      </w:pPr>
-    </w:p>
-    <w:p>
-      <w:pPr>
-        <w:pStyle w:val="afe"/>
-        <w:rPr>
-          <w:lang w:val="en-US"/>
-        </w:rPr>
-      </w:pPr>
-      <w:r>
-        <w:rPr>
-          <w:lang w:val="en-US"/>
-        </w:rPr>
-        <w:t xml:space="preserve">            </w:t>
-      </w:r>
-      <w:proofErr w:type="gramStart"/>
-      <w:r>
-        <w:rPr>
-          <w:lang w:val="en-US"/>
-        </w:rPr>
-        <w:t>return</w:t>
-      </w:r>
-      <w:proofErr w:type="gramEnd"/>
-      <w:r>
-        <w:rPr>
-          <w:lang w:val="en-US"/>
-        </w:rPr>
-        <w:t xml:space="preserve"> </w:t>
+        <w:t xml:space="preserve">            return </w:t>
       </w:r>
       <w:proofErr w:type="spellStart"/>
       <w:r>
@@ -3854,6 +3464,9 @@
     </w:p>
     <w:p>
       <w:r>
+        <w:rPr>
+          <w:noProof/>
+        </w:rPr>
         <w:drawing>
           <wp:inline distT="0" distB="0" distL="0" distR="0" wp14:anchorId="58B7127C" wp14:editId="287BED9E">
             <wp:extent cx="5846385" cy="3586348"/>
@@ -3910,1471 +3523,1059 @@
           <w:ilvl w:val="0"/>
           <w:numId w:val="22"/>
         </w:numPr>
-      </w:pPr>
+        <w:rPr>
+          <w:szCs w:val="28"/>
+        </w:rPr>
+      </w:pPr>
+      <w:r>
+        <w:rPr>
+          <w:szCs w:val="28"/>
+        </w:rPr>
+        <w:t xml:space="preserve">Какой класс библиотеки </w:t>
+      </w:r>
       <w:r>
         <w:rPr>
           <w:b/>
           <w:bCs/>
-        </w:rPr>
-        <w:t xml:space="preserve">Какой класс библиотеки </w:t>
+          <w:szCs w:val="28"/>
+          <w:lang w:val="en-US"/>
+        </w:rPr>
+        <w:t>FCL</w:t>
+      </w:r>
+      <w:r>
+        <w:rPr>
+          <w:szCs w:val="28"/>
+        </w:rPr>
+        <w:t xml:space="preserve"> предназначен для работы с символами</w:t>
+      </w:r>
+      <w:r>
+        <w:rPr>
+          <w:szCs w:val="28"/>
+        </w:rPr>
+        <w:t>.</w:t>
+      </w:r>
+      <w:r>
+        <w:rPr>
+          <w:szCs w:val="28"/>
+        </w:rPr>
+        <w:br/>
+      </w:r>
+      <w:r>
+        <w:rPr>
+          <w:sz w:val="24"/>
+          <w:szCs w:val="24"/>
+        </w:rPr>
+        <w:t>Класс</w:t>
+      </w:r>
+      <w:r>
+        <w:rPr>
+          <w:szCs w:val="28"/>
+        </w:rPr>
+        <w:t xml:space="preserve"> </w:t>
       </w:r>
       <w:r>
         <w:rPr>
           <w:b/>
           <w:bCs/>
-          <w:lang w:val="en-US"/>
-        </w:rPr>
-        <w:t>FCL</w:t>
-      </w:r>
-      <w:r>
-        <w:rPr>
-          <w:b/>
-          <w:bCs/>
-        </w:rPr>
-        <w:t xml:space="preserve"> предназначен для работы с символами</w:t>
-      </w:r>
-      <w:r>
-        <w:rPr>
-          <w:b/>
-          <w:bCs/>
+          <w:szCs w:val="28"/>
+          <w:lang w:val="en-US"/>
+        </w:rPr>
+        <w:t>Char</w:t>
+      </w:r>
+      <w:r>
+        <w:rPr>
+          <w:szCs w:val="28"/>
         </w:rPr>
         <w:t>.</w:t>
       </w:r>
-      <w:r>
-        <w:br/>
-      </w:r>
-      <w:r>
-        <w:t xml:space="preserve">Класс </w:t>
-      </w:r>
-      <w:r>
-        <w:rPr>
-          <w:b/>
-          <w:lang w:val="en-US"/>
-        </w:rPr>
-        <w:t>Char</w:t>
-      </w:r>
-      <w:r>
-        <w:t>;</w:t>
-      </w:r>
-    </w:p>
-    <w:p>
-      <w:pPr>
+    </w:p>
+    <w:p>
+      <w:pPr>
+        <w:pStyle w:val="afff9"/>
         <w:numPr>
           <w:ilvl w:val="0"/>
           <w:numId w:val="22"/>
         </w:numPr>
+        <w:spacing w:before="0" w:beforeAutospacing="0" w:after="0" w:afterAutospacing="0"/>
+        <w:jc w:val="both"/>
+        <w:rPr>
+          <w:rFonts w:ascii="Times New Roman" w:hAnsi="Times New Roman" w:cs="Times New Roman"/>
+          <w:sz w:val="28"/>
+          <w:szCs w:val="28"/>
+        </w:rPr>
+      </w:pPr>
+      <w:r>
+        <w:rPr>
+          <w:rFonts w:ascii="Times New Roman" w:hAnsi="Times New Roman" w:cs="Times New Roman"/>
+          <w:color w:val="auto"/>
+          <w:sz w:val="28"/>
+          <w:szCs w:val="28"/>
+        </w:rPr>
+        <w:t xml:space="preserve">Назовите </w:t>
+      </w:r>
+      <w:r>
+        <w:rPr>
+          <w:rFonts w:ascii="Times New Roman" w:hAnsi="Times New Roman" w:cs="Times New Roman"/>
+          <w:sz w:val="28"/>
+          <w:szCs w:val="28"/>
+        </w:rPr>
+        <w:t xml:space="preserve">классы библиотеки </w:t>
+      </w:r>
+      <w:r>
+        <w:rPr>
+          <w:rFonts w:ascii="Times New Roman" w:hAnsi="Times New Roman" w:cs="Times New Roman"/>
+          <w:b/>
+          <w:sz w:val="28"/>
+          <w:szCs w:val="28"/>
+          <w:lang w:val="en-US"/>
+        </w:rPr>
+        <w:t>FCL</w:t>
+      </w:r>
+      <w:r>
+        <w:rPr>
+          <w:rFonts w:ascii="Times New Roman" w:hAnsi="Times New Roman" w:cs="Times New Roman"/>
+          <w:sz w:val="28"/>
+          <w:szCs w:val="28"/>
+        </w:rPr>
+        <w:t xml:space="preserve"> для работы со строками.</w:t>
+      </w:r>
+    </w:p>
+    <w:p>
+      <w:pPr>
+        <w:pStyle w:val="afffa"/>
+        <w:rPr>
+          <w:sz w:val="28"/>
+          <w:szCs w:val="28"/>
+          <w:lang w:eastAsia="ru-RU"/>
+        </w:rPr>
       </w:pPr>
       <w:r>
         <w:rPr>
           <w:b/>
           <w:bCs/>
-        </w:rPr>
-        <w:t>В чем преимущество использования операций new и delete в языке С++ по ср</w:t>
-      </w:r>
-      <w:bookmarkStart w:id="3" w:name="_GoBack"/>
-      <w:bookmarkEnd w:id="3"/>
+          <w:lang w:val="en-US" w:eastAsia="ru-RU"/>
+        </w:rPr>
+        <w:t>String</w:t>
+      </w:r>
       <w:r>
         <w:rPr>
           <w:b/>
           <w:bCs/>
-        </w:rPr>
-        <w:t>авнению с аналогичными средствами языка С?</w:t>
-      </w:r>
-      <w:r>
-        <w:br/>
-        <w:t>Операторы new и delete в C++ автоматически вызывают конструкторы и деструкторы объектов, обеспечивая правильную инициализацию и очистку. В отличие от malloc и free в C, new также является типобезопасным, возвращая указатель нужного типа без явного приведения.</w:t>
-      </w:r>
-    </w:p>
-    <w:p>
-      <w:pPr>
+          <w:sz w:val="28"/>
+          <w:szCs w:val="28"/>
+          <w:lang w:val="en-US" w:eastAsia="ru-RU"/>
+        </w:rPr>
+        <w:t xml:space="preserve"> </w:t>
+      </w:r>
+      <w:r>
+        <w:rPr>
+          <w:sz w:val="28"/>
+          <w:szCs w:val="28"/>
+          <w:lang w:eastAsia="ru-RU"/>
+        </w:rPr>
+        <w:t xml:space="preserve">и </w:t>
+      </w:r>
+      <w:r>
+        <w:rPr>
+          <w:b/>
+          <w:bCs/>
+          <w:sz w:val="28"/>
+          <w:szCs w:val="28"/>
+          <w:lang w:val="en-US" w:eastAsia="ru-RU"/>
+        </w:rPr>
+        <w:t>StringBuilder</w:t>
+      </w:r>
+      <w:r>
+        <w:rPr>
+          <w:sz w:val="28"/>
+          <w:szCs w:val="28"/>
+          <w:lang w:eastAsia="ru-RU"/>
+        </w:rPr>
+        <w:t>.</w:t>
+      </w:r>
+    </w:p>
+    <w:p>
+      <w:pPr>
+        <w:pStyle w:val="afff9"/>
         <w:numPr>
           <w:ilvl w:val="0"/>
           <w:numId w:val="22"/>
         </w:numPr>
-      </w:pPr>
-      <w:r>
-        <w:rPr>
+        <w:spacing w:before="0" w:beforeAutospacing="0" w:after="0" w:afterAutospacing="0"/>
+        <w:jc w:val="both"/>
+        <w:rPr>
+          <w:rFonts w:ascii="Times New Roman" w:hAnsi="Times New Roman" w:cs="Times New Roman"/>
+          <w:color w:val="auto"/>
+          <w:sz w:val="28"/>
+          <w:szCs w:val="28"/>
+        </w:rPr>
+      </w:pPr>
+      <w:r>
+        <w:rPr>
+          <w:rFonts w:ascii="Times New Roman" w:hAnsi="Times New Roman" w:cs="Times New Roman"/>
+          <w:color w:val="auto"/>
+          <w:sz w:val="28"/>
+          <w:szCs w:val="28"/>
+        </w:rPr>
+        <w:t xml:space="preserve">Каким образом можно создать объекты класса </w:t>
+      </w:r>
+      <w:proofErr w:type="spellStart"/>
+      <w:r>
+        <w:rPr>
+          <w:rFonts w:ascii="Times New Roman" w:hAnsi="Times New Roman" w:cs="Times New Roman"/>
           <w:b/>
-          <w:bCs/>
-        </w:rPr>
-        <w:t>В чем заключаются преимущества использования динамических массивов?</w:t>
-      </w:r>
-      <w:r>
-        <w:br/>
-        <w:t>Основные преимущества динамических массивов — это возможность изменять их размер во время выполнения программы</w:t>
-      </w:r>
-      <w:r>
-        <w:t>, выделять память под массивы произвольного размера</w:t>
-      </w:r>
-      <w:r>
-        <w:t xml:space="preserve"> и управлять временем их жизни, которое не ограничено областью видимости.</w:t>
-      </w:r>
-    </w:p>
-    <w:p>
-      <w:pPr>
+          <w:color w:val="auto"/>
+          <w:sz w:val="28"/>
+          <w:szCs w:val="28"/>
+        </w:rPr>
+        <w:t>String</w:t>
+      </w:r>
+      <w:proofErr w:type="spellEnd"/>
+      <w:r>
+        <w:rPr>
+          <w:rFonts w:ascii="Times New Roman" w:hAnsi="Times New Roman" w:cs="Times New Roman"/>
+          <w:color w:val="auto"/>
+          <w:sz w:val="28"/>
+          <w:szCs w:val="28"/>
+        </w:rPr>
+        <w:t xml:space="preserve"> в программах на языке C#?</w:t>
+      </w:r>
+    </w:p>
+    <w:p>
+      <w:pPr>
+        <w:pStyle w:val="afffa"/>
+        <w:ind w:left="708" w:firstLine="1"/>
+        <w:rPr>
+          <w:lang w:eastAsia="ru-RU"/>
+        </w:rPr>
+      </w:pPr>
+      <w:r>
+        <w:rPr>
+          <w:lang w:eastAsia="ru-RU"/>
+        </w:rPr>
+        <w:t>Путём присвоения строкой константы или с помощью перегруженных конструкторов класса.</w:t>
+      </w:r>
+    </w:p>
+    <w:p>
+      <w:pPr>
+        <w:pStyle w:val="afff9"/>
         <w:numPr>
           <w:ilvl w:val="0"/>
           <w:numId w:val="22"/>
         </w:numPr>
-      </w:pPr>
-      <w:r>
-        <w:rPr>
+        <w:spacing w:before="0" w:beforeAutospacing="0" w:after="0" w:afterAutospacing="0"/>
+        <w:jc w:val="both"/>
+        <w:rPr>
+          <w:rFonts w:ascii="Times New Roman" w:hAnsi="Times New Roman" w:cs="Times New Roman"/>
+          <w:color w:val="auto"/>
+          <w:sz w:val="28"/>
+          <w:szCs w:val="28"/>
+        </w:rPr>
+      </w:pPr>
+      <w:r>
+        <w:rPr>
+          <w:rFonts w:ascii="Times New Roman" w:hAnsi="Times New Roman" w:cs="Times New Roman"/>
+          <w:color w:val="auto"/>
+          <w:sz w:val="28"/>
+          <w:szCs w:val="28"/>
+        </w:rPr>
+        <w:t xml:space="preserve">Приведите примеры создания объектов класса </w:t>
+      </w:r>
+      <w:proofErr w:type="spellStart"/>
+      <w:r>
+        <w:rPr>
+          <w:rFonts w:ascii="Times New Roman" w:hAnsi="Times New Roman" w:cs="Times New Roman"/>
           <w:b/>
-          <w:bCs/>
-        </w:rPr>
-        <w:t>Как производится обращение к элементам динамических массивов?</w:t>
-      </w:r>
-      <w:r>
-        <w:br/>
-        <w:t>Обращение к элементам динамических массивов производится так же, как и к элементам статических массивов — с помощью оператора индексации</w:t>
-      </w:r>
-      <w:r>
+          <w:color w:val="auto"/>
+          <w:sz w:val="28"/>
+          <w:szCs w:val="28"/>
+        </w:rPr>
+        <w:t>String</w:t>
+      </w:r>
+      <w:proofErr w:type="spellEnd"/>
+      <w:r>
+        <w:rPr>
+          <w:rFonts w:ascii="Times New Roman" w:hAnsi="Times New Roman" w:cs="Times New Roman"/>
+          <w:color w:val="auto"/>
+          <w:sz w:val="28"/>
+          <w:szCs w:val="28"/>
+        </w:rPr>
+        <w:t>.</w:t>
+      </w:r>
+    </w:p>
+    <w:p>
+      <w:pPr>
+        <w:pStyle w:val="afffa"/>
+        <w:numPr>
+          <w:ilvl w:val="0"/>
+          <w:numId w:val="34"/>
+        </w:numPr>
+        <w:rPr>
+          <w:lang w:val="en-US" w:eastAsia="ru-RU"/>
+        </w:rPr>
+      </w:pPr>
+      <w:r>
+        <w:rPr>
+          <w:lang w:val="en-US" w:eastAsia="ru-RU"/>
+        </w:rPr>
+        <w:t>string world = "</w:t>
+      </w:r>
+      <w:proofErr w:type="spellStart"/>
+      <w:r>
+        <w:rPr>
+          <w:lang w:val="en-US" w:eastAsia="ru-RU"/>
+        </w:rPr>
+        <w:t>Язык</w:t>
+      </w:r>
+      <w:proofErr w:type="spellEnd"/>
+      <w:r>
+        <w:rPr>
+          <w:lang w:val="en-US" w:eastAsia="ru-RU"/>
+        </w:rPr>
+        <w:t xml:space="preserve"> C#";</w:t>
+      </w:r>
+    </w:p>
+    <w:p>
+      <w:pPr>
+        <w:pStyle w:val="afffa"/>
+        <w:numPr>
+          <w:ilvl w:val="0"/>
+          <w:numId w:val="34"/>
+        </w:numPr>
+        <w:rPr>
+          <w:lang w:val="en-US" w:eastAsia="ru-RU"/>
+        </w:rPr>
+      </w:pPr>
+      <w:r>
+        <w:rPr>
+          <w:lang w:val="en-US" w:eastAsia="ru-RU"/>
+        </w:rPr>
+        <w:t>string s1 = new string('K', 6);</w:t>
+      </w:r>
+    </w:p>
+    <w:p>
+      <w:pPr>
+        <w:pStyle w:val="afffa"/>
+        <w:numPr>
+          <w:ilvl w:val="0"/>
+          <w:numId w:val="34"/>
+        </w:numPr>
+        <w:rPr>
+          <w:lang w:val="en-US" w:eastAsia="ru-RU"/>
+        </w:rPr>
+      </w:pPr>
+      <w:r>
+        <w:rPr>
+          <w:lang w:val="en-US" w:eastAsia="ru-RU"/>
+        </w:rPr>
+        <w:t>string s3 = new string(s2); (</w:t>
+      </w:r>
+      <w:proofErr w:type="spellStart"/>
+      <w:r>
+        <w:rPr>
+          <w:lang w:val="en-US" w:eastAsia="ru-RU"/>
+        </w:rPr>
+        <w:t>где</w:t>
+      </w:r>
+      <w:proofErr w:type="spellEnd"/>
+      <w:r>
+        <w:rPr>
+          <w:lang w:val="en-US" w:eastAsia="ru-RU"/>
+        </w:rPr>
+        <w:t xml:space="preserve"> s2 — </w:t>
+      </w:r>
+      <w:proofErr w:type="spellStart"/>
+      <w:r>
+        <w:rPr>
+          <w:lang w:val="en-US" w:eastAsia="ru-RU"/>
+        </w:rPr>
+        <w:t>массив</w:t>
+      </w:r>
+      <w:proofErr w:type="spellEnd"/>
+      <w:r>
+        <w:rPr>
+          <w:lang w:val="en-US" w:eastAsia="ru-RU"/>
+        </w:rPr>
         <w:t xml:space="preserve"> </w:t>
       </w:r>
       <w:proofErr w:type="spellStart"/>
       <w:r>
         <w:rPr>
-          <w:i/>
-          <w:iCs/>
-        </w:rPr>
-        <w:t>arr</w:t>
+          <w:lang w:val="en-US" w:eastAsia="ru-RU"/>
+        </w:rPr>
+        <w:t>символов</w:t>
       </w:r>
       <w:proofErr w:type="spellEnd"/>
       <w:r>
         <w:rPr>
-          <w:i/>
-          <w:iCs/>
-        </w:rPr>
-        <w:t>[0] = 5</w:t>
-      </w:r>
-      <w:r>
-        <w:t xml:space="preserve"> или через арифметику указателей</w:t>
-      </w:r>
-      <w:r>
-        <w:t xml:space="preserve"> </w:t>
-      </w:r>
-      <w:r>
-        <w:rPr>
-          <w:i/>
-          <w:iCs/>
-        </w:rPr>
-        <w:t>*(</w:t>
-      </w:r>
-      <w:proofErr w:type="spellStart"/>
-      <w:r>
-        <w:rPr>
-          <w:i/>
-          <w:iCs/>
-        </w:rPr>
-        <w:t>arr</w:t>
-      </w:r>
-      <w:proofErr w:type="spellEnd"/>
-      <w:r>
-        <w:rPr>
-          <w:i/>
-          <w:iCs/>
-        </w:rPr>
-        <w:t xml:space="preserve"> + i)</w:t>
-      </w:r>
-      <w:r>
-        <w:t>.</w:t>
-      </w:r>
-    </w:p>
-    <w:p>
-      <w:pPr>
+          <w:lang w:val="en-US" w:eastAsia="ru-RU"/>
+        </w:rPr>
+        <w:t>)</w:t>
+      </w:r>
+    </w:p>
+    <w:p>
+      <w:pPr>
+        <w:pStyle w:val="afffa"/>
+        <w:numPr>
+          <w:ilvl w:val="0"/>
+          <w:numId w:val="34"/>
+        </w:numPr>
+        <w:rPr>
+          <w:lang w:val="en-US" w:eastAsia="ru-RU"/>
+        </w:rPr>
+      </w:pPr>
+      <w:r>
+        <w:rPr>
+          <w:lang w:val="en-US" w:eastAsia="ru-RU"/>
+        </w:rPr>
+        <w:t>string s4 = new string(s2, 0, 2);</w:t>
+      </w:r>
+    </w:p>
+    <w:p>
+      <w:pPr>
+        <w:pStyle w:val="afff9"/>
         <w:numPr>
           <w:ilvl w:val="0"/>
           <w:numId w:val="22"/>
         </w:numPr>
-      </w:pPr>
-      <w:r>
-        <w:rPr>
+        <w:spacing w:before="0" w:beforeAutospacing="0" w:after="0" w:afterAutospacing="0"/>
+        <w:jc w:val="both"/>
+        <w:rPr>
+          <w:rFonts w:ascii="Times New Roman" w:hAnsi="Times New Roman" w:cs="Times New Roman"/>
+          <w:color w:val="auto"/>
+          <w:sz w:val="28"/>
+          <w:szCs w:val="28"/>
+        </w:rPr>
+      </w:pPr>
+      <w:r>
+        <w:rPr>
+          <w:rFonts w:ascii="Times New Roman" w:hAnsi="Times New Roman" w:cs="Times New Roman"/>
+          <w:color w:val="auto"/>
+          <w:sz w:val="28"/>
+          <w:szCs w:val="28"/>
+        </w:rPr>
+        <w:t xml:space="preserve">Может ли быть изменен объект класса </w:t>
+      </w:r>
+      <w:proofErr w:type="spellStart"/>
+      <w:r>
+        <w:rPr>
+          <w:rFonts w:ascii="Times New Roman" w:hAnsi="Times New Roman" w:cs="Times New Roman"/>
           <w:b/>
-          <w:bCs/>
-        </w:rPr>
-        <w:t>Как производится определение пользовательских функций в языке С?</w:t>
-      </w:r>
-      <w:r>
-        <w:br/>
-        <w:t>Определение пользовательской функции в C включает в себя указание типа возвращаемого значения, имени функции, списка параметров в скобках и тела функции в фигурных скобках, содержащего исполняемый код.</w:t>
-      </w:r>
-    </w:p>
-    <w:p>
-      <w:pPr>
+          <w:color w:val="auto"/>
+          <w:sz w:val="28"/>
+          <w:szCs w:val="28"/>
+        </w:rPr>
+        <w:t>String</w:t>
+      </w:r>
+      <w:proofErr w:type="spellEnd"/>
+      <w:r>
+        <w:rPr>
+          <w:rFonts w:ascii="Times New Roman" w:hAnsi="Times New Roman" w:cs="Times New Roman"/>
+          <w:color w:val="auto"/>
+          <w:sz w:val="28"/>
+          <w:szCs w:val="28"/>
+        </w:rPr>
+        <w:t xml:space="preserve"> после его создания?</w:t>
+      </w:r>
+    </w:p>
+    <w:p>
+      <w:pPr>
+        <w:pStyle w:val="afffa"/>
+        <w:rPr>
+          <w:lang w:eastAsia="ru-RU"/>
+        </w:rPr>
+      </w:pPr>
+      <w:r>
+        <w:rPr>
+          <w:lang w:eastAsia="ru-RU"/>
+        </w:rPr>
+        <w:t>Нет, такой объект неизменяем.</w:t>
+      </w:r>
+    </w:p>
+    <w:p>
+      <w:pPr>
+        <w:pStyle w:val="afff9"/>
         <w:numPr>
           <w:ilvl w:val="0"/>
           <w:numId w:val="22"/>
         </w:numPr>
+        <w:spacing w:before="0" w:beforeAutospacing="0" w:after="0" w:afterAutospacing="0"/>
+        <w:jc w:val="both"/>
+        <w:rPr>
+          <w:rFonts w:ascii="Times New Roman" w:hAnsi="Times New Roman" w:cs="Times New Roman"/>
+          <w:color w:val="auto"/>
+          <w:sz w:val="28"/>
+          <w:szCs w:val="28"/>
+        </w:rPr>
+      </w:pPr>
+      <w:r>
+        <w:rPr>
+          <w:rFonts w:ascii="Times New Roman" w:hAnsi="Times New Roman" w:cs="Times New Roman"/>
+          <w:color w:val="auto"/>
+          <w:sz w:val="28"/>
+          <w:szCs w:val="28"/>
+        </w:rPr>
+        <w:t xml:space="preserve">С помощью какого метода класса </w:t>
+      </w:r>
+      <w:proofErr w:type="spellStart"/>
+      <w:r>
+        <w:rPr>
+          <w:rFonts w:ascii="Times New Roman" w:hAnsi="Times New Roman" w:cs="Times New Roman"/>
+          <w:b/>
+          <w:color w:val="auto"/>
+          <w:sz w:val="28"/>
+          <w:szCs w:val="28"/>
+        </w:rPr>
+        <w:t>String</w:t>
+      </w:r>
+      <w:proofErr w:type="spellEnd"/>
+      <w:r>
+        <w:rPr>
+          <w:rFonts w:ascii="Times New Roman" w:hAnsi="Times New Roman" w:cs="Times New Roman"/>
+          <w:b/>
+          <w:color w:val="auto"/>
+          <w:sz w:val="28"/>
+          <w:szCs w:val="28"/>
+        </w:rPr>
+        <w:t xml:space="preserve"> </w:t>
+      </w:r>
+      <w:r>
+        <w:rPr>
+          <w:rFonts w:ascii="Times New Roman" w:hAnsi="Times New Roman" w:cs="Times New Roman"/>
+          <w:color w:val="auto"/>
+          <w:sz w:val="28"/>
+          <w:szCs w:val="28"/>
+        </w:rPr>
+        <w:t>можно выполнить разбор текста на составляющие элементы?</w:t>
+      </w:r>
+    </w:p>
+    <w:p>
+      <w:pPr>
+        <w:pStyle w:val="afffa"/>
+        <w:rPr>
+          <w:lang w:eastAsia="ru-RU"/>
+        </w:rPr>
       </w:pPr>
       <w:r>
         <w:rPr>
           <w:b/>
           <w:bCs/>
-        </w:rPr>
-        <w:t>Как происходит передача параметров в функцию по значению/ адресу?</w:t>
-      </w:r>
-    </w:p>
-    <w:p>
-      <w:pPr>
-        <w:numPr>
-          <w:ilvl w:val="1"/>
-          <w:numId w:val="22"/>
-        </w:numPr>
-      </w:pPr>
-      <w:r>
-        <w:rPr>
-          <w:b/>
-          <w:bCs/>
-        </w:rPr>
-        <w:t>По значению:</w:t>
-      </w:r>
-      <w:r>
-        <w:t xml:space="preserve"> в функцию передается копия значения переменной. </w:t>
-      </w:r>
-      <w:r>
-        <w:t>Изменения внутри функции не влияют на оригинал</w:t>
-      </w:r>
-      <w:r>
+          <w:lang w:val="en-US" w:eastAsia="ru-RU"/>
+        </w:rPr>
+        <w:t>Split()</w:t>
+      </w:r>
+      <w:r>
+        <w:rPr>
+          <w:lang w:eastAsia="ru-RU"/>
+        </w:rPr>
         <w:t>.</w:t>
       </w:r>
     </w:p>
     <w:p>
       <w:pPr>
-        <w:numPr>
-          <w:ilvl w:val="1"/>
-          <w:numId w:val="22"/>
-        </w:numPr>
-      </w:pPr>
-      <w:r>
-        <w:rPr>
-          <w:b/>
-          <w:bCs/>
-        </w:rPr>
-        <w:t>По адресу</w:t>
-      </w:r>
-      <w:r>
-        <w:rPr>
-          <w:b/>
-          <w:bCs/>
-        </w:rPr>
-        <w:t xml:space="preserve">: </w:t>
-      </w:r>
-      <w:r>
-        <w:t xml:space="preserve">в функцию передается адрес переменной. </w:t>
-      </w:r>
-      <w:r>
-        <w:t>Функция может изменить оригинал</w:t>
-      </w:r>
-      <w:r>
-        <w:t>.</w:t>
-      </w:r>
-    </w:p>
-    <w:p>
-      <w:pPr>
+        <w:pStyle w:val="afff9"/>
         <w:numPr>
           <w:ilvl w:val="0"/>
           <w:numId w:val="22"/>
         </w:numPr>
-        <w:rPr>
-          <w:i/>
-          <w:iCs/>
+        <w:spacing w:before="0" w:beforeAutospacing="0" w:after="0" w:afterAutospacing="0"/>
+        <w:jc w:val="both"/>
+        <w:rPr>
+          <w:rFonts w:ascii="Times New Roman" w:hAnsi="Times New Roman" w:cs="Times New Roman"/>
+          <w:color w:val="auto"/>
+          <w:sz w:val="28"/>
+          <w:szCs w:val="28"/>
+        </w:rPr>
+      </w:pPr>
+      <w:r>
+        <w:rPr>
+          <w:rFonts w:ascii="Times New Roman" w:hAnsi="Times New Roman" w:cs="Times New Roman"/>
+          <w:color w:val="auto"/>
+          <w:sz w:val="28"/>
+          <w:szCs w:val="28"/>
+        </w:rPr>
+        <w:t>Каким образом можно собрать строку из составляющих ее элементов?</w:t>
+      </w:r>
+    </w:p>
+    <w:p>
+      <w:pPr>
+        <w:pStyle w:val="afffa"/>
+        <w:rPr>
+          <w:lang w:eastAsia="ru-RU"/>
         </w:rPr>
       </w:pPr>
       <w:r>
         <w:rPr>
           <w:b/>
           <w:bCs/>
-        </w:rPr>
-        <w:t>Какого типа значения может возвращать функция? Как вернуть из функции несколько значений?</w:t>
-      </w:r>
-      <w:r>
-        <w:br/>
-        <w:t xml:space="preserve">Функция может возвращать значение любого базового или производного типа данных или не возвращать ничего (тип </w:t>
-      </w:r>
-      <w:r>
-        <w:rPr>
-          <w:i/>
-          <w:iCs/>
-        </w:rPr>
-        <w:t>void</w:t>
-      </w:r>
-      <w:r>
-        <w:t>). Чтобы вернуть несколько значений, можно использовать структуру, передать параметры по ссылке или через указатель</w:t>
-      </w:r>
-      <w:r>
-        <w:t xml:space="preserve"> или использовать </w:t>
-      </w:r>
-      <w:proofErr w:type="spellStart"/>
-      <w:proofErr w:type="gramStart"/>
-      <w:r>
-        <w:rPr>
-          <w:i/>
-          <w:iCs/>
-        </w:rPr>
-        <w:t>std</w:t>
-      </w:r>
-      <w:proofErr w:type="spellEnd"/>
-      <w:r>
-        <w:rPr>
-          <w:i/>
-          <w:iCs/>
-        </w:rPr>
-        <w:t>::</w:t>
-      </w:r>
-      <w:proofErr w:type="spellStart"/>
-      <w:proofErr w:type="gramEnd"/>
-      <w:r>
-        <w:rPr>
-          <w:i/>
-          <w:iCs/>
-        </w:rPr>
-        <w:t>tuple</w:t>
-      </w:r>
-      <w:proofErr w:type="spellEnd"/>
-      <w:r>
-        <w:t xml:space="preserve"> </w:t>
-      </w:r>
-      <w:r>
-        <w:t xml:space="preserve">и </w:t>
-      </w:r>
-      <w:proofErr w:type="spellStart"/>
-      <w:r>
-        <w:rPr>
-          <w:i/>
-          <w:iCs/>
-        </w:rPr>
-        <w:t>std</w:t>
-      </w:r>
-      <w:proofErr w:type="spellEnd"/>
-      <w:r>
-        <w:rPr>
-          <w:i/>
-          <w:iCs/>
-        </w:rPr>
-        <w:t>::</w:t>
-      </w:r>
-      <w:proofErr w:type="spellStart"/>
-      <w:r>
-        <w:rPr>
-          <w:i/>
-          <w:iCs/>
-        </w:rPr>
-        <w:t>pair</w:t>
-      </w:r>
-      <w:proofErr w:type="spellEnd"/>
-      <w:r>
-        <w:rPr>
-          <w:i/>
-          <w:iCs/>
+          <w:lang w:val="en-US" w:eastAsia="ru-RU"/>
+        </w:rPr>
+        <w:t>Join()</w:t>
+      </w:r>
+      <w:r>
+        <w:rPr>
+          <w:lang w:eastAsia="ru-RU"/>
         </w:rPr>
         <w:t>.</w:t>
       </w:r>
     </w:p>
     <w:p>
       <w:pPr>
+        <w:pStyle w:val="afff9"/>
         <w:numPr>
           <w:ilvl w:val="0"/>
           <w:numId w:val="22"/>
         </w:numPr>
-      </w:pPr>
-      <w:r>
-        <w:rPr>
+        <w:spacing w:before="0" w:beforeAutospacing="0" w:after="0" w:afterAutospacing="0"/>
+        <w:jc w:val="both"/>
+        <w:rPr>
+          <w:rFonts w:ascii="Times New Roman" w:hAnsi="Times New Roman" w:cs="Times New Roman"/>
+          <w:color w:val="auto"/>
+          <w:sz w:val="28"/>
+          <w:szCs w:val="28"/>
+        </w:rPr>
+      </w:pPr>
+      <w:r>
+        <w:rPr>
+          <w:rFonts w:ascii="Times New Roman" w:hAnsi="Times New Roman" w:cs="Times New Roman"/>
+          <w:color w:val="auto"/>
+          <w:sz w:val="28"/>
+          <w:szCs w:val="28"/>
+        </w:rPr>
+        <w:t xml:space="preserve">В каких случаях для работы со строками следует использовать методы класса </w:t>
+      </w:r>
+      <w:proofErr w:type="spellStart"/>
+      <w:r>
+        <w:rPr>
+          <w:rFonts w:ascii="Times New Roman" w:hAnsi="Times New Roman" w:cs="Times New Roman"/>
           <w:b/>
-          <w:bCs/>
-        </w:rPr>
-        <w:t>Как организуется доступ к файлам? Какие виды доступа вы знаете? Каким образом можно считать/записать данные из текстового файла?</w:t>
-      </w:r>
-      <w:r>
-        <w:br/>
-      </w:r>
-      <w:r>
-        <w:t>Доступ к файлам организуется через потоки (</w:t>
-      </w:r>
-      <w:proofErr w:type="spellStart"/>
-      <w:r>
-        <w:rPr>
-          <w:i/>
-          <w:iCs/>
-        </w:rPr>
-        <w:t>iostream</w:t>
+          <w:color w:val="auto"/>
+          <w:sz w:val="28"/>
+          <w:szCs w:val="28"/>
+        </w:rPr>
+        <w:t>String</w:t>
       </w:r>
       <w:proofErr w:type="spellEnd"/>
       <w:r>
-        <w:t>) или стандартную библиотеку (</w:t>
-      </w:r>
-      <w:proofErr w:type="spellStart"/>
-      <w:r>
-        <w:rPr>
-          <w:i/>
-          <w:iCs/>
-        </w:rPr>
-        <w:t>stdio.h</w:t>
-      </w:r>
-      <w:proofErr w:type="spellEnd"/>
-      <w:r>
-        <w:t>).</w:t>
-      </w:r>
-      <w:r>
-        <w:t xml:space="preserve"> </w:t>
-      </w:r>
-      <w:r>
-        <w:t>Основные виды доступа: чтение</w:t>
-      </w:r>
-      <w:r>
-        <w:t xml:space="preserve">, </w:t>
-      </w:r>
-      <w:r>
-        <w:t>запись, добавление</w:t>
-      </w:r>
-      <w:r>
-        <w:t xml:space="preserve"> в конец</w:t>
-      </w:r>
-      <w:r>
-        <w:t>,</w:t>
-      </w:r>
-      <w:r>
-        <w:t xml:space="preserve"> перемещение в конец при открытии, а также двоичный режим.</w:t>
-      </w:r>
-      <w:r>
-        <w:t xml:space="preserve"> Для чтения/записи данных из текстового файла используются функции форматированного ввода/вывода (например, </w:t>
-      </w:r>
-      <w:proofErr w:type="spellStart"/>
-      <w:r>
-        <w:t>fscanf</w:t>
-      </w:r>
-      <w:proofErr w:type="spellEnd"/>
-      <w:r>
-        <w:t>/</w:t>
-      </w:r>
-      <w:proofErr w:type="spellStart"/>
-      <w:r>
-        <w:t>fprintf</w:t>
-      </w:r>
-      <w:proofErr w:type="spellEnd"/>
-      <w:r>
-        <w:t xml:space="preserve"> в C, операторы &gt;&gt;/&lt;&lt; в C++) или функции для работы со строками (например, </w:t>
-      </w:r>
-      <w:proofErr w:type="spellStart"/>
-      <w:r>
-        <w:t>fgets</w:t>
-      </w:r>
-      <w:proofErr w:type="spellEnd"/>
-      <w:r>
-        <w:t>/</w:t>
-      </w:r>
-      <w:proofErr w:type="spellStart"/>
-      <w:r>
-        <w:t>fputs</w:t>
-      </w:r>
-      <w:proofErr w:type="spellEnd"/>
-      <w:r>
-        <w:t>).</w:t>
-      </w:r>
-    </w:p>
-    <w:p>
-      <w:pPr>
+        <w:rPr>
+          <w:rFonts w:ascii="Times New Roman" w:hAnsi="Times New Roman" w:cs="Times New Roman"/>
+          <w:b/>
+          <w:color w:val="auto"/>
+          <w:sz w:val="28"/>
+          <w:szCs w:val="28"/>
+          <w:lang w:val="en-US"/>
+        </w:rPr>
+        <w:t>Builder</w:t>
+      </w:r>
+      <w:r>
+        <w:rPr>
+          <w:rFonts w:ascii="Times New Roman" w:hAnsi="Times New Roman" w:cs="Times New Roman"/>
+          <w:color w:val="auto"/>
+          <w:sz w:val="28"/>
+          <w:szCs w:val="28"/>
+        </w:rPr>
+        <w:t>?</w:t>
+      </w:r>
+    </w:p>
+    <w:p>
+      <w:pPr>
+        <w:pStyle w:val="afffa"/>
+        <w:rPr>
+          <w:lang w:eastAsia="ru-RU"/>
+        </w:rPr>
+      </w:pPr>
+      <w:r>
+        <w:rPr>
+          <w:lang w:eastAsia="ru-RU"/>
+        </w:rPr>
+        <w:t>Когда необходимо изменить содержимое объекта.</w:t>
+      </w:r>
+    </w:p>
+    <w:p>
+      <w:pPr>
+        <w:pStyle w:val="afff9"/>
         <w:numPr>
           <w:ilvl w:val="0"/>
           <w:numId w:val="22"/>
         </w:numPr>
+        <w:spacing w:before="0" w:beforeAutospacing="0" w:after="0" w:afterAutospacing="0" w:line="233" w:lineRule="auto"/>
+        <w:jc w:val="both"/>
+        <w:rPr>
+          <w:rFonts w:ascii="Times New Roman" w:hAnsi="Times New Roman" w:cs="Times New Roman"/>
+          <w:sz w:val="28"/>
+          <w:szCs w:val="28"/>
+        </w:rPr>
+      </w:pPr>
+      <w:r>
+        <w:rPr>
+          <w:rFonts w:ascii="Times New Roman" w:hAnsi="Times New Roman" w:cs="Times New Roman"/>
+          <w:color w:val="auto"/>
+          <w:sz w:val="28"/>
+          <w:szCs w:val="28"/>
+        </w:rPr>
+        <w:t xml:space="preserve">Каким образом выполняется </w:t>
+      </w:r>
+      <w:r>
+        <w:rPr>
+          <w:rFonts w:ascii="Times New Roman" w:hAnsi="Times New Roman" w:cs="Times New Roman"/>
+          <w:sz w:val="28"/>
+          <w:szCs w:val="28"/>
+        </w:rPr>
+        <w:t xml:space="preserve">добавление символов к концу объекта класса </w:t>
+      </w:r>
+      <w:proofErr w:type="spellStart"/>
+      <w:r>
+        <w:rPr>
+          <w:rFonts w:ascii="Times New Roman" w:hAnsi="Times New Roman" w:cs="Times New Roman"/>
+          <w:b/>
+          <w:sz w:val="28"/>
+          <w:szCs w:val="28"/>
+        </w:rPr>
+        <w:t>StringBuilder</w:t>
+      </w:r>
+      <w:proofErr w:type="spellEnd"/>
+      <w:r>
+        <w:rPr>
+          <w:rFonts w:ascii="Times New Roman" w:hAnsi="Times New Roman" w:cs="Times New Roman"/>
+          <w:sz w:val="28"/>
+          <w:szCs w:val="28"/>
+        </w:rPr>
+        <w:t>?</w:t>
+      </w:r>
+    </w:p>
+    <w:p>
+      <w:pPr>
+        <w:pStyle w:val="afffa"/>
+        <w:rPr>
+          <w:lang w:eastAsia="ru-RU"/>
+        </w:rPr>
       </w:pPr>
       <w:r>
         <w:rPr>
           <w:b/>
           <w:bCs/>
-        </w:rPr>
-        <w:lastRenderedPageBreak/>
-        <w:t>Что такое класс? Как выполнить объявление класса?</w:t>
-      </w:r>
-      <w:r>
-        <w:br/>
-      </w:r>
-      <w:r>
-        <w:t>Класс — это пользовательский тип данных, который объединяет данные (атрибуты) и функции (методы), работающие с этими данными.</w:t>
-      </w:r>
-      <w:r>
-        <w:t xml:space="preserve"> </w:t>
-      </w:r>
-      <w:r>
-        <w:t xml:space="preserve">Объявление класса выполняется с помощью ключевого слова </w:t>
-      </w:r>
-      <w:r>
-        <w:rPr>
-          <w:i/>
-          <w:iCs/>
-        </w:rPr>
-        <w:t>class</w:t>
-      </w:r>
-      <w:r>
-        <w:t>, за которым следует имя класса и тело класса в фигурных скобках, завершающееся точкой с запятой.</w:t>
-      </w:r>
-    </w:p>
-    <w:p>
-      <w:pPr>
+          <w:lang w:val="en-US" w:eastAsia="ru-RU"/>
+        </w:rPr>
+        <w:t>Append()</w:t>
+      </w:r>
+      <w:r>
+        <w:rPr>
+          <w:lang w:eastAsia="ru-RU"/>
+        </w:rPr>
+        <w:t>.</w:t>
+      </w:r>
+    </w:p>
+    <w:p>
+      <w:pPr>
+        <w:pStyle w:val="afff9"/>
         <w:numPr>
           <w:ilvl w:val="0"/>
           <w:numId w:val="22"/>
         </w:numPr>
-      </w:pPr>
-      <w:r>
+        <w:spacing w:before="0" w:beforeAutospacing="0" w:after="0" w:afterAutospacing="0" w:line="233" w:lineRule="auto"/>
+        <w:jc w:val="both"/>
+        <w:rPr>
+          <w:rFonts w:ascii="Times New Roman" w:hAnsi="Times New Roman" w:cs="Times New Roman"/>
+          <w:sz w:val="28"/>
+          <w:szCs w:val="28"/>
+        </w:rPr>
+      </w:pPr>
+      <w:r>
+        <w:rPr>
+          <w:rFonts w:ascii="Times New Roman" w:hAnsi="Times New Roman" w:cs="Times New Roman"/>
+          <w:sz w:val="28"/>
+          <w:szCs w:val="28"/>
+        </w:rPr>
+        <w:t xml:space="preserve"> Напишите код для вставки строки в начало объекта класса </w:t>
+      </w:r>
+      <w:proofErr w:type="spellStart"/>
+      <w:r>
+        <w:rPr>
+          <w:rFonts w:ascii="Times New Roman" w:hAnsi="Times New Roman" w:cs="Times New Roman"/>
+          <w:b/>
+          <w:sz w:val="28"/>
+          <w:szCs w:val="28"/>
+        </w:rPr>
+        <w:t>StringBuilder</w:t>
+      </w:r>
+      <w:proofErr w:type="spellEnd"/>
+      <w:r>
+        <w:rPr>
+          <w:rFonts w:ascii="Times New Roman" w:hAnsi="Times New Roman" w:cs="Times New Roman"/>
+          <w:sz w:val="28"/>
+          <w:szCs w:val="28"/>
+        </w:rPr>
+        <w:t>.</w:t>
+      </w:r>
+    </w:p>
+    <w:p>
+      <w:pPr>
+        <w:pStyle w:val="afffa"/>
         <w:rPr>
           <w:b/>
           <w:bCs/>
-        </w:rPr>
-        <w:t>Как в классе реализуется инкапсуляция?</w:t>
-      </w:r>
-      <w:r>
-        <w:br/>
-      </w:r>
-      <w:r>
-        <w:t>Инкапсуляция — это сокрытие деталей реализации и предоставление интерфейса для работы с объектом.</w:t>
-      </w:r>
-      <w:r>
-        <w:t xml:space="preserve"> Это достигается с помощью </w:t>
-      </w:r>
-      <w:r>
-        <w:t>модификаторов</w:t>
-      </w:r>
-      <w:r>
-        <w:t xml:space="preserve"> доступа (</w:t>
-      </w:r>
+          <w:lang w:val="en-US" w:eastAsia="ru-RU"/>
+        </w:rPr>
+      </w:pPr>
       <w:proofErr w:type="spellStart"/>
       <w:r>
-        <w:t>private</w:t>
+        <w:rPr>
+          <w:b/>
+          <w:bCs/>
+          <w:lang w:val="en-US" w:eastAsia="ru-RU"/>
+        </w:rPr>
+        <w:t>StringBuilde</w:t>
+      </w:r>
+      <w:r>
+        <w:rPr>
+          <w:b/>
+          <w:bCs/>
+          <w:lang w:val="en-US" w:eastAsia="ru-RU"/>
+        </w:rPr>
+        <w:t>r</w:t>
+      </w:r>
+      <w:r>
+        <w:rPr>
+          <w:b/>
+          <w:bCs/>
+          <w:lang w:val="en-US" w:eastAsia="ru-RU"/>
+        </w:rPr>
+        <w:t>.insert</w:t>
       </w:r>
       <w:proofErr w:type="spellEnd"/>
       <w:r>
-        <w:t xml:space="preserve">, </w:t>
-      </w:r>
-      <w:proofErr w:type="spellStart"/>
-      <w:r>
-        <w:t>protected</w:t>
-      </w:r>
-      <w:proofErr w:type="spellEnd"/>
-      <w:r>
-        <w:t>), которые ограничивают доступ к членам класса, предоставляя для взаимодействия с ними открытые методы (</w:t>
-      </w:r>
-      <w:proofErr w:type="spellStart"/>
-      <w:r>
-        <w:t>public</w:t>
-      </w:r>
-      <w:proofErr w:type="spellEnd"/>
-      <w:r>
-        <w:t>).</w:t>
-      </w:r>
-    </w:p>
-    <w:p>
-      <w:pPr>
+        <w:rPr>
+          <w:b/>
+          <w:bCs/>
+          <w:lang w:val="en-US" w:eastAsia="ru-RU"/>
+        </w:rPr>
+        <w:t xml:space="preserve">(0, </w:t>
+      </w:r>
+      <w:r>
+        <w:rPr>
+          <w:b/>
+          <w:bCs/>
+          <w:lang w:val="en-US" w:eastAsia="ru-RU"/>
+        </w:rPr>
+        <w:t>“</w:t>
+      </w:r>
+      <w:r>
+        <w:rPr>
+          <w:b/>
+          <w:bCs/>
+          <w:lang w:eastAsia="ru-RU"/>
+        </w:rPr>
+        <w:t>Объект</w:t>
+      </w:r>
+      <w:r>
+        <w:rPr>
+          <w:b/>
+          <w:bCs/>
+          <w:lang w:val="en-US" w:eastAsia="ru-RU"/>
+        </w:rPr>
+        <w:t>”</w:t>
+      </w:r>
+      <w:r>
+        <w:rPr>
+          <w:b/>
+          <w:bCs/>
+          <w:lang w:val="en-US" w:eastAsia="ru-RU"/>
+        </w:rPr>
+        <w:t>)</w:t>
+      </w:r>
+    </w:p>
+    <w:p>
+      <w:pPr>
+        <w:pStyle w:val="afff9"/>
         <w:numPr>
           <w:ilvl w:val="0"/>
           <w:numId w:val="22"/>
         </w:numPr>
+        <w:spacing w:before="0" w:beforeAutospacing="0" w:after="0" w:afterAutospacing="0" w:line="233" w:lineRule="auto"/>
+        <w:jc w:val="both"/>
+        <w:rPr>
+          <w:rFonts w:ascii="Times New Roman" w:hAnsi="Times New Roman" w:cs="Times New Roman"/>
+          <w:color w:val="auto"/>
+          <w:sz w:val="28"/>
+          <w:szCs w:val="28"/>
+        </w:rPr>
+      </w:pPr>
+      <w:r>
+        <w:rPr>
+          <w:rFonts w:ascii="Times New Roman" w:hAnsi="Times New Roman" w:cs="Times New Roman"/>
+          <w:color w:val="auto"/>
+          <w:sz w:val="28"/>
+          <w:szCs w:val="28"/>
+        </w:rPr>
+        <w:t xml:space="preserve">В каком пространстве имен определены классы для работы с файлами? </w:t>
+      </w:r>
+    </w:p>
+    <w:p>
+      <w:pPr>
+        <w:pStyle w:val="afffa"/>
+        <w:rPr>
+          <w:lang w:eastAsia="ru-RU"/>
+        </w:rPr>
       </w:pPr>
       <w:r>
         <w:rPr>
           <w:b/>
           <w:bCs/>
-        </w:rPr>
-        <w:t>Каким образом элементы класса получают атрибуты доступа?</w:t>
-      </w:r>
-      <w:r>
-        <w:br/>
-        <w:t xml:space="preserve">Элементы класса получают атрибуты доступа с помощью спецификаторов </w:t>
-      </w:r>
-      <w:proofErr w:type="spellStart"/>
-      <w:r>
-        <w:t>public</w:t>
-      </w:r>
-      <w:proofErr w:type="spellEnd"/>
-      <w:r>
-        <w:t xml:space="preserve">, </w:t>
-      </w:r>
-      <w:proofErr w:type="spellStart"/>
-      <w:r>
-        <w:t>private</w:t>
-      </w:r>
-      <w:proofErr w:type="spellEnd"/>
-      <w:r>
-        <w:t xml:space="preserve"> и </w:t>
-      </w:r>
-      <w:proofErr w:type="spellStart"/>
-      <w:r>
-        <w:t>protected</w:t>
-      </w:r>
-      <w:proofErr w:type="spellEnd"/>
-      <w:r>
-        <w:t>. Все члены, объявленные после спецификатора, имеют соответствующий уровень доступа до следующего спецификатора.</w:t>
-      </w:r>
-    </w:p>
-    <w:p>
-      <w:pPr>
+          <w:lang w:val="en-US" w:eastAsia="ru-RU"/>
+        </w:rPr>
+        <w:t>System.IO</w:t>
+      </w:r>
+      <w:r>
+        <w:rPr>
+          <w:lang w:eastAsia="ru-RU"/>
+        </w:rPr>
+        <w:t>.</w:t>
+      </w:r>
+    </w:p>
+    <w:p>
+      <w:pPr>
+        <w:pStyle w:val="afff9"/>
         <w:numPr>
           <w:ilvl w:val="0"/>
           <w:numId w:val="22"/>
         </w:numPr>
-      </w:pPr>
-      <w:r>
-        <w:rPr>
+        <w:spacing w:before="0" w:beforeAutospacing="0" w:after="0" w:afterAutospacing="0" w:line="233" w:lineRule="auto"/>
+        <w:jc w:val="both"/>
+        <w:rPr>
+          <w:rFonts w:ascii="Times New Roman" w:hAnsi="Times New Roman" w:cs="Times New Roman"/>
+          <w:sz w:val="28"/>
+          <w:szCs w:val="28"/>
+        </w:rPr>
+      </w:pPr>
+      <w:r>
+        <w:rPr>
+          <w:rFonts w:ascii="Times New Roman" w:hAnsi="Times New Roman" w:cs="Times New Roman"/>
+          <w:sz w:val="28"/>
+          <w:szCs w:val="28"/>
+        </w:rPr>
+        <w:t>Перечислите действия, которые необходимо выполнить для чтения текста из файла.</w:t>
+      </w:r>
+    </w:p>
+    <w:p>
+      <w:pPr>
+        <w:numPr>
+          <w:ilvl w:val="1"/>
+          <w:numId w:val="37"/>
+        </w:numPr>
+        <w:spacing w:before="100" w:beforeAutospacing="1" w:after="100" w:afterAutospacing="1"/>
+        <w:jc w:val="left"/>
+        <w:rPr>
+          <w:sz w:val="24"/>
+          <w:szCs w:val="24"/>
+          <w:lang w:eastAsia="ru-RU"/>
+        </w:rPr>
+      </w:pPr>
+      <w:r>
+        <w:rPr>
+          <w:sz w:val="24"/>
+          <w:szCs w:val="24"/>
+          <w:lang w:eastAsia="ru-RU"/>
+        </w:rPr>
+        <w:t xml:space="preserve">Подключить пространство имен </w:t>
+      </w:r>
+      <w:r>
+        <w:rPr>
+          <w:rFonts w:ascii="Courier New" w:hAnsi="Courier New" w:cs="Courier New"/>
           <w:b/>
           <w:bCs/>
-        </w:rPr>
-        <w:t>Что такое объект класса и как выполнить объявление объекта класса в программе?</w:t>
-      </w:r>
-      <w:r>
-        <w:br/>
-        <w:t xml:space="preserve">Объект — это конкретный экземпляр класса, созданный в памяти. Объявление: </w:t>
-      </w:r>
-      <w:r>
-        <w:rPr>
-          <w:i/>
-          <w:iCs/>
-        </w:rPr>
-        <w:t>имя_класса имя_объекта</w:t>
-      </w:r>
-      <w:r>
+          <w:sz w:val="20"/>
+          <w:szCs w:val="20"/>
+          <w:lang w:eastAsia="ru-RU"/>
+        </w:rPr>
+        <w:t>System.IO</w:t>
+      </w:r>
+      <w:r>
+        <w:rPr>
+          <w:sz w:val="24"/>
+          <w:szCs w:val="24"/>
+          <w:lang w:eastAsia="ru-RU"/>
+        </w:rPr>
         <w:t>.</w:t>
       </w:r>
     </w:p>
     <w:p>
       <w:pPr>
         <w:numPr>
-          <w:ilvl w:val="0"/>
-          <w:numId w:val="22"/>
+          <w:ilvl w:val="1"/>
+          <w:numId w:val="37"/>
         </w:numPr>
-      </w:pPr>
-      <w:r>
-        <w:rPr>
-          <w:b/>
-          <w:bCs/>
-        </w:rPr>
-        <w:t>Что такое методы класса? Каковы особенности объявления и определения методов класса?</w:t>
-      </w:r>
-      <w:r>
-        <w:br/>
-      </w:r>
-      <w:r>
-        <w:t>Методы класса — это функции, определенные внутри класса и работающие с его данными</w:t>
-      </w:r>
-      <w:r>
-        <w:t xml:space="preserve">. </w:t>
-      </w:r>
-      <w:r>
-        <w:t>Могут быть объявлены внутри класса (встроенные) или вне (с указанием имени класса через ::)</w:t>
-      </w:r>
-      <w:r>
-        <w:t>.</w:t>
+        <w:spacing w:before="100" w:beforeAutospacing="1" w:after="100" w:afterAutospacing="1"/>
+        <w:jc w:val="left"/>
+        <w:rPr>
+          <w:sz w:val="24"/>
+          <w:szCs w:val="24"/>
+          <w:lang w:eastAsia="ru-RU"/>
+        </w:rPr>
+      </w:pPr>
+      <w:r>
+        <w:rPr>
+          <w:sz w:val="24"/>
+          <w:szCs w:val="24"/>
+          <w:lang w:eastAsia="ru-RU"/>
+        </w:rPr>
+        <w:t>Объявить файловую переменную и связать ее с файлом на диске.</w:t>
       </w:r>
     </w:p>
     <w:p>
       <w:pPr>
         <w:numPr>
-          <w:ilvl w:val="0"/>
-          <w:numId w:val="22"/>
+          <w:ilvl w:val="1"/>
+          <w:numId w:val="37"/>
         </w:numPr>
-      </w:pPr>
-      <w:r>
-        <w:rPr>
-          <w:b/>
-          <w:bCs/>
-        </w:rPr>
-        <w:t xml:space="preserve">Что такое указатель </w:t>
-      </w:r>
-      <w:proofErr w:type="spellStart"/>
-      <w:r>
-        <w:rPr>
-          <w:b/>
-          <w:bCs/>
-        </w:rPr>
-        <w:t>this</w:t>
-      </w:r>
-      <w:proofErr w:type="spellEnd"/>
-      <w:r>
-        <w:rPr>
-          <w:b/>
-          <w:bCs/>
-        </w:rPr>
-        <w:t>? Как выполняется вызов метода класса?</w:t>
-      </w:r>
-      <w:r>
-        <w:br/>
-      </w:r>
-      <w:proofErr w:type="spellStart"/>
-      <w:r>
-        <w:t>this</w:t>
-      </w:r>
-      <w:proofErr w:type="spellEnd"/>
-      <w:r>
-        <w:t xml:space="preserve"> — это указатель, который хранит адрес текущего объекта, для которого вызван метод. Автоматически передается компилятором.</w:t>
-      </w:r>
-      <w:r>
-        <w:t xml:space="preserve"> Вызов метода класса выполняется с помощью</w:t>
-      </w:r>
-      <w:r>
-        <w:t xml:space="preserve"> специального</w:t>
-      </w:r>
-      <w:r>
-        <w:t xml:space="preserve"> </w:t>
-      </w:r>
-      <w:proofErr w:type="gramStart"/>
-      <w:r>
-        <w:t>оператора</w:t>
-      </w:r>
-      <w:r>
-        <w:t xml:space="preserve"> .</w:t>
-      </w:r>
-      <w:proofErr w:type="gramEnd"/>
-      <w:r>
-        <w:t xml:space="preserve"> или -&gt; (для указателей на объекты).</w:t>
+        <w:spacing w:before="100" w:beforeAutospacing="1" w:after="100" w:afterAutospacing="1"/>
+        <w:jc w:val="left"/>
+        <w:rPr>
+          <w:sz w:val="24"/>
+          <w:szCs w:val="24"/>
+          <w:lang w:eastAsia="ru-RU"/>
+        </w:rPr>
+      </w:pPr>
+      <w:r>
+        <w:rPr>
+          <w:sz w:val="24"/>
+          <w:szCs w:val="24"/>
+          <w:lang w:eastAsia="ru-RU"/>
+        </w:rPr>
+        <w:t>Выполнить операции чтения текста из файла.</w:t>
       </w:r>
     </w:p>
     <w:p>
       <w:pPr>
         <w:numPr>
-          <w:ilvl w:val="0"/>
-          <w:numId w:val="22"/>
+          <w:ilvl w:val="1"/>
+          <w:numId w:val="37"/>
         </w:numPr>
-      </w:pPr>
-      <w:r>
-        <w:rPr>
-          <w:b/>
-          <w:bCs/>
-        </w:rPr>
-        <w:t>Какие функции называются конструкторами? Каков механизм передачи параметров конструктору?</w:t>
-      </w:r>
-      <w:r>
-        <w:br/>
-        <w:t>Конструкторы — это специальные методы класса, которые автоматически вызываются при создании объекта. Они имеют то же имя, что и класс, и не имеют возвращаемого типа. Параметры передаются конструктору в скобках при объявлении объекта.</w:t>
-      </w:r>
-    </w:p>
-    <w:p>
-      <w:pPr>
-        <w:numPr>
-          <w:ilvl w:val="0"/>
-          <w:numId w:val="22"/>
-        </w:numPr>
-      </w:pPr>
-      <w:r>
-        <w:rPr>
-          <w:b/>
-          <w:bCs/>
-        </w:rPr>
-        <w:t>Что такое конструктор по умолчанию и какую пользу приносит его наличие?</w:t>
-      </w:r>
-      <w:r>
-        <w:br/>
-      </w:r>
-      <w:r>
-        <w:t>Конструктор — это специальная функция класса, которая вызывается автоматически при создании объекта. Используется для инициализации объекта.</w:t>
-      </w:r>
-      <w:r>
-        <w:t xml:space="preserve"> </w:t>
-      </w:r>
-      <w:r>
-        <w:t xml:space="preserve">Может быть перегружен для определения конструкторов с разными параметрами. </w:t>
-      </w:r>
-      <w:r>
-        <w:t>Если ни один конструктор не определен, компилятор создает его автоматически.</w:t>
-      </w:r>
-    </w:p>
-    <w:p>
-      <w:pPr>
-        <w:numPr>
-          <w:ilvl w:val="0"/>
-          <w:numId w:val="22"/>
-        </w:numPr>
-      </w:pPr>
-      <w:r>
-        <w:rPr>
-          <w:b/>
-          <w:bCs/>
-        </w:rPr>
-        <w:t>Как выполняется инициализация объектов класса?</w:t>
-      </w:r>
-      <w:r>
-        <w:br/>
-        <w:t xml:space="preserve">Инициализация объектов класса происходит при их создании с помощью </w:t>
-      </w:r>
-      <w:r>
-        <w:lastRenderedPageBreak/>
-        <w:t xml:space="preserve">конструкторов. Значения для членов класса могут передаваться как параметры конструктору, который затем присваивает их соответствующим полям. Также </w:t>
-      </w:r>
-      <w:r>
-        <w:t>и</w:t>
-      </w:r>
-      <w:r>
-        <w:t>нициализация может происходить в списке инициализации</w:t>
-      </w:r>
-      <w:r>
-        <w:t>.</w:t>
-      </w:r>
-    </w:p>
-    <w:p>
-      <w:pPr>
-        <w:numPr>
-          <w:ilvl w:val="0"/>
-          <w:numId w:val="22"/>
-        </w:numPr>
-      </w:pPr>
-      <w:r>
-        <w:rPr>
-          <w:b/>
-          <w:bCs/>
-        </w:rPr>
-        <w:t>Каким образом в программе можно создать объект класса, элементы-данные которого являются копиями элементов данных созданного ранее объекта?</w:t>
-      </w:r>
-      <w:r>
-        <w:br/>
-        <w:t xml:space="preserve">Это можно сделать с помощью конструктора копирования. Он вызывается автоматически при инициализации нового объекта существующим, например: </w:t>
-      </w:r>
-      <w:proofErr w:type="spellStart"/>
-      <w:r>
-        <w:t>MyClass</w:t>
-      </w:r>
-      <w:proofErr w:type="spellEnd"/>
-      <w:r>
-        <w:t xml:space="preserve"> </w:t>
-      </w:r>
-      <w:proofErr w:type="spellStart"/>
-      <w:r>
-        <w:t>newObject</w:t>
-      </w:r>
-      <w:proofErr w:type="spellEnd"/>
-      <w:r>
-        <w:t xml:space="preserve"> = </w:t>
-      </w:r>
-      <w:proofErr w:type="spellStart"/>
-      <w:r>
-        <w:t>oldObject</w:t>
-      </w:r>
-      <w:proofErr w:type="spellEnd"/>
-      <w:r>
-        <w:t xml:space="preserve">; или </w:t>
-      </w:r>
-      <w:proofErr w:type="spellStart"/>
-      <w:r>
-        <w:t>MyClass</w:t>
-      </w:r>
-      <w:proofErr w:type="spellEnd"/>
-      <w:r>
-        <w:t xml:space="preserve"> </w:t>
-      </w:r>
-      <w:proofErr w:type="spellStart"/>
-      <w:proofErr w:type="gramStart"/>
-      <w:r>
-        <w:t>newObject</w:t>
-      </w:r>
-      <w:proofErr w:type="spellEnd"/>
-      <w:r>
-        <w:t>(</w:t>
-      </w:r>
-      <w:proofErr w:type="spellStart"/>
-      <w:proofErr w:type="gramEnd"/>
-      <w:r>
-        <w:t>oldObject</w:t>
-      </w:r>
-      <w:proofErr w:type="spellEnd"/>
-      <w:r>
-        <w:t>);.</w:t>
-      </w:r>
-    </w:p>
-    <w:p>
-      <w:pPr>
-        <w:numPr>
-          <w:ilvl w:val="0"/>
-          <w:numId w:val="22"/>
-        </w:numPr>
-      </w:pPr>
-      <w:r>
-        <w:rPr>
-          <w:b/>
-          <w:bCs/>
-        </w:rPr>
-        <w:t>Каким образом осуществляется перегрузка операций в языке С++?</w:t>
-      </w:r>
-      <w:r>
-        <w:br/>
-      </w:r>
-      <w:r>
-        <w:t>Перегрузка операций — это возможность определить поведение операторов для пользовательских типов.</w:t>
-      </w:r>
-      <w:r>
-        <w:t xml:space="preserve"> </w:t>
-      </w:r>
-      <w:r>
-        <w:t>Это делается через метод класса или дружественную функцию.</w:t>
-      </w:r>
-    </w:p>
-    <w:p>
-      <w:pPr>
-        <w:numPr>
-          <w:ilvl w:val="0"/>
-          <w:numId w:val="22"/>
-        </w:numPr>
-      </w:pPr>
-      <w:r>
-        <w:rPr>
-          <w:b/>
-          <w:bCs/>
-        </w:rPr>
-        <w:t>Какие операции не могут быть перегружены?</w:t>
-      </w:r>
-    </w:p>
-    <w:p>
-      <w:pPr>
-        <w:numPr>
-          <w:ilvl w:val="0"/>
-          <w:numId w:val="26"/>
-        </w:numPr>
-      </w:pPr>
-      <w:proofErr w:type="gramStart"/>
-      <w:r>
-        <w:t>::</w:t>
-      </w:r>
-      <w:proofErr w:type="gramEnd"/>
-      <w:r>
-        <w:t xml:space="preserve"> (область видимости)</w:t>
-      </w:r>
-    </w:p>
-    <w:p>
-      <w:pPr>
-        <w:numPr>
-          <w:ilvl w:val="0"/>
-          <w:numId w:val="26"/>
-        </w:numPr>
-      </w:pPr>
-      <w:r>
-        <w:t>.* (выбор через указатель на член)</w:t>
-      </w:r>
-    </w:p>
-    <w:p>
-      <w:pPr>
-        <w:numPr>
-          <w:ilvl w:val="0"/>
-          <w:numId w:val="26"/>
-        </w:numPr>
-      </w:pPr>
-      <w:r>
-        <w:t>. (выбор члена)</w:t>
-      </w:r>
-    </w:p>
-    <w:p>
-      <w:pPr>
-        <w:numPr>
-          <w:ilvl w:val="0"/>
-          <w:numId w:val="26"/>
-        </w:numPr>
-      </w:pPr>
-      <w:proofErr w:type="gramStart"/>
-      <w:r>
-        <w:t>?:</w:t>
-      </w:r>
-      <w:proofErr w:type="gramEnd"/>
-      <w:r>
-        <w:t xml:space="preserve"> (условный оператор)</w:t>
-      </w:r>
-    </w:p>
-    <w:p>
-      <w:pPr>
-        <w:numPr>
-          <w:ilvl w:val="0"/>
-          <w:numId w:val="26"/>
-        </w:numPr>
-      </w:pPr>
-      <w:proofErr w:type="spellStart"/>
-      <w:r>
-        <w:t>sizeof</w:t>
-      </w:r>
-      <w:proofErr w:type="spellEnd"/>
-    </w:p>
-    <w:p>
-      <w:pPr>
-        <w:numPr>
-          <w:ilvl w:val="0"/>
-          <w:numId w:val="26"/>
-        </w:numPr>
-      </w:pPr>
-      <w:proofErr w:type="spellStart"/>
-      <w:r>
-        <w:t>typeid</w:t>
-      </w:r>
-      <w:proofErr w:type="spellEnd"/>
-    </w:p>
-    <w:p>
-      <w:pPr>
-        <w:numPr>
-          <w:ilvl w:val="0"/>
-          <w:numId w:val="26"/>
-        </w:numPr>
-        <w:ind w:left="720" w:firstLine="0"/>
-      </w:pPr>
-      <w:proofErr w:type="spellStart"/>
-      <w:r>
-        <w:t>alignof</w:t>
-      </w:r>
-      <w:proofErr w:type="spellEnd"/>
-    </w:p>
-    <w:p>
-      <w:pPr>
-        <w:numPr>
-          <w:ilvl w:val="0"/>
-          <w:numId w:val="22"/>
-        </w:numPr>
-      </w:pPr>
-      <w:r>
-        <w:rPr>
-          <w:b/>
-          <w:bCs/>
-        </w:rPr>
-        <w:t>Теряет ли операция при перегрузке свое исходное назначение?</w:t>
-      </w:r>
-      <w:r>
-        <w:br/>
-      </w:r>
-      <w:r>
-        <w:t>Нет. Перегрузка оператора не изменяет его поведение для встроенных типов</w:t>
-      </w:r>
-      <w:r>
-        <w:t>, о</w:t>
-      </w:r>
-      <w:r>
-        <w:t>на работает только для пользовательски</w:t>
-      </w:r>
-      <w:r>
-        <w:t>х</w:t>
-      </w:r>
-      <w:r>
-        <w:t>.</w:t>
-      </w:r>
-    </w:p>
-    <w:p>
-      <w:pPr>
-        <w:numPr>
-          <w:ilvl w:val="0"/>
-          <w:numId w:val="22"/>
-        </w:numPr>
-      </w:pPr>
-      <w:r>
-        <w:rPr>
-          <w:b/>
-          <w:bCs/>
-        </w:rPr>
-        <w:t>Каков синтаксис объявления оператора-функции?</w:t>
-      </w:r>
-      <w:r>
-        <w:br/>
-      </w:r>
-      <w:proofErr w:type="spellStart"/>
-      <w:r>
-        <w:rPr>
-          <w:i/>
-          <w:iCs/>
-        </w:rPr>
-        <w:t>return_type</w:t>
-      </w:r>
-      <w:proofErr w:type="spellEnd"/>
-      <w:r>
-        <w:rPr>
-          <w:i/>
-          <w:iCs/>
-        </w:rPr>
-        <w:t xml:space="preserve"> </w:t>
-      </w:r>
-      <w:proofErr w:type="spellStart"/>
-      <w:r>
-        <w:rPr>
-          <w:i/>
-          <w:iCs/>
-        </w:rPr>
-        <w:t>operator</w:t>
-      </w:r>
-      <w:proofErr w:type="spellEnd"/>
-      <w:r>
-        <w:rPr>
-          <w:i/>
-          <w:iCs/>
-        </w:rPr>
-        <w:t>@ (</w:t>
-      </w:r>
-      <w:proofErr w:type="spellStart"/>
-      <w:r>
-        <w:rPr>
-          <w:i/>
-          <w:iCs/>
-        </w:rPr>
-        <w:t>parameters</w:t>
-      </w:r>
-      <w:proofErr w:type="spellEnd"/>
-      <w:r>
-        <w:rPr>
-          <w:i/>
-          <w:iCs/>
-        </w:rPr>
-        <w:t>)</w:t>
-      </w:r>
-    </w:p>
-    <w:p>
-      <w:pPr>
-        <w:numPr>
-          <w:ilvl w:val="0"/>
-          <w:numId w:val="22"/>
-        </w:numPr>
-      </w:pPr>
-      <w:r>
-        <w:rPr>
-          <w:b/>
-          <w:bCs/>
-        </w:rPr>
-        <w:t>Почему при перегрузке унарных операций оператор-функция не имеет параметров?</w:t>
-      </w:r>
-      <w:r>
-        <w:br/>
-      </w:r>
-      <w:r>
-        <w:t xml:space="preserve">Унарный оператор (например, -, !, ++) применяется к одному операнду — текущему объекту. Поэтому параметр не нужен — используется </w:t>
-      </w:r>
-      <w:proofErr w:type="spellStart"/>
-      <w:r>
-        <w:rPr>
-          <w:i/>
-          <w:iCs/>
-        </w:rPr>
-        <w:t>this</w:t>
-      </w:r>
-      <w:proofErr w:type="spellEnd"/>
-      <w:r>
-        <w:t>.</w:t>
-      </w:r>
-    </w:p>
-    <w:p>
-      <w:pPr>
-        <w:numPr>
-          <w:ilvl w:val="0"/>
-          <w:numId w:val="22"/>
-        </w:numPr>
-      </w:pPr>
-      <w:r>
-        <w:rPr>
-          <w:b/>
-          <w:bCs/>
-        </w:rPr>
-        <w:t>Как различить префиксную и постфиксную операции инкремента при перегрузке?</w:t>
-      </w:r>
-      <w:r>
-        <w:br/>
-        <w:t xml:space="preserve">Для различения используется фиктивный </w:t>
-      </w:r>
-      <w:proofErr w:type="spellStart"/>
-      <w:r>
-        <w:t>int</w:t>
-      </w:r>
-      <w:proofErr w:type="spellEnd"/>
-      <w:r>
-        <w:t xml:space="preserve"> параметр. Префиксная форма (++</w:t>
-      </w:r>
-      <w:proofErr w:type="spellStart"/>
-      <w:r>
-        <w:t>obj</w:t>
-      </w:r>
-      <w:proofErr w:type="spellEnd"/>
-      <w:r>
-        <w:t>) объявляется без параметров (</w:t>
-      </w:r>
-      <w:proofErr w:type="spellStart"/>
-      <w:r>
-        <w:t>operator</w:t>
-      </w:r>
-      <w:proofErr w:type="spellEnd"/>
-      <w:r>
-        <w:t>++()), а постфиксная (</w:t>
-      </w:r>
-      <w:proofErr w:type="spellStart"/>
-      <w:r>
-        <w:t>obj</w:t>
-      </w:r>
-      <w:proofErr w:type="spellEnd"/>
-      <w:r>
-        <w:t xml:space="preserve">++) — с одним параметром типа </w:t>
-      </w:r>
-      <w:proofErr w:type="spellStart"/>
-      <w:r>
-        <w:t>int</w:t>
-      </w:r>
-      <w:proofErr w:type="spellEnd"/>
-      <w:r>
-        <w:t xml:space="preserve"> (</w:t>
-      </w:r>
-      <w:proofErr w:type="spellStart"/>
-      <w:r>
-        <w:t>operator</w:t>
-      </w:r>
-      <w:proofErr w:type="spellEnd"/>
-      <w:r>
-        <w:t>++(</w:t>
-      </w:r>
-      <w:proofErr w:type="spellStart"/>
-      <w:r>
-        <w:t>int</w:t>
-      </w:r>
-      <w:proofErr w:type="spellEnd"/>
-      <w:r>
-        <w:t>)), который не используется в теле функции.</w:t>
-      </w:r>
-    </w:p>
-    <w:p>
-      <w:pPr>
-        <w:numPr>
-          <w:ilvl w:val="0"/>
-          <w:numId w:val="22"/>
-        </w:numPr>
-      </w:pPr>
-      <w:r>
-        <w:rPr>
-          <w:b/>
-          <w:bCs/>
-        </w:rPr>
-        <w:t>Какая функция называется другом класса?</w:t>
-      </w:r>
-      <w:r>
-        <w:br/>
-        <w:t xml:space="preserve">Дружественная функция — это функция, не являющаяся членом класса, но имеющая доступ к его </w:t>
-      </w:r>
-      <w:proofErr w:type="spellStart"/>
-      <w:r>
-        <w:t>private</w:t>
-      </w:r>
-      <w:proofErr w:type="spellEnd"/>
-      <w:r>
-        <w:t xml:space="preserve"> и </w:t>
-      </w:r>
-      <w:proofErr w:type="spellStart"/>
-      <w:r>
-        <w:t>protected</w:t>
-      </w:r>
-      <w:proofErr w:type="spellEnd"/>
-      <w:r>
-        <w:t xml:space="preserve"> членам. Она объявляется внутри класса с ключевым словом </w:t>
-      </w:r>
-      <w:proofErr w:type="spellStart"/>
-      <w:r>
-        <w:rPr>
-          <w:i/>
-          <w:iCs/>
-        </w:rPr>
-        <w:t>friend</w:t>
-      </w:r>
-      <w:proofErr w:type="spellEnd"/>
-      <w:r>
-        <w:t>.</w:t>
-      </w:r>
-    </w:p>
-    <w:p>
-      <w:pPr>
-        <w:numPr>
-          <w:ilvl w:val="0"/>
-          <w:numId w:val="22"/>
-        </w:numPr>
-      </w:pPr>
-      <w:r>
-        <w:rPr>
-          <w:b/>
-          <w:bCs/>
-        </w:rPr>
-        <w:t>В чем состоят различия между дружественной функцией и методом класса?</w:t>
-      </w:r>
-    </w:p>
-    <w:p>
-      <w:pPr>
-        <w:pStyle w:val="a"/>
-        <w:numPr>
-          <w:ilvl w:val="0"/>
-          <w:numId w:val="28"/>
-        </w:numPr>
-      </w:pPr>
-      <w:r>
-        <w:t>Метод класса вызывается для конкретного объекта и получает на нег</w:t>
-      </w:r>
-      <w:r>
-        <w:t xml:space="preserve">о </w:t>
-      </w:r>
-      <w:r>
-        <w:t xml:space="preserve">указатель </w:t>
-      </w:r>
-      <w:proofErr w:type="spellStart"/>
-      <w:r>
-        <w:rPr>
-          <w:i/>
-          <w:iCs/>
-        </w:rPr>
-        <w:t>this</w:t>
-      </w:r>
-      <w:proofErr w:type="spellEnd"/>
-      <w:r>
-        <w:t>.</w:t>
-      </w:r>
-    </w:p>
-    <w:p>
-      <w:pPr>
-        <w:pStyle w:val="a"/>
-        <w:numPr>
-          <w:ilvl w:val="0"/>
-          <w:numId w:val="28"/>
-        </w:numPr>
-      </w:pPr>
-      <w:r>
-        <w:lastRenderedPageBreak/>
-        <w:t xml:space="preserve">Дружественная функция не привязана к объекту и не имеет указателя </w:t>
-      </w:r>
-      <w:proofErr w:type="spellStart"/>
-      <w:r>
-        <w:rPr>
-          <w:i/>
-          <w:iCs/>
-        </w:rPr>
-        <w:t>this</w:t>
-      </w:r>
-      <w:proofErr w:type="spellEnd"/>
-      <w:r>
-        <w:t>. Все объекты, к которым ей нужен доступ, должны быть переданы ей в качестве явных параметров.</w:t>
-      </w:r>
-    </w:p>
-    <w:p>
-      <w:pPr>
-        <w:numPr>
-          <w:ilvl w:val="0"/>
-          <w:numId w:val="22"/>
-        </w:numPr>
-      </w:pPr>
-      <w:r>
-        <w:rPr>
-          <w:b/>
-          <w:bCs/>
-        </w:rPr>
-        <w:t>В чем состоят особенности передачи параметров дружественной функции при перегрузке унарных и бинарных операций?</w:t>
-      </w:r>
-    </w:p>
-    <w:p>
-      <w:pPr>
-        <w:numPr>
-          <w:ilvl w:val="0"/>
-          <w:numId w:val="30"/>
-        </w:numPr>
-        <w:rPr>
-          <w:szCs w:val="28"/>
-        </w:rPr>
-      </w:pPr>
-      <w:r>
-        <w:rPr>
-          <w:szCs w:val="28"/>
-        </w:rPr>
-        <w:t>Для унарной операции дружественная функция принимает один параметр — объект класса.</w:t>
-      </w:r>
-    </w:p>
-    <w:p>
-      <w:pPr>
-        <w:numPr>
-          <w:ilvl w:val="0"/>
-          <w:numId w:val="30"/>
-        </w:numPr>
-        <w:rPr>
-          <w:szCs w:val="28"/>
-        </w:rPr>
-      </w:pPr>
-      <w:r>
-        <w:rPr>
-          <w:szCs w:val="28"/>
-        </w:rPr>
-        <w:t>Для бинарной операции — два параметра (левый и правый операнды).</w:t>
-      </w:r>
-    </w:p>
-    <w:p>
-      <w:pPr>
-        <w:numPr>
-          <w:ilvl w:val="0"/>
-          <w:numId w:val="22"/>
-        </w:numPr>
-      </w:pPr>
-      <w:r>
-        <w:rPr>
-          <w:b/>
-          <w:bCs/>
-        </w:rPr>
-        <w:t>Почему нельзя перегрузить операции &gt;&gt; и &lt;&lt; для ввода и вывода типов с помощью метода класса?</w:t>
-      </w:r>
-    </w:p>
-    <w:p>
-      <w:pPr>
-        <w:ind w:left="720" w:firstLine="0"/>
-      </w:pPr>
-      <w:r>
-        <w:t>Потому что левый операнд этих операторов — это объект потока (</w:t>
-      </w:r>
-      <w:proofErr w:type="spellStart"/>
-      <w:r>
-        <w:rPr>
-          <w:i/>
-          <w:iCs/>
-        </w:rPr>
-        <w:t>istream</w:t>
-      </w:r>
-      <w:proofErr w:type="spellEnd"/>
-      <w:r>
-        <w:t xml:space="preserve"> или </w:t>
-      </w:r>
-      <w:proofErr w:type="spellStart"/>
-      <w:r>
-        <w:rPr>
-          <w:i/>
-          <w:iCs/>
-        </w:rPr>
-        <w:t>ostream</w:t>
-      </w:r>
-      <w:proofErr w:type="spellEnd"/>
-      <w:r>
-        <w:t>), а не объект класса. Метод класса требует, чтобы первым операндом был объект этого класса.</w:t>
-      </w:r>
-      <w:r>
-        <w:t xml:space="preserve"> </w:t>
-      </w:r>
-      <w:r>
-        <w:t>Поэтому эти операторы должны быть дружественными функциями</w:t>
-      </w:r>
-      <w:r>
-        <w:t>.</w:t>
-      </w:r>
-    </w:p>
-    <w:p>
-      <w:pPr>
-        <w:pStyle w:val="1"/>
-        <w:ind w:firstLine="0"/>
-      </w:pPr>
-      <w:r>
-        <w:lastRenderedPageBreak/>
-        <w:t>ВЫВОДЫ</w:t>
-      </w:r>
-    </w:p>
-    <w:p>
-      <w:r>
-        <w:t xml:space="preserve">Я повторил основы работы с классами в языке </w:t>
-      </w:r>
-      <w:r>
-        <w:rPr>
-          <w:lang w:val="en-US"/>
-        </w:rPr>
-        <w:t>C</w:t>
-      </w:r>
-      <w:r>
-        <w:t>++</w:t>
-      </w:r>
-      <w:r>
-        <w:t xml:space="preserve">, проверил навыки </w:t>
-      </w:r>
-      <w:r>
-        <w:t>использования языковых средств и способов динамического выделения памяти; организации форматного ввода и вывода</w:t>
-      </w:r>
-      <w:r>
-        <w:t>. Получил практические навыки разработки и отладки программ, использующих объекты класса и файловый ввод/вывод. Изучил различные реализации конструкторов и области их применения, а также аспекты перегрузки операций и работы с дружественными функциями.</w:t>
-      </w:r>
-    </w:p>
+        <w:spacing w:before="100" w:beforeAutospacing="1" w:after="100" w:afterAutospacing="1"/>
+        <w:jc w:val="left"/>
+        <w:rPr>
+          <w:sz w:val="24"/>
+          <w:szCs w:val="24"/>
+          <w:lang w:eastAsia="ru-RU"/>
+        </w:rPr>
+      </w:pPr>
+      <w:r>
+        <w:rPr>
+          <w:sz w:val="24"/>
+          <w:szCs w:val="24"/>
+          <w:lang w:eastAsia="ru-RU"/>
+        </w:rPr>
+        <w:t>Закрыть файл.</w:t>
+      </w:r>
+    </w:p>
+    <w:p>
+      <w:pPr>
+        <w:pStyle w:val="afffa"/>
+        <w:rPr>
+          <w:lang w:eastAsia="ru-RU"/>
+        </w:rPr>
+      </w:pPr>
+    </w:p>
+    <w:p/>
     <w:sectPr>
       <w:pgSz w:w="11906" w:h="16838"/>
       <w:pgMar w:top="1134" w:right="851" w:bottom="1134" w:left="1418" w:header="709" w:footer="709" w:gutter="0"/>
@@ -5387,7 +4588,7 @@
 </file>
 
 <file path=word/endnotes.xml><?xml version="1.0" encoding="utf-8"?>
-<w:endnotes xmlns:wpc="http://schemas.microsoft.com/office/word/2010/wordprocessingCanvas" xmlns:mc="http://schemas.openxmlformats.org/markup-compatibility/2006" xmlns:o="urn:schemas-microsoft-com:office:office" xmlns:r="http://schemas.openxmlformats.org/officeDocument/2006/relationships" xmlns:m="http://schemas.openxmlformats.org/officeDocument/2006/math" xmlns:v="urn:schemas-microsoft-com:vml" xmlns:wp14="http://schemas.microsoft.com/office/word/2010/wordprocessingDrawing" xmlns:wp="http://schemas.openxmlformats.org/drawingml/2006/wordprocessingDrawing" xmlns:w10="urn:schemas-microsoft-com:office:word" xmlns:w="http://schemas.openxmlformats.org/wordprocessingml/2006/main" xmlns:w14="http://schemas.microsoft.com/office/word/2010/wordml" xmlns:w15="http://schemas.microsoft.com/office/word/2012/wordml" xmlns:wpg="http://schemas.microsoft.com/office/word/2010/wordprocessingGroup" xmlns:wpi="http://schemas.microsoft.com/office/word/2010/wordprocessingInk" xmlns:wne="http://schemas.microsoft.com/office/word/2006/wordml" xmlns:wps="http://schemas.microsoft.com/office/word/2010/wordprocessingShape" mc:Ignorable="w14 w15 wp14">
+<w:endnotes xmlns:wpc="http://schemas.microsoft.com/office/word/2010/wordprocessingCanvas" xmlns:cx="http://schemas.microsoft.com/office/drawing/2014/chartex" xmlns:cx1="http://schemas.microsoft.com/office/drawing/2015/9/8/chartex" xmlns:cx2="http://schemas.microsoft.com/office/drawing/2015/10/21/chartex" xmlns:cx3="http://schemas.microsoft.com/office/drawing/2016/5/9/chartex" xmlns:cx4="http://schemas.microsoft.com/office/drawing/2016/5/10/chartex" xmlns:cx5="http://schemas.microsoft.com/office/drawing/2016/5/11/chartex" xmlns:cx6="http://schemas.microsoft.com/office/drawing/2016/5/12/chartex" xmlns:cx7="http://schemas.microsoft.com/office/drawing/2016/5/13/chartex" xmlns:cx8="http://schemas.microsoft.com/office/drawing/2016/5/14/chartex" xmlns:mc="http://schemas.openxmlformats.org/markup-compatibility/2006" xmlns:aink="http://schemas.microsoft.com/office/drawing/2016/ink" xmlns:am3d="http://schemas.microsoft.com/office/drawing/2017/model3d" xmlns:o="urn:schemas-microsoft-com:office:office" xmlns:oel="http://schemas.microsoft.com/office/2019/extlst" xmlns:r="http://schemas.openxmlformats.org/officeDocument/2006/relationships" xmlns:m="http://schemas.openxmlformats.org/officeDocument/2006/math" xmlns:v="urn:schemas-microsoft-com:vml" xmlns:wp14="http://schemas.microsoft.com/office/word/2010/wordprocessingDrawing" xmlns:wp="http://schemas.openxmlformats.org/drawingml/2006/wordprocessingDrawing" xmlns:w10="urn:schemas-microsoft-com:office:word" xmlns:w="http://schemas.openxmlformats.org/wordprocessingml/2006/main" xmlns:w14="http://schemas.microsoft.com/office/word/2010/wordml" xmlns:w15="http://schemas.microsoft.com/office/word/2012/wordml" xmlns:w16cex="http://schemas.microsoft.com/office/word/2018/wordml/cex" xmlns:w16cid="http://schemas.microsoft.com/office/word/2016/wordml/cid" xmlns:w16="http://schemas.microsoft.com/office/word/2018/wordml" xmlns:w16du="http://schemas.microsoft.com/office/word/2023/wordml/word16du" xmlns:w16sdtdh="http://schemas.microsoft.com/office/word/2020/wordml/sdtdatahash" xmlns:w16sdtfl="http://schemas.microsoft.com/office/word/2024/wordml/sdtformatlock" xmlns:w16se="http://schemas.microsoft.com/office/word/2015/wordml/symex" xmlns:wpg="http://schemas.microsoft.com/office/word/2010/wordprocessingGroup" xmlns:wpi="http://schemas.microsoft.com/office/word/2010/wordprocessingInk" xmlns:wne="http://schemas.microsoft.com/office/word/2006/wordml" xmlns:wps="http://schemas.microsoft.com/office/word/2010/wordprocessingShape" mc:Ignorable="w14 w15 w16se w16cid w16 w16cex w16sdtdh w16sdtfl w16du wp14">
   <w:endnote w:type="separator" w:id="-1">
     <w:p>
       <w:r>
@@ -5406,7 +4607,7 @@
 </file>
 
 <file path=word/footer1.xml><?xml version="1.0" encoding="utf-8"?>
-<w:ftr xmlns:wpc="http://schemas.microsoft.com/office/word/2010/wordprocessingCanvas" xmlns:mc="http://schemas.openxmlformats.org/markup-compatibility/2006" xmlns:o="urn:schemas-microsoft-com:office:office" xmlns:r="http://schemas.openxmlformats.org/officeDocument/2006/relationships" xmlns:m="http://schemas.openxmlformats.org/officeDocument/2006/math" xmlns:v="urn:schemas-microsoft-com:vml" xmlns:wp14="http://schemas.microsoft.com/office/word/2010/wordprocessingDrawing" xmlns:wp="http://schemas.openxmlformats.org/drawingml/2006/wordprocessingDrawing" xmlns:w10="urn:schemas-microsoft-com:office:word" xmlns:w="http://schemas.openxmlformats.org/wordprocessingml/2006/main" xmlns:w14="http://schemas.microsoft.com/office/word/2010/wordml" xmlns:w15="http://schemas.microsoft.com/office/word/2012/wordml" xmlns:wpg="http://schemas.microsoft.com/office/word/2010/wordprocessingGroup" xmlns:wpi="http://schemas.microsoft.com/office/word/2010/wordprocessingInk" xmlns:wne="http://schemas.microsoft.com/office/word/2006/wordml" xmlns:wps="http://schemas.microsoft.com/office/word/2010/wordprocessingShape" mc:Ignorable="w14 w15 wp14">
+<w:ftr xmlns:wpc="http://schemas.microsoft.com/office/word/2010/wordprocessingCanvas" xmlns:cx="http://schemas.microsoft.com/office/drawing/2014/chartex" xmlns:cx1="http://schemas.microsoft.com/office/drawing/2015/9/8/chartex" xmlns:cx2="http://schemas.microsoft.com/office/drawing/2015/10/21/chartex" xmlns:cx3="http://schemas.microsoft.com/office/drawing/2016/5/9/chartex" xmlns:cx4="http://schemas.microsoft.com/office/drawing/2016/5/10/chartex" xmlns:cx5="http://schemas.microsoft.com/office/drawing/2016/5/11/chartex" xmlns:cx6="http://schemas.microsoft.com/office/drawing/2016/5/12/chartex" xmlns:cx7="http://schemas.microsoft.com/office/drawing/2016/5/13/chartex" xmlns:cx8="http://schemas.microsoft.com/office/drawing/2016/5/14/chartex" xmlns:mc="http://schemas.openxmlformats.org/markup-compatibility/2006" xmlns:aink="http://schemas.microsoft.com/office/drawing/2016/ink" xmlns:am3d="http://schemas.microsoft.com/office/drawing/2017/model3d" xmlns:o="urn:schemas-microsoft-com:office:office" xmlns:oel="http://schemas.microsoft.com/office/2019/extlst" xmlns:r="http://schemas.openxmlformats.org/officeDocument/2006/relationships" xmlns:m="http://schemas.openxmlformats.org/officeDocument/2006/math" xmlns:v="urn:schemas-microsoft-com:vml" xmlns:wp14="http://schemas.microsoft.com/office/word/2010/wordprocessingDrawing" xmlns:wp="http://schemas.openxmlformats.org/drawingml/2006/wordprocessingDrawing" xmlns:w10="urn:schemas-microsoft-com:office:word" xmlns:w="http://schemas.openxmlformats.org/wordprocessingml/2006/main" xmlns:w14="http://schemas.microsoft.com/office/word/2010/wordml" xmlns:w15="http://schemas.microsoft.com/office/word/2012/wordml" xmlns:w16cex="http://schemas.microsoft.com/office/word/2018/wordml/cex" xmlns:w16cid="http://schemas.microsoft.com/office/word/2016/wordml/cid" xmlns:w16="http://schemas.microsoft.com/office/word/2018/wordml" xmlns:w16du="http://schemas.microsoft.com/office/word/2023/wordml/word16du" xmlns:w16sdtdh="http://schemas.microsoft.com/office/word/2020/wordml/sdtdatahash" xmlns:w16sdtfl="http://schemas.microsoft.com/office/word/2024/wordml/sdtformatlock" xmlns:w16se="http://schemas.microsoft.com/office/word/2015/wordml/symex" xmlns:wpg="http://schemas.microsoft.com/office/word/2010/wordprocessingGroup" xmlns:wpi="http://schemas.microsoft.com/office/word/2010/wordprocessingInk" xmlns:wne="http://schemas.microsoft.com/office/word/2006/wordml" xmlns:wps="http://schemas.microsoft.com/office/word/2010/wordprocessingShape" mc:Ignorable="w14 w15 w16se w16cid w16 w16cex w16sdtdh w16sdtfl w16du wp14">
   <w:p>
     <w:pPr>
       <w:pStyle w:val="aff1"/>
@@ -5457,7 +4658,7 @@
 </file>
 
 <file path=word/footer2.xml><?xml version="1.0" encoding="utf-8"?>
-<w:ftr xmlns:wpc="http://schemas.microsoft.com/office/word/2010/wordprocessingCanvas" xmlns:mc="http://schemas.openxmlformats.org/markup-compatibility/2006" xmlns:o="urn:schemas-microsoft-com:office:office" xmlns:r="http://schemas.openxmlformats.org/officeDocument/2006/relationships" xmlns:m="http://schemas.openxmlformats.org/officeDocument/2006/math" xmlns:v="urn:schemas-microsoft-com:vml" xmlns:wp14="http://schemas.microsoft.com/office/word/2010/wordprocessingDrawing" xmlns:wp="http://schemas.openxmlformats.org/drawingml/2006/wordprocessingDrawing" xmlns:w10="urn:schemas-microsoft-com:office:word" xmlns:w="http://schemas.openxmlformats.org/wordprocessingml/2006/main" xmlns:w14="http://schemas.microsoft.com/office/word/2010/wordml" xmlns:w15="http://schemas.microsoft.com/office/word/2012/wordml" xmlns:wpg="http://schemas.microsoft.com/office/word/2010/wordprocessingGroup" xmlns:wpi="http://schemas.microsoft.com/office/word/2010/wordprocessingInk" xmlns:wne="http://schemas.microsoft.com/office/word/2006/wordml" xmlns:wps="http://schemas.microsoft.com/office/word/2010/wordprocessingShape" mc:Ignorable="w14 w15 wp14">
+<w:ftr xmlns:wpc="http://schemas.microsoft.com/office/word/2010/wordprocessingCanvas" xmlns:cx="http://schemas.microsoft.com/office/drawing/2014/chartex" xmlns:cx1="http://schemas.microsoft.com/office/drawing/2015/9/8/chartex" xmlns:cx2="http://schemas.microsoft.com/office/drawing/2015/10/21/chartex" xmlns:cx3="http://schemas.microsoft.com/office/drawing/2016/5/9/chartex" xmlns:cx4="http://schemas.microsoft.com/office/drawing/2016/5/10/chartex" xmlns:cx5="http://schemas.microsoft.com/office/drawing/2016/5/11/chartex" xmlns:cx6="http://schemas.microsoft.com/office/drawing/2016/5/12/chartex" xmlns:cx7="http://schemas.microsoft.com/office/drawing/2016/5/13/chartex" xmlns:cx8="http://schemas.microsoft.com/office/drawing/2016/5/14/chartex" xmlns:mc="http://schemas.openxmlformats.org/markup-compatibility/2006" xmlns:aink="http://schemas.microsoft.com/office/drawing/2016/ink" xmlns:am3d="http://schemas.microsoft.com/office/drawing/2017/model3d" xmlns:o="urn:schemas-microsoft-com:office:office" xmlns:oel="http://schemas.microsoft.com/office/2019/extlst" xmlns:r="http://schemas.openxmlformats.org/officeDocument/2006/relationships" xmlns:m="http://schemas.openxmlformats.org/officeDocument/2006/math" xmlns:v="urn:schemas-microsoft-com:vml" xmlns:wp14="http://schemas.microsoft.com/office/word/2010/wordprocessingDrawing" xmlns:wp="http://schemas.openxmlformats.org/drawingml/2006/wordprocessingDrawing" xmlns:w10="urn:schemas-microsoft-com:office:word" xmlns:w="http://schemas.openxmlformats.org/wordprocessingml/2006/main" xmlns:w14="http://schemas.microsoft.com/office/word/2010/wordml" xmlns:w15="http://schemas.microsoft.com/office/word/2012/wordml" xmlns:w16cex="http://schemas.microsoft.com/office/word/2018/wordml/cex" xmlns:w16cid="http://schemas.microsoft.com/office/word/2016/wordml/cid" xmlns:w16="http://schemas.microsoft.com/office/word/2018/wordml" xmlns:w16du="http://schemas.microsoft.com/office/word/2023/wordml/word16du" xmlns:w16sdtdh="http://schemas.microsoft.com/office/word/2020/wordml/sdtdatahash" xmlns:w16sdtfl="http://schemas.microsoft.com/office/word/2024/wordml/sdtformatlock" xmlns:w16se="http://schemas.microsoft.com/office/word/2015/wordml/symex" xmlns:wpg="http://schemas.microsoft.com/office/word/2010/wordprocessingGroup" xmlns:wpi="http://schemas.microsoft.com/office/word/2010/wordprocessingInk" xmlns:wne="http://schemas.microsoft.com/office/word/2006/wordml" xmlns:wps="http://schemas.microsoft.com/office/word/2010/wordprocessingShape" mc:Ignorable="w14 w15 w16se w16cid w16 w16cex w16sdtdh w16sdtfl w16du wp14">
   <w:p>
     <w:pPr>
       <w:pStyle w:val="aff1"/>
@@ -5486,7 +4687,7 @@
 </file>
 
 <file path=word/footnotes.xml><?xml version="1.0" encoding="utf-8"?>
-<w:footnotes xmlns:wpc="http://schemas.microsoft.com/office/word/2010/wordprocessingCanvas" xmlns:mc="http://schemas.openxmlformats.org/markup-compatibility/2006" xmlns:o="urn:schemas-microsoft-com:office:office" xmlns:r="http://schemas.openxmlformats.org/officeDocument/2006/relationships" xmlns:m="http://schemas.openxmlformats.org/officeDocument/2006/math" xmlns:v="urn:schemas-microsoft-com:vml" xmlns:wp14="http://schemas.microsoft.com/office/word/2010/wordprocessingDrawing" xmlns:wp="http://schemas.openxmlformats.org/drawingml/2006/wordprocessingDrawing" xmlns:w10="urn:schemas-microsoft-com:office:word" xmlns:w="http://schemas.openxmlformats.org/wordprocessingml/2006/main" xmlns:w14="http://schemas.microsoft.com/office/word/2010/wordml" xmlns:w15="http://schemas.microsoft.com/office/word/2012/wordml" xmlns:wpg="http://schemas.microsoft.com/office/word/2010/wordprocessingGroup" xmlns:wpi="http://schemas.microsoft.com/office/word/2010/wordprocessingInk" xmlns:wne="http://schemas.microsoft.com/office/word/2006/wordml" xmlns:wps="http://schemas.microsoft.com/office/word/2010/wordprocessingShape" mc:Ignorable="w14 w15 wp14">
+<w:footnotes xmlns:wpc="http://schemas.microsoft.com/office/word/2010/wordprocessingCanvas" xmlns:cx="http://schemas.microsoft.com/office/drawing/2014/chartex" xmlns:cx1="http://schemas.microsoft.com/office/drawing/2015/9/8/chartex" xmlns:cx2="http://schemas.microsoft.com/office/drawing/2015/10/21/chartex" xmlns:cx3="http://schemas.microsoft.com/office/drawing/2016/5/9/chartex" xmlns:cx4="http://schemas.microsoft.com/office/drawing/2016/5/10/chartex" xmlns:cx5="http://schemas.microsoft.com/office/drawing/2016/5/11/chartex" xmlns:cx6="http://schemas.microsoft.com/office/drawing/2016/5/12/chartex" xmlns:cx7="http://schemas.microsoft.com/office/drawing/2016/5/13/chartex" xmlns:cx8="http://schemas.microsoft.com/office/drawing/2016/5/14/chartex" xmlns:mc="http://schemas.openxmlformats.org/markup-compatibility/2006" xmlns:aink="http://schemas.microsoft.com/office/drawing/2016/ink" xmlns:am3d="http://schemas.microsoft.com/office/drawing/2017/model3d" xmlns:o="urn:schemas-microsoft-com:office:office" xmlns:oel="http://schemas.microsoft.com/office/2019/extlst" xmlns:r="http://schemas.openxmlformats.org/officeDocument/2006/relationships" xmlns:m="http://schemas.openxmlformats.org/officeDocument/2006/math" xmlns:v="urn:schemas-microsoft-com:vml" xmlns:wp14="http://schemas.microsoft.com/office/word/2010/wordprocessingDrawing" xmlns:wp="http://schemas.openxmlformats.org/drawingml/2006/wordprocessingDrawing" xmlns:w10="urn:schemas-microsoft-com:office:word" xmlns:w="http://schemas.openxmlformats.org/wordprocessingml/2006/main" xmlns:w14="http://schemas.microsoft.com/office/word/2010/wordml" xmlns:w15="http://schemas.microsoft.com/office/word/2012/wordml" xmlns:w16cex="http://schemas.microsoft.com/office/word/2018/wordml/cex" xmlns:w16cid="http://schemas.microsoft.com/office/word/2016/wordml/cid" xmlns:w16="http://schemas.microsoft.com/office/word/2018/wordml" xmlns:w16du="http://schemas.microsoft.com/office/word/2023/wordml/word16du" xmlns:w16sdtdh="http://schemas.microsoft.com/office/word/2020/wordml/sdtdatahash" xmlns:w16sdtfl="http://schemas.microsoft.com/office/word/2024/wordml/sdtformatlock" xmlns:w16se="http://schemas.microsoft.com/office/word/2015/wordml/symex" xmlns:wpg="http://schemas.microsoft.com/office/word/2010/wordprocessingGroup" xmlns:wpi="http://schemas.microsoft.com/office/word/2010/wordprocessingInk" xmlns:wne="http://schemas.microsoft.com/office/word/2006/wordml" xmlns:wps="http://schemas.microsoft.com/office/word/2010/wordprocessingShape" mc:Ignorable="w14 w15 w16se w16cid w16 w16cex w16sdtdh w16sdtfl w16du wp14">
   <w:footnote w:type="separator" w:id="-1">
     <w:p>
       <w:r>
@@ -5505,8 +4706,8 @@
 </file>
 
 <file path=word/numbering.xml><?xml version="1.0" encoding="utf-8"?>
-<w:numbering xmlns:wpc="http://schemas.microsoft.com/office/word/2010/wordprocessingCanvas" xmlns:mc="http://schemas.openxmlformats.org/markup-compatibility/2006" xmlns:o="urn:schemas-microsoft-com:office:office" xmlns:r="http://schemas.openxmlformats.org/officeDocument/2006/relationships" xmlns:m="http://schemas.openxmlformats.org/officeDocument/2006/math" xmlns:v="urn:schemas-microsoft-com:vml" xmlns:wp14="http://schemas.microsoft.com/office/word/2010/wordprocessingDrawing" xmlns:wp="http://schemas.openxmlformats.org/drawingml/2006/wordprocessingDrawing" xmlns:w10="urn:schemas-microsoft-com:office:word" xmlns:w="http://schemas.openxmlformats.org/wordprocessingml/2006/main" xmlns:w14="http://schemas.microsoft.com/office/word/2010/wordml" xmlns:w15="http://schemas.microsoft.com/office/word/2012/wordml" xmlns:wpg="http://schemas.microsoft.com/office/word/2010/wordprocessingGroup" xmlns:wpi="http://schemas.microsoft.com/office/word/2010/wordprocessingInk" xmlns:wne="http://schemas.microsoft.com/office/word/2006/wordml" xmlns:wps="http://schemas.microsoft.com/office/word/2010/wordprocessingShape" mc:Ignorable="w14 w15 wp14">
-  <w:abstractNum w:abstractNumId="0">
+<w:numbering xmlns:wpc="http://schemas.microsoft.com/office/word/2010/wordprocessingCanvas" xmlns:cx="http://schemas.microsoft.com/office/drawing/2014/chartex" xmlns:cx1="http://schemas.microsoft.com/office/drawing/2015/9/8/chartex" xmlns:cx2="http://schemas.microsoft.com/office/drawing/2015/10/21/chartex" xmlns:cx3="http://schemas.microsoft.com/office/drawing/2016/5/9/chartex" xmlns:cx4="http://schemas.microsoft.com/office/drawing/2016/5/10/chartex" xmlns:cx5="http://schemas.microsoft.com/office/drawing/2016/5/11/chartex" xmlns:cx6="http://schemas.microsoft.com/office/drawing/2016/5/12/chartex" xmlns:cx7="http://schemas.microsoft.com/office/drawing/2016/5/13/chartex" xmlns:cx8="http://schemas.microsoft.com/office/drawing/2016/5/14/chartex" xmlns:mc="http://schemas.openxmlformats.org/markup-compatibility/2006" xmlns:aink="http://schemas.microsoft.com/office/drawing/2016/ink" xmlns:am3d="http://schemas.microsoft.com/office/drawing/2017/model3d" xmlns:o="urn:schemas-microsoft-com:office:office" xmlns:oel="http://schemas.microsoft.com/office/2019/extlst" xmlns:r="http://schemas.openxmlformats.org/officeDocument/2006/relationships" xmlns:m="http://schemas.openxmlformats.org/officeDocument/2006/math" xmlns:v="urn:schemas-microsoft-com:vml" xmlns:wp14="http://schemas.microsoft.com/office/word/2010/wordprocessingDrawing" xmlns:wp="http://schemas.openxmlformats.org/drawingml/2006/wordprocessingDrawing" xmlns:w10="urn:schemas-microsoft-com:office:word" xmlns:w="http://schemas.openxmlformats.org/wordprocessingml/2006/main" xmlns:w14="http://schemas.microsoft.com/office/word/2010/wordml" xmlns:w15="http://schemas.microsoft.com/office/word/2012/wordml" xmlns:w16cex="http://schemas.microsoft.com/office/word/2018/wordml/cex" xmlns:w16cid="http://schemas.microsoft.com/office/word/2016/wordml/cid" xmlns:w16="http://schemas.microsoft.com/office/word/2018/wordml" xmlns:w16du="http://schemas.microsoft.com/office/word/2023/wordml/word16du" xmlns:w16sdtdh="http://schemas.microsoft.com/office/word/2020/wordml/sdtdatahash" xmlns:w16sdtfl="http://schemas.microsoft.com/office/word/2024/wordml/sdtformatlock" xmlns:w16se="http://schemas.microsoft.com/office/word/2015/wordml/symex" xmlns:wpg="http://schemas.microsoft.com/office/word/2010/wordprocessingGroup" xmlns:wpi="http://schemas.microsoft.com/office/word/2010/wordprocessingInk" xmlns:wne="http://schemas.microsoft.com/office/word/2006/wordml" xmlns:wps="http://schemas.microsoft.com/office/word/2010/wordprocessingShape" mc:Ignorable="w14 w15 w16se w16cid w16 w16cex w16sdtdh w16sdtfl w16du wp14">
+  <w:abstractNum w:abstractNumId="0" w15:restartNumberingAfterBreak="0">
     <w:nsid w:val="01432263"/>
     <w:multiLevelType w:val="hybridMultilevel"/>
     <w:tmpl w:val="4DEA9F98"/>
@@ -5621,7 +4822,120 @@
       </w:rPr>
     </w:lvl>
   </w:abstractNum>
-  <w:abstractNum w:abstractNumId="1">
+  <w:abstractNum w:abstractNumId="1" w15:restartNumberingAfterBreak="0">
+    <w:nsid w:val="12A2066A"/>
+    <w:multiLevelType w:val="hybridMultilevel"/>
+    <w:tmpl w:val="A656DA74"/>
+    <w:lvl w:ilvl="0" w:tplc="04190001">
+      <w:start w:val="1"/>
+      <w:numFmt w:val="bullet"/>
+      <w:lvlText w:val=""/>
+      <w:lvlJc w:val="left"/>
+      <w:pPr>
+        <w:ind w:left="1429" w:hanging="360"/>
+      </w:pPr>
+      <w:rPr>
+        <w:rFonts w:ascii="Symbol" w:hAnsi="Symbol" w:hint="default"/>
+      </w:rPr>
+    </w:lvl>
+    <w:lvl w:ilvl="1" w:tplc="04190003" w:tentative="1">
+      <w:start w:val="1"/>
+      <w:numFmt w:val="bullet"/>
+      <w:lvlText w:val="o"/>
+      <w:lvlJc w:val="left"/>
+      <w:pPr>
+        <w:ind w:left="2149" w:hanging="360"/>
+      </w:pPr>
+      <w:rPr>
+        <w:rFonts w:ascii="Courier New" w:hAnsi="Courier New" w:cs="Courier New" w:hint="default"/>
+      </w:rPr>
+    </w:lvl>
+    <w:lvl w:ilvl="2" w:tplc="04190005" w:tentative="1">
+      <w:start w:val="1"/>
+      <w:numFmt w:val="bullet"/>
+      <w:lvlText w:val=""/>
+      <w:lvlJc w:val="left"/>
+      <w:pPr>
+        <w:ind w:left="2869" w:hanging="360"/>
+      </w:pPr>
+      <w:rPr>
+        <w:rFonts w:ascii="Wingdings" w:hAnsi="Wingdings" w:hint="default"/>
+      </w:rPr>
+    </w:lvl>
+    <w:lvl w:ilvl="3" w:tplc="04190001" w:tentative="1">
+      <w:start w:val="1"/>
+      <w:numFmt w:val="bullet"/>
+      <w:lvlText w:val=""/>
+      <w:lvlJc w:val="left"/>
+      <w:pPr>
+        <w:ind w:left="3589" w:hanging="360"/>
+      </w:pPr>
+      <w:rPr>
+        <w:rFonts w:ascii="Symbol" w:hAnsi="Symbol" w:hint="default"/>
+      </w:rPr>
+    </w:lvl>
+    <w:lvl w:ilvl="4" w:tplc="04190003" w:tentative="1">
+      <w:start w:val="1"/>
+      <w:numFmt w:val="bullet"/>
+      <w:lvlText w:val="o"/>
+      <w:lvlJc w:val="left"/>
+      <w:pPr>
+        <w:ind w:left="4309" w:hanging="360"/>
+      </w:pPr>
+      <w:rPr>
+        <w:rFonts w:ascii="Courier New" w:hAnsi="Courier New" w:cs="Courier New" w:hint="default"/>
+      </w:rPr>
+    </w:lvl>
+    <w:lvl w:ilvl="5" w:tplc="04190005" w:tentative="1">
+      <w:start w:val="1"/>
+      <w:numFmt w:val="bullet"/>
+      <w:lvlText w:val=""/>
+      <w:lvlJc w:val="left"/>
+      <w:pPr>
+        <w:ind w:left="5029" w:hanging="360"/>
+      </w:pPr>
+      <w:rPr>
+        <w:rFonts w:ascii="Wingdings" w:hAnsi="Wingdings" w:hint="default"/>
+      </w:rPr>
+    </w:lvl>
+    <w:lvl w:ilvl="6" w:tplc="04190001" w:tentative="1">
+      <w:start w:val="1"/>
+      <w:numFmt w:val="bullet"/>
+      <w:lvlText w:val=""/>
+      <w:lvlJc w:val="left"/>
+      <w:pPr>
+        <w:ind w:left="5749" w:hanging="360"/>
+      </w:pPr>
+      <w:rPr>
+        <w:rFonts w:ascii="Symbol" w:hAnsi="Symbol" w:hint="default"/>
+      </w:rPr>
+    </w:lvl>
+    <w:lvl w:ilvl="7" w:tplc="04190003" w:tentative="1">
+      <w:start w:val="1"/>
+      <w:numFmt w:val="bullet"/>
+      <w:lvlText w:val="o"/>
+      <w:lvlJc w:val="left"/>
+      <w:pPr>
+        <w:ind w:left="6469" w:hanging="360"/>
+      </w:pPr>
+      <w:rPr>
+        <w:rFonts w:ascii="Courier New" w:hAnsi="Courier New" w:cs="Courier New" w:hint="default"/>
+      </w:rPr>
+    </w:lvl>
+    <w:lvl w:ilvl="8" w:tplc="04190005" w:tentative="1">
+      <w:start w:val="1"/>
+      <w:numFmt w:val="bullet"/>
+      <w:lvlText w:val=""/>
+      <w:lvlJc w:val="left"/>
+      <w:pPr>
+        <w:ind w:left="7189" w:hanging="360"/>
+      </w:pPr>
+      <w:rPr>
+        <w:rFonts w:ascii="Wingdings" w:hAnsi="Wingdings" w:hint="default"/>
+      </w:rPr>
+    </w:lvl>
+  </w:abstractNum>
+  <w:abstractNum w:abstractNumId="2" w15:restartNumberingAfterBreak="0">
     <w:nsid w:val="196570CE"/>
     <w:multiLevelType w:val="multilevel"/>
     <w:tmpl w:val="424A60C8"/>
@@ -5737,7 +5051,7 @@
       </w:pPr>
     </w:lvl>
   </w:abstractNum>
-  <w:abstractNum w:abstractNumId="2">
+  <w:abstractNum w:abstractNumId="3" w15:restartNumberingAfterBreak="0">
     <w:nsid w:val="1C3E27C6"/>
     <w:multiLevelType w:val="hybridMultilevel"/>
     <w:tmpl w:val="13DA117E"/>
@@ -5850,7 +5164,7 @@
       </w:rPr>
     </w:lvl>
   </w:abstractNum>
-  <w:abstractNum w:abstractNumId="3">
+  <w:abstractNum w:abstractNumId="4" w15:restartNumberingAfterBreak="0">
     <w:nsid w:val="1D1A2D99"/>
     <w:multiLevelType w:val="hybridMultilevel"/>
     <w:tmpl w:val="192AC8BE"/>
@@ -5963,7 +5277,7 @@
       </w:rPr>
     </w:lvl>
   </w:abstractNum>
-  <w:abstractNum w:abstractNumId="4">
+  <w:abstractNum w:abstractNumId="5" w15:restartNumberingAfterBreak="0">
     <w:nsid w:val="1EC940C4"/>
     <w:multiLevelType w:val="multilevel"/>
     <w:tmpl w:val="DD523626"/>
@@ -6112,7 +5426,7 @@
       </w:rPr>
     </w:lvl>
   </w:abstractNum>
-  <w:abstractNum w:abstractNumId="5">
+  <w:abstractNum w:abstractNumId="6" w15:restartNumberingAfterBreak="0">
     <w:nsid w:val="234306EF"/>
     <w:multiLevelType w:val="multilevel"/>
     <w:tmpl w:val="98CC6CFE"/>
@@ -6232,7 +5546,7 @@
       </w:pPr>
     </w:lvl>
   </w:abstractNum>
-  <w:abstractNum w:abstractNumId="6">
+  <w:abstractNum w:abstractNumId="7" w15:restartNumberingAfterBreak="0">
     <w:nsid w:val="26D60A78"/>
     <w:multiLevelType w:val="multilevel"/>
     <w:tmpl w:val="94308E00"/>
@@ -6349,7 +5663,7 @@
       </w:pPr>
     </w:lvl>
   </w:abstractNum>
-  <w:abstractNum w:abstractNumId="7">
+  <w:abstractNum w:abstractNumId="8" w15:restartNumberingAfterBreak="0">
     <w:nsid w:val="2B5E6E9B"/>
     <w:multiLevelType w:val="hybridMultilevel"/>
     <w:tmpl w:val="FE78FE6E"/>
@@ -6435,7 +5749,7 @@
       </w:pPr>
     </w:lvl>
   </w:abstractNum>
-  <w:abstractNum w:abstractNumId="8">
+  <w:abstractNum w:abstractNumId="9" w15:restartNumberingAfterBreak="0">
     <w:nsid w:val="36407379"/>
     <w:multiLevelType w:val="hybridMultilevel"/>
     <w:tmpl w:val="8F788AA4"/>
@@ -6548,7 +5862,120 @@
       </w:rPr>
     </w:lvl>
   </w:abstractNum>
-  <w:abstractNum w:abstractNumId="9">
+  <w:abstractNum w:abstractNumId="10" w15:restartNumberingAfterBreak="0">
+    <w:nsid w:val="377E094C"/>
+    <w:multiLevelType w:val="multilevel"/>
+    <w:tmpl w:val="900235D0"/>
+    <w:lvl w:ilvl="0">
+      <w:start w:val="1"/>
+      <w:numFmt w:val="decimal"/>
+      <w:lvlText w:val="%1."/>
+      <w:lvlJc w:val="left"/>
+      <w:pPr>
+        <w:tabs>
+          <w:tab w:val="num" w:pos="720"/>
+        </w:tabs>
+        <w:ind w:left="720" w:hanging="360"/>
+      </w:pPr>
+    </w:lvl>
+    <w:lvl w:ilvl="1" w:tentative="1">
+      <w:start w:val="1"/>
+      <w:numFmt w:val="decimal"/>
+      <w:lvlText w:val="%2."/>
+      <w:lvlJc w:val="left"/>
+      <w:pPr>
+        <w:tabs>
+          <w:tab w:val="num" w:pos="1440"/>
+        </w:tabs>
+        <w:ind w:left="1440" w:hanging="360"/>
+      </w:pPr>
+    </w:lvl>
+    <w:lvl w:ilvl="2" w:tentative="1">
+      <w:start w:val="1"/>
+      <w:numFmt w:val="decimal"/>
+      <w:lvlText w:val="%3."/>
+      <w:lvlJc w:val="left"/>
+      <w:pPr>
+        <w:tabs>
+          <w:tab w:val="num" w:pos="2160"/>
+        </w:tabs>
+        <w:ind w:left="2160" w:hanging="360"/>
+      </w:pPr>
+    </w:lvl>
+    <w:lvl w:ilvl="3" w:tentative="1">
+      <w:start w:val="1"/>
+      <w:numFmt w:val="decimal"/>
+      <w:lvlText w:val="%4."/>
+      <w:lvlJc w:val="left"/>
+      <w:pPr>
+        <w:tabs>
+          <w:tab w:val="num" w:pos="2880"/>
+        </w:tabs>
+        <w:ind w:left="2880" w:hanging="360"/>
+      </w:pPr>
+    </w:lvl>
+    <w:lvl w:ilvl="4" w:tentative="1">
+      <w:start w:val="1"/>
+      <w:numFmt w:val="decimal"/>
+      <w:lvlText w:val="%5."/>
+      <w:lvlJc w:val="left"/>
+      <w:pPr>
+        <w:tabs>
+          <w:tab w:val="num" w:pos="3600"/>
+        </w:tabs>
+        <w:ind w:left="3600" w:hanging="360"/>
+      </w:pPr>
+    </w:lvl>
+    <w:lvl w:ilvl="5" w:tentative="1">
+      <w:start w:val="1"/>
+      <w:numFmt w:val="decimal"/>
+      <w:lvlText w:val="%6."/>
+      <w:lvlJc w:val="left"/>
+      <w:pPr>
+        <w:tabs>
+          <w:tab w:val="num" w:pos="4320"/>
+        </w:tabs>
+        <w:ind w:left="4320" w:hanging="360"/>
+      </w:pPr>
+    </w:lvl>
+    <w:lvl w:ilvl="6" w:tentative="1">
+      <w:start w:val="1"/>
+      <w:numFmt w:val="decimal"/>
+      <w:lvlText w:val="%7."/>
+      <w:lvlJc w:val="left"/>
+      <w:pPr>
+        <w:tabs>
+          <w:tab w:val="num" w:pos="5040"/>
+        </w:tabs>
+        <w:ind w:left="5040" w:hanging="360"/>
+      </w:pPr>
+    </w:lvl>
+    <w:lvl w:ilvl="7" w:tentative="1">
+      <w:start w:val="1"/>
+      <w:numFmt w:val="decimal"/>
+      <w:lvlText w:val="%8."/>
+      <w:lvlJc w:val="left"/>
+      <w:pPr>
+        <w:tabs>
+          <w:tab w:val="num" w:pos="5760"/>
+        </w:tabs>
+        <w:ind w:left="5760" w:hanging="360"/>
+      </w:pPr>
+    </w:lvl>
+    <w:lvl w:ilvl="8" w:tentative="1">
+      <w:start w:val="1"/>
+      <w:numFmt w:val="decimal"/>
+      <w:lvlText w:val="%9."/>
+      <w:lvlJc w:val="left"/>
+      <w:pPr>
+        <w:tabs>
+          <w:tab w:val="num" w:pos="6480"/>
+        </w:tabs>
+        <w:ind w:left="6480" w:hanging="360"/>
+      </w:pPr>
+    </w:lvl>
+  </w:abstractNum>
+  <w:abstractNum w:abstractNumId="11" w15:restartNumberingAfterBreak="0">
     <w:nsid w:val="3A6D1C67"/>
     <w:multiLevelType w:val="hybridMultilevel"/>
     <w:tmpl w:val="2884C3DA"/>
@@ -6637,7 +6064,7 @@
       </w:pPr>
     </w:lvl>
   </w:abstractNum>
-  <w:abstractNum w:abstractNumId="10">
+  <w:abstractNum w:abstractNumId="12" w15:restartNumberingAfterBreak="0">
     <w:nsid w:val="3DE00378"/>
     <w:multiLevelType w:val="hybridMultilevel"/>
     <w:tmpl w:val="73AE4A6A"/>
@@ -6750,7 +6177,7 @@
       </w:rPr>
     </w:lvl>
   </w:abstractNum>
-  <w:abstractNum w:abstractNumId="11">
+  <w:abstractNum w:abstractNumId="13" w15:restartNumberingAfterBreak="0">
     <w:nsid w:val="3FF01D5B"/>
     <w:multiLevelType w:val="multilevel"/>
     <w:tmpl w:val="40A2D4A8"/>
@@ -6870,7 +6297,117 @@
       </w:pPr>
     </w:lvl>
   </w:abstractNum>
-  <w:abstractNum w:abstractNumId="12">
+  <w:abstractNum w:abstractNumId="14" w15:restartNumberingAfterBreak="0">
+    <w:nsid w:val="40774987"/>
+    <w:multiLevelType w:val="multilevel"/>
+    <w:tmpl w:val="46DCDB18"/>
+    <w:lvl w:ilvl="0">
+      <w:start w:val="1"/>
+      <w:numFmt w:val="decimal"/>
+      <w:lvlText w:val="%1."/>
+      <w:lvlJc w:val="left"/>
+      <w:pPr>
+        <w:tabs>
+          <w:tab w:val="num" w:pos="720"/>
+        </w:tabs>
+        <w:ind w:left="720" w:hanging="360"/>
+      </w:pPr>
+    </w:lvl>
+    <w:lvl w:ilvl="1">
+      <w:start w:val="1"/>
+      <w:numFmt w:val="decimal"/>
+      <w:lvlText w:val="%2."/>
+      <w:lvlJc w:val="left"/>
+      <w:pPr>
+        <w:ind w:left="1440" w:hanging="360"/>
+      </w:pPr>
+    </w:lvl>
+    <w:lvl w:ilvl="2" w:tentative="1">
+      <w:start w:val="1"/>
+      <w:numFmt w:val="decimal"/>
+      <w:lvlText w:val="%3."/>
+      <w:lvlJc w:val="left"/>
+      <w:pPr>
+        <w:tabs>
+          <w:tab w:val="num" w:pos="2160"/>
+        </w:tabs>
+        <w:ind w:left="2160" w:hanging="360"/>
+      </w:pPr>
+    </w:lvl>
+    <w:lvl w:ilvl="3" w:tentative="1">
+      <w:start w:val="1"/>
+      <w:numFmt w:val="decimal"/>
+      <w:lvlText w:val="%4."/>
+      <w:lvlJc w:val="left"/>
+      <w:pPr>
+        <w:tabs>
+          <w:tab w:val="num" w:pos="2880"/>
+        </w:tabs>
+        <w:ind w:left="2880" w:hanging="360"/>
+      </w:pPr>
+    </w:lvl>
+    <w:lvl w:ilvl="4" w:tentative="1">
+      <w:start w:val="1"/>
+      <w:numFmt w:val="decimal"/>
+      <w:lvlText w:val="%5."/>
+      <w:lvlJc w:val="left"/>
+      <w:pPr>
+        <w:tabs>
+          <w:tab w:val="num" w:pos="3600"/>
+        </w:tabs>
+        <w:ind w:left="3600" w:hanging="360"/>
+      </w:pPr>
+    </w:lvl>
+    <w:lvl w:ilvl="5" w:tentative="1">
+      <w:start w:val="1"/>
+      <w:numFmt w:val="decimal"/>
+      <w:lvlText w:val="%6."/>
+      <w:lvlJc w:val="left"/>
+      <w:pPr>
+        <w:tabs>
+          <w:tab w:val="num" w:pos="4320"/>
+        </w:tabs>
+        <w:ind w:left="4320" w:hanging="360"/>
+      </w:pPr>
+    </w:lvl>
+    <w:lvl w:ilvl="6" w:tentative="1">
+      <w:start w:val="1"/>
+      <w:numFmt w:val="decimal"/>
+      <w:lvlText w:val="%7."/>
+      <w:lvlJc w:val="left"/>
+      <w:pPr>
+        <w:tabs>
+          <w:tab w:val="num" w:pos="5040"/>
+        </w:tabs>
+        <w:ind w:left="5040" w:hanging="360"/>
+      </w:pPr>
+    </w:lvl>
+    <w:lvl w:ilvl="7" w:tentative="1">
+      <w:start w:val="1"/>
+      <w:numFmt w:val="decimal"/>
+      <w:lvlText w:val="%8."/>
+      <w:lvlJc w:val="left"/>
+      <w:pPr>
+        <w:tabs>
+          <w:tab w:val="num" w:pos="5760"/>
+        </w:tabs>
+        <w:ind w:left="5760" w:hanging="360"/>
+      </w:pPr>
+    </w:lvl>
+    <w:lvl w:ilvl="8" w:tentative="1">
+      <w:start w:val="1"/>
+      <w:numFmt w:val="decimal"/>
+      <w:lvlText w:val="%9."/>
+      <w:lvlJc w:val="left"/>
+      <w:pPr>
+        <w:tabs>
+          <w:tab w:val="num" w:pos="6480"/>
+        </w:tabs>
+        <w:ind w:left="6480" w:hanging="360"/>
+      </w:pPr>
+    </w:lvl>
+  </w:abstractNum>
+  <w:abstractNum w:abstractNumId="15" w15:restartNumberingAfterBreak="0">
     <w:nsid w:val="44B2225A"/>
     <w:multiLevelType w:val="hybridMultilevel"/>
     <w:tmpl w:val="27AEAE8E"/>
@@ -6983,7 +6520,7 @@
       </w:rPr>
     </w:lvl>
   </w:abstractNum>
-  <w:abstractNum w:abstractNumId="13">
+  <w:abstractNum w:abstractNumId="16" w15:restartNumberingAfterBreak="0">
     <w:nsid w:val="46D352B5"/>
     <w:multiLevelType w:val="multilevel"/>
     <w:tmpl w:val="98CC6CFE"/>
@@ -7103,7 +6640,7 @@
       </w:pPr>
     </w:lvl>
   </w:abstractNum>
-  <w:abstractNum w:abstractNumId="14">
+  <w:abstractNum w:abstractNumId="17" w15:restartNumberingAfterBreak="0">
     <w:nsid w:val="51A570D9"/>
     <w:multiLevelType w:val="hybridMultilevel"/>
     <w:tmpl w:val="0D7A50D0"/>
@@ -7216,7 +6753,7 @@
       </w:rPr>
     </w:lvl>
   </w:abstractNum>
-  <w:abstractNum w:abstractNumId="15">
+  <w:abstractNum w:abstractNumId="18" w15:restartNumberingAfterBreak="0">
     <w:nsid w:val="5469767A"/>
     <w:multiLevelType w:val="hybridMultilevel"/>
     <w:tmpl w:val="CD7CC6F4"/>
@@ -7329,7 +6866,7 @@
       </w:rPr>
     </w:lvl>
   </w:abstractNum>
-  <w:abstractNum w:abstractNumId="16">
+  <w:abstractNum w:abstractNumId="19" w15:restartNumberingAfterBreak="0">
     <w:nsid w:val="5B7019B2"/>
     <w:multiLevelType w:val="multilevel"/>
     <w:tmpl w:val="CCFEA164"/>
@@ -7478,7 +7015,7 @@
       </w:rPr>
     </w:lvl>
   </w:abstractNum>
-  <w:abstractNum w:abstractNumId="17">
+  <w:abstractNum w:abstractNumId="20" w15:restartNumberingAfterBreak="0">
     <w:nsid w:val="5D375675"/>
     <w:multiLevelType w:val="hybridMultilevel"/>
     <w:tmpl w:val="218093F2"/>
@@ -7594,7 +7131,7 @@
       </w:rPr>
     </w:lvl>
   </w:abstractNum>
-  <w:abstractNum w:abstractNumId="18">
+  <w:abstractNum w:abstractNumId="21" w15:restartNumberingAfterBreak="0">
     <w:nsid w:val="5F867490"/>
     <w:multiLevelType w:val="multilevel"/>
     <w:tmpl w:val="32F89E0E"/>
@@ -7707,7 +7244,7 @@
       </w:rPr>
     </w:lvl>
   </w:abstractNum>
-  <w:abstractNum w:abstractNumId="19">
+  <w:abstractNum w:abstractNumId="22" w15:restartNumberingAfterBreak="0">
     <w:nsid w:val="70E84302"/>
     <w:multiLevelType w:val="hybridMultilevel"/>
     <w:tmpl w:val="CD885CF8"/>
@@ -7820,7 +7357,124 @@
       </w:rPr>
     </w:lvl>
   </w:abstractNum>
-  <w:abstractNum w:abstractNumId="20">
+  <w:abstractNum w:abstractNumId="23" w15:restartNumberingAfterBreak="0">
+    <w:nsid w:val="712443C5"/>
+    <w:multiLevelType w:val="hybridMultilevel"/>
+    <w:tmpl w:val="2A2675BA"/>
+    <w:lvl w:ilvl="0" w:tplc="072EE216">
+      <w:start w:val="1"/>
+      <w:numFmt w:val="decimal"/>
+      <w:lvlText w:val="%1."/>
+      <w:lvlJc w:val="left"/>
+      <w:pPr>
+        <w:tabs>
+          <w:tab w:val="num" w:pos="1060"/>
+        </w:tabs>
+        <w:ind w:left="1060" w:hanging="360"/>
+      </w:pPr>
+      <w:rPr>
+        <w:rFonts w:hint="default"/>
+        <w:color w:val="auto"/>
+      </w:rPr>
+    </w:lvl>
+    <w:lvl w:ilvl="1" w:tplc="04190019" w:tentative="1">
+      <w:start w:val="1"/>
+      <w:numFmt w:val="lowerLetter"/>
+      <w:lvlText w:val="%2."/>
+      <w:lvlJc w:val="left"/>
+      <w:pPr>
+        <w:tabs>
+          <w:tab w:val="num" w:pos="1780"/>
+        </w:tabs>
+        <w:ind w:left="1780" w:hanging="360"/>
+      </w:pPr>
+    </w:lvl>
+    <w:lvl w:ilvl="2" w:tplc="0419001B" w:tentative="1">
+      <w:start w:val="1"/>
+      <w:numFmt w:val="lowerRoman"/>
+      <w:lvlText w:val="%3."/>
+      <w:lvlJc w:val="right"/>
+      <w:pPr>
+        <w:tabs>
+          <w:tab w:val="num" w:pos="2500"/>
+        </w:tabs>
+        <w:ind w:left="2500" w:hanging="180"/>
+      </w:pPr>
+    </w:lvl>
+    <w:lvl w:ilvl="3" w:tplc="0419000F" w:tentative="1">
+      <w:start w:val="1"/>
+      <w:numFmt w:val="decimal"/>
+      <w:lvlText w:val="%4."/>
+      <w:lvlJc w:val="left"/>
+      <w:pPr>
+        <w:tabs>
+          <w:tab w:val="num" w:pos="3220"/>
+        </w:tabs>
+        <w:ind w:left="3220" w:hanging="360"/>
+      </w:pPr>
+    </w:lvl>
+    <w:lvl w:ilvl="4" w:tplc="04190019" w:tentative="1">
+      <w:start w:val="1"/>
+      <w:numFmt w:val="lowerLetter"/>
+      <w:lvlText w:val="%5."/>
+      <w:lvlJc w:val="left"/>
+      <w:pPr>
+        <w:tabs>
+          <w:tab w:val="num" w:pos="3940"/>
+        </w:tabs>
+        <w:ind w:left="3940" w:hanging="360"/>
+      </w:pPr>
+    </w:lvl>
+    <w:lvl w:ilvl="5" w:tplc="0419001B" w:tentative="1">
+      <w:start w:val="1"/>
+      <w:numFmt w:val="lowerRoman"/>
+      <w:lvlText w:val="%6."/>
+      <w:lvlJc w:val="right"/>
+      <w:pPr>
+        <w:tabs>
+          <w:tab w:val="num" w:pos="4660"/>
+        </w:tabs>
+        <w:ind w:left="4660" w:hanging="180"/>
+      </w:pPr>
+    </w:lvl>
+    <w:lvl w:ilvl="6" w:tplc="0419000F" w:tentative="1">
+      <w:start w:val="1"/>
+      <w:numFmt w:val="decimal"/>
+      <w:lvlText w:val="%7."/>
+      <w:lvlJc w:val="left"/>
+      <w:pPr>
+        <w:tabs>
+          <w:tab w:val="num" w:pos="5380"/>
+        </w:tabs>
+        <w:ind w:left="5380" w:hanging="360"/>
+      </w:pPr>
+    </w:lvl>
+    <w:lvl w:ilvl="7" w:tplc="04190019" w:tentative="1">
+      <w:start w:val="1"/>
+      <w:numFmt w:val="lowerLetter"/>
+      <w:lvlText w:val="%8."/>
+      <w:lvlJc w:val="left"/>
+      <w:pPr>
+        <w:tabs>
+          <w:tab w:val="num" w:pos="6100"/>
+        </w:tabs>
+        <w:ind w:left="6100" w:hanging="360"/>
+      </w:pPr>
+    </w:lvl>
+    <w:lvl w:ilvl="8" w:tplc="0419001B" w:tentative="1">
+      <w:start w:val="1"/>
+      <w:numFmt w:val="lowerRoman"/>
+      <w:lvlText w:val="%9."/>
+      <w:lvlJc w:val="right"/>
+      <w:pPr>
+        <w:tabs>
+          <w:tab w:val="num" w:pos="6820"/>
+        </w:tabs>
+        <w:ind w:left="6820" w:hanging="180"/>
+      </w:pPr>
+    </w:lvl>
+  </w:abstractNum>
+  <w:abstractNum w:abstractNumId="24" w15:restartNumberingAfterBreak="0">
     <w:nsid w:val="72380BC4"/>
     <w:multiLevelType w:val="multilevel"/>
     <w:tmpl w:val="AEF8DF96"/>
@@ -7907,7 +7561,7 @@
       </w:pPr>
     </w:lvl>
   </w:abstractNum>
-  <w:abstractNum w:abstractNumId="21">
+  <w:abstractNum w:abstractNumId="25" w15:restartNumberingAfterBreak="0">
     <w:nsid w:val="77A65E77"/>
     <w:multiLevelType w:val="multilevel"/>
     <w:tmpl w:val="7018A13E"/>
@@ -8056,65 +7710,178 @@
       </w:rPr>
     </w:lvl>
   </w:abstractNum>
-  <w:num w:numId="1">
+  <w:abstractNum w:abstractNumId="26" w15:restartNumberingAfterBreak="0">
+    <w:nsid w:val="7E043FFA"/>
+    <w:multiLevelType w:val="multilevel"/>
+    <w:tmpl w:val="46DCDB18"/>
+    <w:lvl w:ilvl="0">
+      <w:start w:val="1"/>
+      <w:numFmt w:val="decimal"/>
+      <w:lvlText w:val="%1."/>
+      <w:lvlJc w:val="left"/>
+      <w:pPr>
+        <w:tabs>
+          <w:tab w:val="num" w:pos="720"/>
+        </w:tabs>
+        <w:ind w:left="720" w:hanging="360"/>
+      </w:pPr>
+    </w:lvl>
+    <w:lvl w:ilvl="1">
+      <w:start w:val="1"/>
+      <w:numFmt w:val="decimal"/>
+      <w:lvlText w:val="%2."/>
+      <w:lvlJc w:val="left"/>
+      <w:pPr>
+        <w:ind w:left="1440" w:hanging="360"/>
+      </w:pPr>
+      <w:rPr>
+        <w:rFonts w:hint="default"/>
+      </w:rPr>
+    </w:lvl>
+    <w:lvl w:ilvl="2" w:tentative="1">
+      <w:start w:val="1"/>
+      <w:numFmt w:val="decimal"/>
+      <w:lvlText w:val="%3."/>
+      <w:lvlJc w:val="left"/>
+      <w:pPr>
+        <w:tabs>
+          <w:tab w:val="num" w:pos="2160"/>
+        </w:tabs>
+        <w:ind w:left="2160" w:hanging="360"/>
+      </w:pPr>
+    </w:lvl>
+    <w:lvl w:ilvl="3" w:tentative="1">
+      <w:start w:val="1"/>
+      <w:numFmt w:val="decimal"/>
+      <w:lvlText w:val="%4."/>
+      <w:lvlJc w:val="left"/>
+      <w:pPr>
+        <w:tabs>
+          <w:tab w:val="num" w:pos="2880"/>
+        </w:tabs>
+        <w:ind w:left="2880" w:hanging="360"/>
+      </w:pPr>
+    </w:lvl>
+    <w:lvl w:ilvl="4" w:tentative="1">
+      <w:start w:val="1"/>
+      <w:numFmt w:val="decimal"/>
+      <w:lvlText w:val="%5."/>
+      <w:lvlJc w:val="left"/>
+      <w:pPr>
+        <w:tabs>
+          <w:tab w:val="num" w:pos="3600"/>
+        </w:tabs>
+        <w:ind w:left="3600" w:hanging="360"/>
+      </w:pPr>
+    </w:lvl>
+    <w:lvl w:ilvl="5" w:tentative="1">
+      <w:start w:val="1"/>
+      <w:numFmt w:val="decimal"/>
+      <w:lvlText w:val="%6."/>
+      <w:lvlJc w:val="left"/>
+      <w:pPr>
+        <w:tabs>
+          <w:tab w:val="num" w:pos="4320"/>
+        </w:tabs>
+        <w:ind w:left="4320" w:hanging="360"/>
+      </w:pPr>
+    </w:lvl>
+    <w:lvl w:ilvl="6" w:tentative="1">
+      <w:start w:val="1"/>
+      <w:numFmt w:val="decimal"/>
+      <w:lvlText w:val="%7."/>
+      <w:lvlJc w:val="left"/>
+      <w:pPr>
+        <w:tabs>
+          <w:tab w:val="num" w:pos="5040"/>
+        </w:tabs>
+        <w:ind w:left="5040" w:hanging="360"/>
+      </w:pPr>
+    </w:lvl>
+    <w:lvl w:ilvl="7" w:tentative="1">
+      <w:start w:val="1"/>
+      <w:numFmt w:val="decimal"/>
+      <w:lvlText w:val="%8."/>
+      <w:lvlJc w:val="left"/>
+      <w:pPr>
+        <w:tabs>
+          <w:tab w:val="num" w:pos="5760"/>
+        </w:tabs>
+        <w:ind w:left="5760" w:hanging="360"/>
+      </w:pPr>
+    </w:lvl>
+    <w:lvl w:ilvl="8" w:tentative="1">
+      <w:start w:val="1"/>
+      <w:numFmt w:val="decimal"/>
+      <w:lvlText w:val="%9."/>
+      <w:lvlJc w:val="left"/>
+      <w:pPr>
+        <w:tabs>
+          <w:tab w:val="num" w:pos="6480"/>
+        </w:tabs>
+        <w:ind w:left="6480" w:hanging="360"/>
+      </w:pPr>
+    </w:lvl>
+  </w:abstractNum>
+  <w:num w:numId="1" w16cid:durableId="576286350">
+    <w:abstractNumId w:val="18"/>
+  </w:num>
+  <w:num w:numId="2" w16cid:durableId="1854801417">
+    <w:abstractNumId w:val="3"/>
+  </w:num>
+  <w:num w:numId="3" w16cid:durableId="1686446029">
+    <w:abstractNumId w:val="22"/>
+  </w:num>
+  <w:num w:numId="4" w16cid:durableId="730079217">
+    <w:abstractNumId w:val="20"/>
+  </w:num>
+  <w:num w:numId="5" w16cid:durableId="1218467084">
+    <w:abstractNumId w:val="4"/>
+  </w:num>
+  <w:num w:numId="6" w16cid:durableId="1511217119">
+    <w:abstractNumId w:val="0"/>
+  </w:num>
+  <w:num w:numId="7" w16cid:durableId="1429961396">
     <w:abstractNumId w:val="15"/>
   </w:num>
-  <w:num w:numId="2">
-    <w:abstractNumId w:val="2"/>
-  </w:num>
-  <w:num w:numId="3">
-    <w:abstractNumId w:val="19"/>
-  </w:num>
-  <w:num w:numId="4">
+  <w:num w:numId="8" w16cid:durableId="1089933763">
     <w:abstractNumId w:val="17"/>
   </w:num>
-  <w:num w:numId="5">
-    <w:abstractNumId w:val="3"/>
+  <w:num w:numId="9" w16cid:durableId="1165432593">
+    <w:abstractNumId w:val="21"/>
   </w:num>
-  <w:num w:numId="6">
+  <w:num w:numId="10" w16cid:durableId="1176072891">
     <w:abstractNumId w:val="0"/>
   </w:num>
-  <w:num w:numId="7">
-    <w:abstractNumId w:val="12"/>
-  </w:num>
-  <w:num w:numId="8">
-    <w:abstractNumId w:val="14"/>
-  </w:num>
-  <w:num w:numId="9">
-    <w:abstractNumId w:val="18"/>
-  </w:num>
-  <w:num w:numId="10">
+  <w:num w:numId="11" w16cid:durableId="1591548545">
     <w:abstractNumId w:val="0"/>
   </w:num>
-  <w:num w:numId="11">
+  <w:num w:numId="12" w16cid:durableId="605313421">
     <w:abstractNumId w:val="0"/>
   </w:num>
-  <w:num w:numId="12">
+  <w:num w:numId="13" w16cid:durableId="1130126629">
     <w:abstractNumId w:val="0"/>
   </w:num>
-  <w:num w:numId="13">
+  <w:num w:numId="14" w16cid:durableId="1700155003">
     <w:abstractNumId w:val="0"/>
   </w:num>
-  <w:num w:numId="14">
-    <w:abstractNumId w:val="0"/>
-  </w:num>
-  <w:num w:numId="15">
+  <w:num w:numId="15" w16cid:durableId="1162702395">
     <w:abstractNumId w:val="0"/>
     <w:lvlOverride w:ilvl="0">
       <w:startOverride w:val="1"/>
     </w:lvlOverride>
   </w:num>
-  <w:num w:numId="16">
+  <w:num w:numId="16" w16cid:durableId="27067046">
     <w:abstractNumId w:val="0"/>
   </w:num>
-  <w:num w:numId="17">
+  <w:num w:numId="17" w16cid:durableId="1921940915">
     <w:abstractNumId w:val="0"/>
   </w:num>
-  <w:num w:numId="18">
+  <w:num w:numId="18" w16cid:durableId="689449310">
     <w:abstractNumId w:val="0"/>
   </w:num>
-  <w:num w:numId="19">
-    <w:abstractNumId w:val="20"/>
+  <w:num w:numId="19" w16cid:durableId="1840080045">
+    <w:abstractNumId w:val="24"/>
     <w:lvlOverride w:ilvl="0">
       <w:startOverride w:val="1"/>
     </w:lvlOverride>
@@ -8143,50 +7910,65 @@
       <w:startOverride w:val="1"/>
     </w:lvlOverride>
   </w:num>
-  <w:num w:numId="20">
-    <w:abstractNumId w:val="20"/>
+  <w:num w:numId="20" w16cid:durableId="501548159">
+    <w:abstractNumId w:val="24"/>
   </w:num>
-  <w:num w:numId="21">
+  <w:num w:numId="21" w16cid:durableId="761491595">
+    <w:abstractNumId w:val="11"/>
+  </w:num>
+  <w:num w:numId="22" w16cid:durableId="2076850529">
+    <w:abstractNumId w:val="7"/>
+  </w:num>
+  <w:num w:numId="23" w16cid:durableId="1282224274">
+    <w:abstractNumId w:val="5"/>
+  </w:num>
+  <w:num w:numId="24" w16cid:durableId="1427308831">
+    <w:abstractNumId w:val="25"/>
+  </w:num>
+  <w:num w:numId="25" w16cid:durableId="2128697795">
+    <w:abstractNumId w:val="19"/>
+  </w:num>
+  <w:num w:numId="26" w16cid:durableId="537200784">
+    <w:abstractNumId w:val="16"/>
+  </w:num>
+  <w:num w:numId="27" w16cid:durableId="118914584">
+    <w:abstractNumId w:val="6"/>
+  </w:num>
+  <w:num w:numId="28" w16cid:durableId="61488684">
+    <w:abstractNumId w:val="2"/>
+  </w:num>
+  <w:num w:numId="29" w16cid:durableId="1926764024">
+    <w:abstractNumId w:val="12"/>
+  </w:num>
+  <w:num w:numId="30" w16cid:durableId="1061294133">
+    <w:abstractNumId w:val="13"/>
+  </w:num>
+  <w:num w:numId="31" w16cid:durableId="1418482474">
+    <w:abstractNumId w:val="8"/>
+  </w:num>
+  <w:num w:numId="32" w16cid:durableId="200480660">
     <w:abstractNumId w:val="9"/>
   </w:num>
-  <w:num w:numId="22">
-    <w:abstractNumId w:val="6"/>
+  <w:num w:numId="33" w16cid:durableId="1117680639">
+    <w:abstractNumId w:val="23"/>
   </w:num>
-  <w:num w:numId="23">
-    <w:abstractNumId w:val="4"/>
-  </w:num>
-  <w:num w:numId="24">
-    <w:abstractNumId w:val="21"/>
-  </w:num>
-  <w:num w:numId="25">
-    <w:abstractNumId w:val="16"/>
-  </w:num>
-  <w:num w:numId="26">
-    <w:abstractNumId w:val="13"/>
-  </w:num>
-  <w:num w:numId="27">
-    <w:abstractNumId w:val="5"/>
-  </w:num>
-  <w:num w:numId="28">
+  <w:num w:numId="34" w16cid:durableId="637758351">
     <w:abstractNumId w:val="1"/>
   </w:num>
-  <w:num w:numId="29">
+  <w:num w:numId="35" w16cid:durableId="1978608244">
     <w:abstractNumId w:val="10"/>
   </w:num>
-  <w:num w:numId="30">
-    <w:abstractNumId w:val="11"/>
+  <w:num w:numId="36" w16cid:durableId="241258561">
+    <w:abstractNumId w:val="14"/>
   </w:num>
-  <w:num w:numId="31">
-    <w:abstractNumId w:val="7"/>
-  </w:num>
-  <w:num w:numId="32">
-    <w:abstractNumId w:val="8"/>
+  <w:num w:numId="37" w16cid:durableId="227806985">
+    <w:abstractNumId w:val="26"/>
   </w:num>
 </w:numbering>
 </file>
 
 <file path=word/styles.xml><?xml version="1.0" encoding="utf-8"?>
-<w:styles xmlns:mc="http://schemas.openxmlformats.org/markup-compatibility/2006" xmlns:r="http://schemas.openxmlformats.org/officeDocument/2006/relationships" xmlns:w="http://schemas.openxmlformats.org/wordprocessingml/2006/main" xmlns:w14="http://schemas.microsoft.com/office/word/2010/wordml" xmlns:w15="http://schemas.microsoft.com/office/word/2012/wordml" mc:Ignorable="w14 w15">
+<w:styles xmlns:mc="http://schemas.openxmlformats.org/markup-compatibility/2006" xmlns:r="http://schemas.openxmlformats.org/officeDocument/2006/relationships" xmlns:w="http://schemas.openxmlformats.org/wordprocessingml/2006/main" xmlns:w14="http://schemas.microsoft.com/office/word/2010/wordml" xmlns:w15="http://schemas.microsoft.com/office/word/2012/wordml" xmlns:w16cex="http://schemas.microsoft.com/office/word/2018/wordml/cex" xmlns:w16cid="http://schemas.microsoft.com/office/word/2016/wordml/cid" xmlns:w16="http://schemas.microsoft.com/office/word/2018/wordml" xmlns:w16du="http://schemas.microsoft.com/office/word/2023/wordml/word16du" xmlns:w16sdtdh="http://schemas.microsoft.com/office/word/2020/wordml/sdtdatahash" xmlns:w16sdtfl="http://schemas.microsoft.com/office/word/2024/wordml/sdtformatlock" xmlns:w16se="http://schemas.microsoft.com/office/word/2015/wordml/symex" mc:Ignorable="w14 w15 w16se w16cid w16 w16cex w16sdtdh w16sdtfl w16du">
   <w:docDefaults>
     <w:rPrDefault>
       <w:rPr>
@@ -8196,7 +7978,7 @@
     </w:rPrDefault>
     <w:pPrDefault/>
   </w:docDefaults>
-  <w:latentStyles w:defLockedState="0" w:defUIPriority="99" w:defSemiHidden="0" w:defUnhideWhenUsed="0" w:defQFormat="0" w:count="371">
+  <w:latentStyles w:defLockedState="0" w:defUIPriority="99" w:defSemiHidden="0" w:defUnhideWhenUsed="0" w:defQFormat="0" w:count="376">
     <w:lsdException w:name="Normal" w:uiPriority="0" w:qFormat="1"/>
     <w:lsdException w:name="heading 1" w:uiPriority="9" w:qFormat="1"/>
     <w:lsdException w:name="heading 2" w:semiHidden="1" w:uiPriority="9" w:unhideWhenUsed="1" w:qFormat="1"/>
@@ -8568,6 +8350,11 @@
     <w:lsdException w:name="List Table 5 Dark Accent 6" w:uiPriority="50"/>
     <w:lsdException w:name="List Table 6 Colorful Accent 6" w:uiPriority="51"/>
     <w:lsdException w:name="List Table 7 Colorful Accent 6" w:uiPriority="52"/>
+    <w:lsdException w:name="Mention" w:semiHidden="1" w:unhideWhenUsed="1"/>
+    <w:lsdException w:name="Smart Hyperlink" w:semiHidden="1" w:unhideWhenUsed="1"/>
+    <w:lsdException w:name="Hashtag" w:semiHidden="1" w:unhideWhenUsed="1"/>
+    <w:lsdException w:name="Unresolved Mention" w:semiHidden="1" w:unhideWhenUsed="1"/>
+    <w:lsdException w:name="Smart Link" w:semiHidden="1" w:unhideWhenUsed="1"/>
   </w:latentStyles>
   <w:style w:type="paragraph" w:default="1" w:styleId="a0">
     <w:name w:val="Normal"/>
@@ -8789,6 +8576,7 @@
   <w:style w:type="character" w:default="1" w:styleId="a1">
     <w:name w:val="Default Paragraph Font"/>
     <w:uiPriority w:val="1"/>
+    <w:semiHidden/>
     <w:unhideWhenUsed/>
   </w:style>
   <w:style w:type="table" w:default="1" w:styleId="a2">
@@ -8962,7 +8750,7 @@
     </w:rPr>
   </w:style>
   <w:style w:type="character" w:customStyle="1" w:styleId="a5">
-    <w:name w:val="Название Знак"/>
+    <w:name w:val="Заголовок Знак"/>
     <w:link w:val="a4"/>
     <w:uiPriority w:val="10"/>
     <w:rsid w:val="00BC167E"/>
@@ -9496,7 +9284,6 @@
     <w:uiPriority w:val="59"/>
     <w:rsid w:val="003F1D21"/>
     <w:tblPr>
-      <w:tblInd w:w="0" w:type="dxa"/>
       <w:tblBorders>
         <w:top w:val="single" w:sz="4" w:space="0" w:color="auto"/>
         <w:left w:val="single" w:sz="4" w:space="0" w:color="auto"/>
@@ -9505,12 +9292,6 @@
         <w:insideH w:val="single" w:sz="4" w:space="0" w:color="auto"/>
         <w:insideV w:val="single" w:sz="4" w:space="0" w:color="auto"/>
       </w:tblBorders>
-      <w:tblCellMar>
-        <w:top w:w="0" w:type="dxa"/>
-        <w:left w:w="108" w:type="dxa"/>
-        <w:bottom w:w="0" w:type="dxa"/>
-        <w:right w:w="108" w:type="dxa"/>
-      </w:tblCellMar>
     </w:tblPr>
   </w:style>
   <w:style w:type="paragraph" w:customStyle="1" w:styleId="aff9">
@@ -9815,6 +9596,53 @@
     <w:basedOn w:val="a1"/>
     <w:rsid w:val="00667B63"/>
   </w:style>
+  <w:style w:type="paragraph" w:customStyle="1" w:styleId="afff9">
+    <w:basedOn w:val="a0"/>
+    <w:next w:val="afffa"/>
+    <w:rsid w:val="00C335C1"/>
+    <w:pPr>
+      <w:spacing w:before="100" w:beforeAutospacing="1" w:after="100" w:afterAutospacing="1"/>
+      <w:ind w:firstLine="0"/>
+      <w:jc w:val="left"/>
+    </w:pPr>
+    <w:rPr>
+      <w:rFonts w:ascii="Arial Unicode MS" w:eastAsia="Arial Unicode MS" w:hAnsi="Arial Unicode MS" w:cs="Arial Unicode MS"/>
+      <w:color w:val="000000"/>
+      <w:sz w:val="24"/>
+      <w:szCs w:val="24"/>
+      <w:lang w:eastAsia="ru-RU"/>
+    </w:rPr>
+  </w:style>
+  <w:style w:type="paragraph" w:styleId="afffa">
+    <w:name w:val="Normal (Web)"/>
+    <w:basedOn w:val="a0"/>
+    <w:uiPriority w:val="99"/>
+    <w:semiHidden/>
+    <w:unhideWhenUsed/>
+    <w:rsid w:val="00C335C1"/>
+    <w:rPr>
+      <w:sz w:val="24"/>
+      <w:szCs w:val="24"/>
+    </w:rPr>
+  </w:style>
+  <w:style w:type="character" w:customStyle="1" w:styleId="qwen-markdown-text">
+    <w:name w:val="qwen-markdown-text"/>
+    <w:basedOn w:val="a1"/>
+    <w:rsid w:val="00F147EB"/>
+  </w:style>
+  <w:style w:type="character" w:styleId="HTML">
+    <w:name w:val="HTML Code"/>
+    <w:basedOn w:val="a1"/>
+    <w:uiPriority w:val="99"/>
+    <w:semiHidden/>
+    <w:unhideWhenUsed/>
+    <w:rsid w:val="00F147EB"/>
+    <w:rPr>
+      <w:rFonts w:ascii="Courier New" w:eastAsia="Times New Roman" w:hAnsi="Courier New" w:cs="Courier New"/>
+      <w:sz w:val="20"/>
+      <w:szCs w:val="20"/>
+    </w:rPr>
+  </w:style>
 </w:styles>
 </file>
 
